--- a/학습법_안내문서/공부방법_안내문.docx
+++ b/학습법_안내문서/공부방법_안내문.docx
@@ -188,8 +188,8 @@
       <w:r>
         <w:rPr>
           <w:rFonts w:ascii="ChangwonDangamRound" w:cs="ChangwonDangamRound" w:eastAsia="ChangwonDangamRound" w:hAnsi="ChangwonDangamRound"/>
-          <w:sz w:val="24"/>
-          <w:szCs w:val="24"/>
+          <w:sz w:val="22"/>
+          <w:szCs w:val="22"/>
         </w:rPr>
         <w:t xml:space="preserve">평가는 "점수를 매기는 일"만이 아니에요. 내가 얼마나 알고 있는지 확인하고, 부족한 부분을 찾아 고치게 도와주는 일이에요. 선생님도 평가 결과를 보고 우리를 어떻게 도울지 정해요.</w:t>
       </w:r>
@@ -206,8 +206,8 @@
       <w:r>
         <w:rPr>
           <w:rFonts w:ascii="ChangwonDangamRound" w:cs="ChangwonDangamRound" w:eastAsia="ChangwonDangamRound" w:hAnsi="ChangwonDangamRound"/>
-          <w:sz w:val="24"/>
-          <w:szCs w:val="24"/>
+          <w:sz w:val="22"/>
+          <w:szCs w:val="22"/>
         </w:rPr>
         <w:t xml:space="preserve">지금 내 실력을 알 수 있어요.</w:t>
       </w:r>
@@ -224,8 +224,8 @@
       <w:r>
         <w:rPr>
           <w:rFonts w:ascii="ChangwonDangamRound" w:cs="ChangwonDangamRound" w:eastAsia="ChangwonDangamRound" w:hAnsi="ChangwonDangamRound"/>
-          <w:sz w:val="24"/>
-          <w:szCs w:val="24"/>
+          <w:sz w:val="22"/>
+          <w:szCs w:val="22"/>
         </w:rPr>
         <w:t xml:space="preserve">틀린 곳을 찾아 다시 공부할 수 있어요.</w:t>
       </w:r>
@@ -242,8 +242,8 @@
       <w:r>
         <w:rPr>
           <w:rFonts w:ascii="ChangwonDangamRound" w:cs="ChangwonDangamRound" w:eastAsia="ChangwonDangamRound" w:hAnsi="ChangwonDangamRound"/>
-          <w:sz w:val="24"/>
-          <w:szCs w:val="24"/>
+          <w:sz w:val="22"/>
+          <w:szCs w:val="22"/>
         </w:rPr>
         <w:t xml:space="preserve">시험 전에 무엇을 먼저 봐야 할지 알 수 있어요.</w:t>
       </w:r>
@@ -274,8 +274,8 @@
       <w:r>
         <w:rPr>
           <w:rFonts w:ascii="ChangwonDangamRound" w:cs="ChangwonDangamRound" w:eastAsia="ChangwonDangamRound" w:hAnsi="ChangwonDangamRound"/>
-          <w:sz w:val="24"/>
-          <w:szCs w:val="24"/>
+          <w:sz w:val="22"/>
+          <w:szCs w:val="22"/>
         </w:rPr>
         <w:t xml:space="preserve">평가는 하는 때에 따라 세 가지로 나눠요. 이름을 알아 두면 공부 계획을 세우기 쉬워요.</w:t>
       </w:r>
@@ -850,8 +850,8 @@
       <w:r>
         <w:rPr>
           <w:rFonts w:ascii="ChangwonDangamRound" w:cs="ChangwonDangamRound" w:eastAsia="ChangwonDangamRound" w:hAnsi="ChangwonDangamRound"/>
-          <w:sz w:val="24"/>
-          <w:szCs w:val="24"/>
+          <w:sz w:val="22"/>
+          <w:szCs w:val="22"/>
         </w:rPr>
         <w:t xml:space="preserve">좋은 평가 공부는 좋은 노트에서 시작해요. 수업을 들으면서 바로 만드는 노트예요.</w:t>
       </w:r>
@@ -868,8 +868,8 @@
       <w:r>
         <w:rPr>
           <w:rFonts w:ascii="ChangwonDangamRound" w:cs="ChangwonDangamRound" w:eastAsia="ChangwonDangamRound" w:hAnsi="ChangwonDangamRound"/>
-          <w:sz w:val="24"/>
-          <w:szCs w:val="24"/>
+          <w:sz w:val="22"/>
+          <w:szCs w:val="22"/>
         </w:rPr>
         <w:t xml:space="preserve">선생님 말씀을 들으면서 바로 짧게 줄여서 적어요.</w:t>
       </w:r>
@@ -886,8 +886,8 @@
       <w:r>
         <w:rPr>
           <w:rFonts w:ascii="ChangwonDangamRound" w:cs="ChangwonDangamRound" w:eastAsia="ChangwonDangamRound" w:hAnsi="ChangwonDangamRound"/>
-          <w:sz w:val="24"/>
-          <w:szCs w:val="24"/>
+          <w:sz w:val="22"/>
+          <w:szCs w:val="22"/>
         </w:rPr>
         <w:t xml:space="preserve">단원이 바뀔 때마다 단원 포스트잇을 붙여요. </w:t>
       </w:r>
@@ -896,8 +896,8 @@
           <w:rFonts w:ascii="ChangwonDangamRound" w:cs="ChangwonDangamRound" w:eastAsia="ChangwonDangamRound" w:hAnsi="ChangwonDangamRound"/>
           <w:b/>
           <w:bCs/>
-          <w:sz w:val="24"/>
-          <w:szCs w:val="24"/>
+          <w:sz w:val="22"/>
+          <w:szCs w:val="22"/>
         </w:rPr>
         <w:t xml:space="preserve">(꼭 해야 해요)</w:t>
       </w:r>
@@ -914,8 +914,8 @@
       <w:r>
         <w:rPr>
           <w:rFonts w:ascii="ChangwonDangamRound" w:cs="ChangwonDangamRound" w:eastAsia="ChangwonDangamRound" w:hAnsi="ChangwonDangamRound"/>
-          <w:sz w:val="24"/>
-          <w:szCs w:val="24"/>
+          <w:sz w:val="22"/>
+          <w:szCs w:val="22"/>
         </w:rPr>
         <w:t xml:space="preserve">중요한 정도에 따라 펜 색을 달리해요. </w:t>
       </w:r>
@@ -924,8 +924,8 @@
           <w:rFonts w:ascii="ChangwonDangamRound" w:cs="ChangwonDangamRound" w:eastAsia="ChangwonDangamRound" w:hAnsi="ChangwonDangamRound"/>
           <w:b/>
           <w:bCs/>
-          <w:sz w:val="24"/>
-          <w:szCs w:val="24"/>
+          <w:sz w:val="22"/>
+          <w:szCs w:val="22"/>
         </w:rPr>
         <w:t xml:space="preserve">(꼭 해야 해요)</w:t>
       </w:r>
@@ -1083,7 +1083,7 @@
                 <w:sz w:val="22"/>
                 <w:szCs w:val="22"/>
               </w:rPr>
-              <w:t xml:space="preserve">1순위 (가장 중요)</w:t>
+              <w:t xml:space="preserve">가장 중요</w:t>
             </w:r>
           </w:p>
         </w:tc>
@@ -1145,7 +1145,7 @@
                 <w:sz w:val="22"/>
                 <w:szCs w:val="22"/>
               </w:rPr>
-              <w:t xml:space="preserve">꼭 외워야 하는 것</w:t>
+              <w:t xml:space="preserve">꼭 외울 것</w:t>
             </w:r>
           </w:p>
         </w:tc>
@@ -1182,7 +1182,7 @@
                 <w:sz w:val="22"/>
                 <w:szCs w:val="22"/>
               </w:rPr>
-              <w:t xml:space="preserve">2순위</w:t>
+              <w:t xml:space="preserve">두 번째</w:t>
             </w:r>
           </w:p>
         </w:tc>
@@ -1281,7 +1281,7 @@
                 <w:sz w:val="22"/>
                 <w:szCs w:val="22"/>
               </w:rPr>
-              <w:t xml:space="preserve">3순위</w:t>
+              <w:t xml:space="preserve">세 번째</w:t>
             </w:r>
           </w:p>
         </w:tc>
@@ -1380,7 +1380,7 @@
                 <w:sz w:val="22"/>
                 <w:szCs w:val="22"/>
               </w:rPr>
-              <w:t xml:space="preserve">4순위</w:t>
+              <w:t xml:space="preserve">네 번째</w:t>
             </w:r>
           </w:p>
         </w:tc>
@@ -1479,8 +1479,8 @@
       <w:r>
         <w:rPr>
           <w:rFonts w:ascii="ChangwonDangamRound" w:cs="ChangwonDangamRound" w:eastAsia="ChangwonDangamRound" w:hAnsi="ChangwonDangamRound"/>
-          <w:sz w:val="24"/>
-          <w:szCs w:val="24"/>
+          <w:sz w:val="22"/>
+          <w:szCs w:val="22"/>
         </w:rPr>
         <w:t xml:space="preserve">아래 순서대로 하면 틀린 곳이 점점 줄어들어요.</w:t>
       </w:r>
@@ -1506,8 +1506,8 @@
       <w:r>
         <w:rPr>
           <w:rFonts w:ascii="ChangwonDangamRound" w:cs="ChangwonDangamRound" w:eastAsia="ChangwonDangamRound" w:hAnsi="ChangwonDangamRound"/>
-          <w:sz w:val="24"/>
-          <w:szCs w:val="24"/>
+          <w:sz w:val="22"/>
+          <w:szCs w:val="22"/>
         </w:rPr>
         <w:t xml:space="preserve">단원 제목을 보고 "내가 아는 것"과 "모르는 것"을 나눠 적어 봐요. 모르는 것을 중심으로 수업을 들어요.</w:t>
       </w:r>
@@ -1533,10 +1533,10 @@
       <w:r>
         <w:rPr>
           <w:rFonts w:ascii="ChangwonDangamRound" w:cs="ChangwonDangamRound" w:eastAsia="ChangwonDangamRound" w:hAnsi="ChangwonDangamRound"/>
-          <w:sz w:val="24"/>
-          <w:szCs w:val="24"/>
-        </w:rPr>
-        <w:t xml:space="preserve">중요한 정도에 맞춰 개념을 쓰는 단답형 문제를 풀어요. (예: "형성평가란 무엇인가요?" → 짧게 한두 줄로 써요.)</w:t>
+          <w:sz w:val="22"/>
+          <w:szCs w:val="22"/>
+        </w:rPr>
+        <w:t xml:space="preserve">중요한 것부터 짧은 문제(단답형)를 풀어요. (예: "형성평가란 무엇인가요?" → 한두 줄로 써요.)</w:t>
       </w:r>
     </w:p>
     <w:p>
@@ -1551,10 +1551,10 @@
       <w:r>
         <w:rPr>
           <w:rFonts w:ascii="ChangwonDangamRound" w:cs="ChangwonDangamRound" w:eastAsia="ChangwonDangamRound" w:hAnsi="ChangwonDangamRound"/>
-          <w:sz w:val="24"/>
-          <w:szCs w:val="24"/>
-        </w:rPr>
-        <w:t xml:space="preserve">틀린 개념은 노트에서 노란 형광펜으로 표시해요.</w:t>
+          <w:sz w:val="22"/>
+          <w:szCs w:val="22"/>
+        </w:rPr>
+        <w:t xml:space="preserve">틀린 내용은 노트에서 노란 형광펜으로 표시해요.</w:t>
       </w:r>
     </w:p>
     <w:p>
@@ -1569,8 +1569,8 @@
       <w:r>
         <w:rPr>
           <w:rFonts w:ascii="ChangwonDangamRound" w:cs="ChangwonDangamRound" w:eastAsia="ChangwonDangamRound" w:hAnsi="ChangwonDangamRound"/>
-          <w:sz w:val="24"/>
-          <w:szCs w:val="24"/>
+          <w:sz w:val="22"/>
+          <w:szCs w:val="22"/>
         </w:rPr>
         <w:t xml:space="preserve">형광펜 부분에는 작은 포스트잇을 붙여요. 단원 포스트잇과 모양이나 색이 달라야 해요.</w:t>
       </w:r>
@@ -1596,10 +1596,10 @@
       <w:r>
         <w:rPr>
           <w:rFonts w:ascii="ChangwonDangamRound" w:cs="ChangwonDangamRound" w:eastAsia="ChangwonDangamRound" w:hAnsi="ChangwonDangamRound"/>
-          <w:sz w:val="24"/>
-          <w:szCs w:val="24"/>
-        </w:rPr>
-        <w:t xml:space="preserve">같은 내용을 개념을 쓰는 단답형으로 한 번 더 풀어요.</w:t>
+          <w:sz w:val="22"/>
+          <w:szCs w:val="22"/>
+        </w:rPr>
+        <w:t xml:space="preserve">같은 내용을 짧은 문제(단답형)로 한 번 더 풀어요.</w:t>
       </w:r>
     </w:p>
     <w:p>
@@ -1614,10 +1614,10 @@
       <w:r>
         <w:rPr>
           <w:rFonts w:ascii="ChangwonDangamRound" w:cs="ChangwonDangamRound" w:eastAsia="ChangwonDangamRound" w:hAnsi="ChangwonDangamRound"/>
-          <w:sz w:val="24"/>
-          <w:szCs w:val="24"/>
-        </w:rPr>
-        <w:t xml:space="preserve">새로 틀린 개념 → 노란 형광펜 + 작은 포스트잇</w:t>
+          <w:sz w:val="22"/>
+          <w:szCs w:val="22"/>
+        </w:rPr>
+        <w:t xml:space="preserve">새로 틀린 내용 → 노란 형광펜 + 작은 포스트잇</w:t>
       </w:r>
     </w:p>
     <w:p>
@@ -1632,10 +1632,10 @@
       <w:r>
         <w:rPr>
           <w:rFonts w:ascii="ChangwonDangamRound" w:cs="ChangwonDangamRound" w:eastAsia="ChangwonDangamRound" w:hAnsi="ChangwonDangamRound"/>
-          <w:sz w:val="24"/>
-          <w:szCs w:val="24"/>
-        </w:rPr>
-        <w:t xml:space="preserve">이미 노란 형광펜이 있는데 또 틀린 개념 → 빨간 별 + 포스트잇</w:t>
+          <w:sz w:val="22"/>
+          <w:szCs w:val="22"/>
+        </w:rPr>
+        <w:t xml:space="preserve">이미 노란 형광펜이 있는데 또 틀린 내용 → 빨간 별 + 포스트잇</w:t>
       </w:r>
     </w:p>
     <w:p>
@@ -1659,10 +1659,10 @@
       <w:r>
         <w:rPr>
           <w:rFonts w:ascii="ChangwonDangamRound" w:cs="ChangwonDangamRound" w:eastAsia="ChangwonDangamRound" w:hAnsi="ChangwonDangamRound"/>
-          <w:sz w:val="24"/>
-          <w:szCs w:val="24"/>
-        </w:rPr>
-        <w:t xml:space="preserve">실제 시험처럼 시간을 정해 놓고 문제를 풀어요. 틀린 개념은 위와 같은 방법으로 표시해요.</w:t>
+          <w:sz w:val="22"/>
+          <w:szCs w:val="22"/>
+        </w:rPr>
+        <w:t xml:space="preserve">실제 시험처럼 시간을 정해 놓고 문제를 풀어요. 틀린 내용은 위와 같은 방법으로 표시해요.</w:t>
       </w:r>
     </w:p>
     <w:p>
@@ -1686,10 +1686,10 @@
       <w:r>
         <w:rPr>
           <w:rFonts w:ascii="ChangwonDangamRound" w:cs="ChangwonDangamRound" w:eastAsia="ChangwonDangamRound" w:hAnsi="ChangwonDangamRound"/>
-          <w:sz w:val="24"/>
-          <w:szCs w:val="24"/>
-        </w:rPr>
-        <w:t xml:space="preserve">새로 공부하지 말고, 노트에서 형광펜과 별 표시가 있는 곳만 훑어봐요.</w:t>
+          <w:sz w:val="22"/>
+          <w:szCs w:val="22"/>
+        </w:rPr>
+        <w:t xml:space="preserve">새로 공부하지 말고, 노트에서 형광펜과 별 표시가 있는 곳만 빠르게 읽어 봐요.</w:t>
       </w:r>
     </w:p>
     <w:p>
@@ -1876,7 +1876,7 @@
                 <w:sz w:val="22"/>
                 <w:szCs w:val="22"/>
               </w:rPr>
-              <w:t xml:space="preserve">제목을 눈에 띄게 적기</w:t>
+              <w:t xml:space="preserve">제목을 크게 적기</w:t>
             </w:r>
           </w:p>
         </w:tc>
@@ -1944,7 +1944,7 @@
                 <w:sz w:val="22"/>
                 <w:szCs w:val="22"/>
               </w:rPr>
-              <w:t xml:space="preserve">처음 틀림 (1차 오답)</w:t>
+              <w:t xml:space="preserve">처음 틀림</w:t>
             </w:r>
           </w:p>
         </w:tc>
@@ -2043,7 +2043,7 @@
                 <w:sz w:val="22"/>
                 <w:szCs w:val="22"/>
               </w:rPr>
-              <w:t xml:space="preserve">또 틀림 (2차 오답)</w:t>
+              <w:t xml:space="preserve">또 틀림</w:t>
             </w:r>
           </w:p>
         </w:tc>
@@ -2312,7 +2312,7 @@
                 <w:sz w:val="22"/>
                 <w:szCs w:val="22"/>
               </w:rPr>
-              <w:t xml:space="preserve">요약해서 적은 필기 / 회색 형광펜으로 제목 구분 / 형광펜으로 1차 오답 표시 (사진은 빨강 계열 형광펜, 이 문서는 노란색 기준) / 빨간 별로 2차 오답 표시</w:t>
+              <w:t xml:space="preserve">요약해서 적은 필기 / 회색 형광펜으로 제목 구분 / 형광펜으로 처음 틀린 곳 표시 (사진은 빨강 계열 형광펜, 이 문서는 노란색 기준) / 빨간 별로 또 틀린 곳 표시</w:t>
             </w:r>
           </w:p>
           <w:p>
@@ -2392,10 +2392,10 @@
       <w:r>
         <w:rPr>
           <w:rFonts w:ascii="ChangwonDangamRound" w:cs="ChangwonDangamRound" w:eastAsia="ChangwonDangamRound" w:hAnsi="ChangwonDangamRound"/>
-          <w:sz w:val="24"/>
-          <w:szCs w:val="24"/>
-        </w:rPr>
-        <w:t xml:space="preserve">말을 그대로 받아 적지 않고, 핵심 낱말만 골라 적어요.</w:t>
+          <w:sz w:val="22"/>
+          <w:szCs w:val="22"/>
+        </w:rPr>
+        <w:t xml:space="preserve">말을 그대로 받아 적지 않고, 중요한 낱말만 골라 적어요.</w:t>
       </w:r>
     </w:p>
     <w:p>
@@ -2410,10 +2410,10 @@
       <w:r>
         <w:rPr>
           <w:rFonts w:ascii="ChangwonDangamRound" w:cs="ChangwonDangamRound" w:eastAsia="ChangwonDangamRound" w:hAnsi="ChangwonDangamRound"/>
-          <w:sz w:val="24"/>
-          <w:szCs w:val="24"/>
-        </w:rPr>
-        <w:t xml:space="preserve">줄을 나누고 화살표(→)로 이어서 관계가 보이게 해요.</w:t>
+          <w:sz w:val="22"/>
+          <w:szCs w:val="22"/>
+        </w:rPr>
+        <w:t xml:space="preserve">줄을 나누고 화살표(→)로 이어서 서로 어떤 관계인지 보이게 해요.</w:t>
       </w:r>
     </w:p>
     <w:p>
@@ -2428,8 +2428,8 @@
       <w:r>
         <w:rPr>
           <w:rFonts w:ascii="ChangwonDangamRound" w:cs="ChangwonDangamRound" w:eastAsia="ChangwonDangamRound" w:hAnsi="ChangwonDangamRound"/>
-          <w:sz w:val="24"/>
-          <w:szCs w:val="24"/>
+          <w:sz w:val="22"/>
+          <w:szCs w:val="22"/>
         </w:rPr>
         <w:t xml:space="preserve">긴 내용은 "가, 나, 다"처럼 번호를 붙여 줄여요.</w:t>
       </w:r>
@@ -2446,10 +2446,10 @@
       <w:r>
         <w:rPr>
           <w:rFonts w:ascii="ChangwonDangamRound" w:cs="ChangwonDangamRound" w:eastAsia="ChangwonDangamRound" w:hAnsi="ChangwonDangamRound"/>
-          <w:sz w:val="24"/>
-          <w:szCs w:val="24"/>
-        </w:rPr>
-        <w:t xml:space="preserve">코넬 노트: 종이를 나눠 왼쪽엔 핵심 낱말, 오른쪽엔 설명, 맨 아래엔 한 줄 요약을 적어요.</w:t>
+          <w:sz w:val="22"/>
+          <w:szCs w:val="22"/>
+        </w:rPr>
+        <w:t xml:space="preserve">칸 나누기 노트(코넬 노트): 종이를 나눠 왼쪽엔 중요한 낱말, 오른쪽엔 설명, 맨 아래엔 한 줄 요약을 써요.</w:t>
       </w:r>
     </w:p>
     <w:p>
@@ -2464,10 +2464,10 @@
       <w:r>
         <w:rPr>
           <w:rFonts w:ascii="ChangwonDangamRound" w:cs="ChangwonDangamRound" w:eastAsia="ChangwonDangamRound" w:hAnsi="ChangwonDangamRound"/>
-          <w:sz w:val="24"/>
-          <w:szCs w:val="24"/>
-        </w:rPr>
-        <w:t xml:space="preserve">외울 때는 눈으로만 읽지 말고, 가리고 떠올려서 직접 써 봐요. 꺼내 쓸수록 오래 기억돼요.</w:t>
+          <w:sz w:val="22"/>
+          <w:szCs w:val="22"/>
+        </w:rPr>
+        <w:t xml:space="preserve">외울 때는 읽기만 하지 말고, 가리고 떠올려서 직접 써 봐요. 떠올려 쓸수록 오래 기억돼요.</w:t>
       </w:r>
     </w:p>
     <w:p>
@@ -2496,8 +2496,8 @@
       <w:r>
         <w:rPr>
           <w:rFonts w:ascii="ChangwonDangamRound" w:cs="ChangwonDangamRound" w:eastAsia="ChangwonDangamRound" w:hAnsi="ChangwonDangamRound"/>
-          <w:sz w:val="24"/>
-          <w:szCs w:val="24"/>
+          <w:sz w:val="22"/>
+          <w:szCs w:val="22"/>
         </w:rPr>
         <w:t xml:space="preserve">노트 정리와 한 장 정리본은 쓰임이 달라요. 중1 시험에는 보통 노트 정리가 알맞고, 한 장 정리본은 넓은 범위를 볼 때 도전해 봐요.</w:t>
       </w:r>
@@ -2712,7 +2712,7 @@
                 <w:sz w:val="22"/>
                 <w:szCs w:val="22"/>
               </w:rPr>
-              <w:t xml:space="preserve">수능처럼 한 과목 전체를 한눈에 볼 때</w:t>
+              <w:t xml:space="preserve">수능처럼 한 과목 전체를 한 번에 볼 때</w:t>
             </w:r>
           </w:p>
         </w:tc>
@@ -2928,373 +2928,11 @@
       <w:r>
         <w:rPr>
           <w:rFonts w:ascii="ChangwonDangamRound" w:cs="ChangwonDangamRound" w:eastAsia="ChangwonDangamRound" w:hAnsi="ChangwonDangamRound"/>
-          <w:sz w:val="24"/>
-          <w:szCs w:val="24"/>
-        </w:rPr>
-        <w:t xml:space="preserve">한 장 정리본 색 규칙</w:t>
-      </w:r>
-    </w:p>
-    <w:tbl>
-      <w:tblPr>
-        <w:tblW w:type="dxa" w:w="9638"/>
-        <w:tblBorders>
-          <w:top w:val="single" w:color="auto" w:sz="4"/>
-          <w:left w:val="single" w:color="auto" w:sz="4"/>
-          <w:bottom w:val="single" w:color="auto" w:sz="4"/>
-          <w:right w:val="single" w:color="auto" w:sz="4"/>
-          <w:insideH w:val="single" w:color="auto" w:sz="4"/>
-          <w:insideV w:val="single" w:color="auto" w:sz="4"/>
-        </w:tblBorders>
-      </w:tblPr>
-      <w:tblGrid>
-        <w:gridCol w:w="2500"/>
-        <w:gridCol w:w="7138"/>
-      </w:tblGrid>
-      <w:tr>
-        <w:trPr>
-          <w:cantSplit/>
-          <w:tblHeader/>
-        </w:trPr>
-        <w:tc>
-          <w:tcPr>
-            <w:tcW w:type="dxa" w:w="2500"/>
-            <w:tcBorders>
-              <w:top w:val="single" w:color="000000" w:sz="4"/>
-              <w:left w:val="single" w:color="000000" w:sz="4"/>
-              <w:bottom w:val="single" w:color="000000" w:sz="4"/>
-              <w:right w:val="single" w:color="000000" w:sz="4"/>
-            </w:tcBorders>
-            <w:shd w:fill="E8E8DF" w:color="auto" w:val="clear"/>
-            <w:tcMar>
-              <w:top w:type="dxa" w:w="80"/>
-              <w:left w:type="dxa" w:w="110"/>
-              <w:bottom w:type="dxa" w:w="80"/>
-              <w:right w:type="dxa" w:w="110"/>
-            </w:tcMar>
-          </w:tcPr>
-          <w:p>
-            <w:pPr>
-              <w:spacing w:after="40" w:line="320"/>
-            </w:pPr>
-            <w:r>
-              <w:rPr>
-                <w:rFonts w:ascii="ChangwonDangamAsac Bold" w:cs="ChangwonDangamAsac Bold" w:eastAsia="ChangwonDangamAsac Bold" w:hAnsi="ChangwonDangamAsac Bold"/>
-                <w:sz w:val="22"/>
-                <w:szCs w:val="22"/>
-              </w:rPr>
-              <w:t xml:space="preserve">색</w:t>
-            </w:r>
-          </w:p>
-        </w:tc>
-        <w:tc>
-          <w:tcPr>
-            <w:tcW w:type="dxa" w:w="7138"/>
-            <w:tcBorders>
-              <w:top w:val="single" w:color="000000" w:sz="4"/>
-              <w:left w:val="single" w:color="000000" w:sz="4"/>
-              <w:bottom w:val="single" w:color="000000" w:sz="4"/>
-              <w:right w:val="single" w:color="000000" w:sz="4"/>
-            </w:tcBorders>
-            <w:shd w:fill="E8E8DF" w:color="auto" w:val="clear"/>
-            <w:tcMar>
-              <w:top w:type="dxa" w:w="80"/>
-              <w:left w:type="dxa" w:w="110"/>
-              <w:bottom w:type="dxa" w:w="80"/>
-              <w:right w:type="dxa" w:w="110"/>
-            </w:tcMar>
-          </w:tcPr>
-          <w:p>
-            <w:pPr>
-              <w:spacing w:after="40" w:line="320"/>
-            </w:pPr>
-            <w:r>
-              <w:rPr>
-                <w:rFonts w:ascii="ChangwonDangamAsac Bold" w:cs="ChangwonDangamAsac Bold" w:eastAsia="ChangwonDangamAsac Bold" w:hAnsi="ChangwonDangamAsac Bold"/>
-                <w:sz w:val="22"/>
-                <w:szCs w:val="22"/>
-              </w:rPr>
-              <w:t xml:space="preserve">뜻</w:t>
-            </w:r>
-          </w:p>
-        </w:tc>
-      </w:tr>
-      <w:tr>
-        <w:trPr>
-          <w:cantSplit/>
-          <w:tblHeader w:val="false"/>
-        </w:trPr>
-        <w:tc>
-          <w:tcPr>
-            <w:tcW w:type="dxa" w:w="2500"/>
-            <w:tcBorders>
-              <w:top w:val="single" w:color="000000" w:sz="4"/>
-              <w:left w:val="single" w:color="000000" w:sz="4"/>
-              <w:bottom w:val="single" w:color="000000" w:sz="4"/>
-              <w:right w:val="single" w:color="000000" w:sz="4"/>
-            </w:tcBorders>
-            <w:shd w:fill="F4F4EE" w:color="auto" w:val="clear"/>
-            <w:tcMar>
-              <w:top w:type="dxa" w:w="80"/>
-              <w:left w:type="dxa" w:w="110"/>
-              <w:bottom w:type="dxa" w:w="80"/>
-              <w:right w:type="dxa" w:w="110"/>
-            </w:tcMar>
-          </w:tcPr>
-          <w:p>
-            <w:pPr>
-              <w:spacing w:after="40" w:line="320"/>
-            </w:pPr>
-            <w:r>
-              <w:rPr>
-                <w:rFonts w:ascii="ChangwonDangamRound" w:cs="ChangwonDangamRound" w:eastAsia="ChangwonDangamRound" w:hAnsi="ChangwonDangamRound"/>
-                <w:sz w:val="22"/>
-                <w:szCs w:val="22"/>
-              </w:rPr>
-              <w:t xml:space="preserve">빨강</w:t>
-            </w:r>
-          </w:p>
-        </w:tc>
-        <w:tc>
-          <w:tcPr>
-            <w:tcW w:type="dxa" w:w="7138"/>
-            <w:tcBorders>
-              <w:top w:val="single" w:color="000000" w:sz="4"/>
-              <w:left w:val="single" w:color="000000" w:sz="4"/>
-              <w:bottom w:val="single" w:color="000000" w:sz="4"/>
-              <w:right w:val="single" w:color="000000" w:sz="4"/>
-            </w:tcBorders>
-            <w:shd w:fill="FFFFFF" w:color="auto" w:val="clear"/>
-            <w:tcMar>
-              <w:top w:type="dxa" w:w="80"/>
-              <w:left w:type="dxa" w:w="110"/>
-              <w:bottom w:type="dxa" w:w="80"/>
-              <w:right w:type="dxa" w:w="110"/>
-            </w:tcMar>
-          </w:tcPr>
-          <w:p>
-            <w:pPr>
-              <w:spacing w:after="40" w:line="320"/>
-            </w:pPr>
-            <w:r>
-              <w:rPr>
-                <w:rFonts w:ascii="ChangwonDangamRound" w:cs="ChangwonDangamRound" w:eastAsia="ChangwonDangamRound" w:hAnsi="ChangwonDangamRound"/>
-                <w:sz w:val="22"/>
-                <w:szCs w:val="22"/>
-              </w:rPr>
-              <w:t xml:space="preserve">가장 중요한 것</w:t>
-            </w:r>
-          </w:p>
-        </w:tc>
-      </w:tr>
-      <w:tr>
-        <w:trPr>
-          <w:cantSplit/>
-          <w:tblHeader w:val="false"/>
-        </w:trPr>
-        <w:tc>
-          <w:tcPr>
-            <w:tcW w:type="dxa" w:w="2500"/>
-            <w:tcBorders>
-              <w:top w:val="single" w:color="000000" w:sz="4"/>
-              <w:left w:val="single" w:color="000000" w:sz="4"/>
-              <w:bottom w:val="single" w:color="000000" w:sz="4"/>
-              <w:right w:val="single" w:color="000000" w:sz="4"/>
-            </w:tcBorders>
-            <w:shd w:fill="F4F4EE" w:color="auto" w:val="clear"/>
-            <w:tcMar>
-              <w:top w:type="dxa" w:w="80"/>
-              <w:left w:type="dxa" w:w="110"/>
-              <w:bottom w:type="dxa" w:w="80"/>
-              <w:right w:type="dxa" w:w="110"/>
-            </w:tcMar>
-          </w:tcPr>
-          <w:p>
-            <w:pPr>
-              <w:spacing w:after="40" w:line="320"/>
-            </w:pPr>
-            <w:r>
-              <w:rPr>
-                <w:rFonts w:ascii="ChangwonDangamRound" w:cs="ChangwonDangamRound" w:eastAsia="ChangwonDangamRound" w:hAnsi="ChangwonDangamRound"/>
-                <w:sz w:val="22"/>
-                <w:szCs w:val="22"/>
-              </w:rPr>
-              <w:t xml:space="preserve">초록 + Q</w:t>
-            </w:r>
-          </w:p>
-        </w:tc>
-        <w:tc>
-          <w:tcPr>
-            <w:tcW w:type="dxa" w:w="7138"/>
-            <w:tcBorders>
-              <w:top w:val="single" w:color="000000" w:sz="4"/>
-              <w:left w:val="single" w:color="000000" w:sz="4"/>
-              <w:bottom w:val="single" w:color="000000" w:sz="4"/>
-              <w:right w:val="single" w:color="000000" w:sz="4"/>
-            </w:tcBorders>
-            <w:shd w:fill="FFFFFF" w:color="auto" w:val="clear"/>
-            <w:tcMar>
-              <w:top w:type="dxa" w:w="80"/>
-              <w:left w:type="dxa" w:w="110"/>
-              <w:bottom w:type="dxa" w:w="80"/>
-              <w:right w:type="dxa" w:w="110"/>
-            </w:tcMar>
-          </w:tcPr>
-          <w:p>
-            <w:pPr>
-              <w:spacing w:after="40" w:line="320"/>
-            </w:pPr>
-            <w:r>
-              <w:rPr>
-                <w:rFonts w:ascii="ChangwonDangamRound" w:cs="ChangwonDangamRound" w:eastAsia="ChangwonDangamRound" w:hAnsi="ChangwonDangamRound"/>
-                <w:sz w:val="22"/>
-                <w:szCs w:val="22"/>
-              </w:rPr>
-              <w:t xml:space="preserve">이미 시험에 나온 문제 (Q 표시)</w:t>
-            </w:r>
-          </w:p>
-        </w:tc>
-      </w:tr>
-      <w:tr>
-        <w:trPr>
-          <w:cantSplit/>
-          <w:tblHeader w:val="false"/>
-        </w:trPr>
-        <w:tc>
-          <w:tcPr>
-            <w:tcW w:type="dxa" w:w="2500"/>
-            <w:tcBorders>
-              <w:top w:val="single" w:color="000000" w:sz="4"/>
-              <w:left w:val="single" w:color="000000" w:sz="4"/>
-              <w:bottom w:val="single" w:color="000000" w:sz="4"/>
-              <w:right w:val="single" w:color="000000" w:sz="4"/>
-            </w:tcBorders>
-            <w:shd w:fill="F4F4EE" w:color="auto" w:val="clear"/>
-            <w:tcMar>
-              <w:top w:type="dxa" w:w="80"/>
-              <w:left w:type="dxa" w:w="110"/>
-              <w:bottom w:type="dxa" w:w="80"/>
-              <w:right w:type="dxa" w:w="110"/>
-            </w:tcMar>
-          </w:tcPr>
-          <w:p>
-            <w:pPr>
-              <w:spacing w:after="40" w:line="320"/>
-            </w:pPr>
-            <w:r>
-              <w:rPr>
-                <w:rFonts w:ascii="ChangwonDangamRound" w:cs="ChangwonDangamRound" w:eastAsia="ChangwonDangamRound" w:hAnsi="ChangwonDangamRound"/>
-                <w:sz w:val="22"/>
-                <w:szCs w:val="22"/>
-              </w:rPr>
-              <w:t xml:space="preserve">파랑</w:t>
-            </w:r>
-          </w:p>
-        </w:tc>
-        <w:tc>
-          <w:tcPr>
-            <w:tcW w:type="dxa" w:w="7138"/>
-            <w:tcBorders>
-              <w:top w:val="single" w:color="000000" w:sz="4"/>
-              <w:left w:val="single" w:color="000000" w:sz="4"/>
-              <w:bottom w:val="single" w:color="000000" w:sz="4"/>
-              <w:right w:val="single" w:color="000000" w:sz="4"/>
-            </w:tcBorders>
-            <w:shd w:fill="FFFFFF" w:color="auto" w:val="clear"/>
-            <w:tcMar>
-              <w:top w:type="dxa" w:w="80"/>
-              <w:left w:type="dxa" w:w="110"/>
-              <w:bottom w:type="dxa" w:w="80"/>
-              <w:right w:type="dxa" w:w="110"/>
-            </w:tcMar>
-          </w:tcPr>
-          <w:p>
-            <w:pPr>
-              <w:spacing w:after="40" w:line="320"/>
-            </w:pPr>
-            <w:r>
-              <w:rPr>
-                <w:rFonts w:ascii="ChangwonDangamRound" w:cs="ChangwonDangamRound" w:eastAsia="ChangwonDangamRound" w:hAnsi="ChangwonDangamRound"/>
-                <w:sz w:val="22"/>
-                <w:szCs w:val="22"/>
-              </w:rPr>
-              <w:t xml:space="preserve">덧붙인 설명</w:t>
-            </w:r>
-          </w:p>
-        </w:tc>
-      </w:tr>
-      <w:tr>
-        <w:trPr>
-          <w:cantSplit/>
-          <w:tblHeader w:val="false"/>
-        </w:trPr>
-        <w:tc>
-          <w:tcPr>
-            <w:tcW w:type="dxa" w:w="2500"/>
-            <w:tcBorders>
-              <w:top w:val="single" w:color="000000" w:sz="4"/>
-              <w:left w:val="single" w:color="000000" w:sz="4"/>
-              <w:bottom w:val="single" w:color="000000" w:sz="4"/>
-              <w:right w:val="single" w:color="000000" w:sz="4"/>
-            </w:tcBorders>
-            <w:shd w:fill="F4F4EE" w:color="auto" w:val="clear"/>
-            <w:tcMar>
-              <w:top w:type="dxa" w:w="80"/>
-              <w:left w:type="dxa" w:w="110"/>
-              <w:bottom w:type="dxa" w:w="80"/>
-              <w:right w:type="dxa" w:w="110"/>
-            </w:tcMar>
-          </w:tcPr>
-          <w:p>
-            <w:pPr>
-              <w:spacing w:after="40" w:line="320"/>
-            </w:pPr>
-            <w:r>
-              <w:rPr>
-                <w:rFonts w:ascii="ChangwonDangamRound" w:cs="ChangwonDangamRound" w:eastAsia="ChangwonDangamRound" w:hAnsi="ChangwonDangamRound"/>
-                <w:sz w:val="22"/>
-                <w:szCs w:val="22"/>
-              </w:rPr>
-              <w:t xml:space="preserve">연한 검정 선</w:t>
-            </w:r>
-          </w:p>
-        </w:tc>
-        <w:tc>
-          <w:tcPr>
-            <w:tcW w:type="dxa" w:w="7138"/>
-            <w:tcBorders>
-              <w:top w:val="single" w:color="000000" w:sz="4"/>
-              <w:left w:val="single" w:color="000000" w:sz="4"/>
-              <w:bottom w:val="single" w:color="000000" w:sz="4"/>
-              <w:right w:val="single" w:color="000000" w:sz="4"/>
-            </w:tcBorders>
-            <w:shd w:fill="FFFFFF" w:color="auto" w:val="clear"/>
-            <w:tcMar>
-              <w:top w:type="dxa" w:w="80"/>
-              <w:left w:type="dxa" w:w="110"/>
-              <w:bottom w:type="dxa" w:w="80"/>
-              <w:right w:type="dxa" w:w="110"/>
-            </w:tcMar>
-          </w:tcPr>
-          <w:p>
-            <w:pPr>
-              <w:spacing w:after="40" w:line="320"/>
-            </w:pPr>
-            <w:r>
-              <w:rPr>
-                <w:rFonts w:ascii="ChangwonDangamRound" w:cs="ChangwonDangamRound" w:eastAsia="ChangwonDangamRound" w:hAnsi="ChangwonDangamRound"/>
-                <w:sz w:val="22"/>
-                <w:szCs w:val="22"/>
-              </w:rPr>
-              <w:t xml:space="preserve">서로 관련된 내용을 이어요</w:t>
-            </w:r>
-          </w:p>
-        </w:tc>
-      </w:tr>
-    </w:tbl>
-    <w:p>
-      <w:pPr>
-        <w:spacing w:after="120"/>
-      </w:pPr>
+          <w:sz w:val="22"/>
+          <w:szCs w:val="22"/>
+        </w:rPr>
+        <w:t xml:space="preserve">색 규칙: 빨강=가장 중요한 것 / 초록+Q=이미 시험에 나온 문제 / 파랑=덧붙인 설명 / 연한 검정 선=관련된 내용 잇기</w:t>
+      </w:r>
     </w:p>
     <w:p>
       <w:pPr>
@@ -3312,7 +2950,7 @@
           <w:sz w:val="34"/>
           <w:szCs w:val="34"/>
         </w:rPr>
-        <w:t xml:space="preserve">7. 한눈에 정리</w:t>
+        <w:t xml:space="preserve">7. 한꺼번에 보기</w:t>
       </w:r>
     </w:p>
     <w:tbl>
@@ -3593,7 +3231,7 @@
                 <w:sz w:val="22"/>
                 <w:szCs w:val="22"/>
               </w:rPr>
-              <w:t xml:space="preserve">개념을 쓰는 단답형 → 틀린 곳 노란 형광펜 + 작은 포스트잇</w:t>
+              <w:t xml:space="preserve">짧은 문제(단답형) → 틀린 곳 노란 형광펜 + 작은 포스트잇</w:t>
             </w:r>
           </w:p>
         </w:tc>
@@ -3890,7 +3528,7 @@
                 <w:sz w:val="22"/>
                 <w:szCs w:val="22"/>
               </w:rPr>
-              <w:t xml:space="preserve">형광펜·별 표시만 훑어보기</w:t>
+              <w:t xml:space="preserve">형광펜·별 표시만 빠르게 읽기</w:t>
             </w:r>
           </w:p>
         </w:tc>
@@ -4014,7 +3652,7 @@
                 <w:sz w:val="22"/>
                 <w:szCs w:val="22"/>
               </w:rPr>
-              <w:t xml:space="preserve">개념: 어떤 것이 무엇인지 설명하는 말</w:t>
+              <w:t xml:space="preserve">내용: 배우는 것 하나하나</w:t>
             </w:r>
           </w:p>
           <w:p>
@@ -4040,7 +3678,7 @@
                 <w:sz w:val="22"/>
                 <w:szCs w:val="22"/>
               </w:rPr>
-              <w:t xml:space="preserve">형광펜: 글 위에 색을 칠해 눈에 띄게 하는 펜</w:t>
+              <w:t xml:space="preserve">형광펜: 글 위에 색을 칠해 잘 보이게 하는 펜</w:t>
             </w:r>
           </w:p>
           <w:p>
@@ -4053,7 +3691,7 @@
                 <w:sz w:val="22"/>
                 <w:szCs w:val="22"/>
               </w:rPr>
-              <w:t xml:space="preserve">오답: 틀린 답</w:t>
+              <w:t xml:space="preserve">틀린 문제: 답을 잘못 쓴 문제</w:t>
             </w:r>
           </w:p>
           <w:p>
@@ -4067,19 +3705,6 @@
                 <w:szCs w:val="22"/>
               </w:rPr>
               <w:t xml:space="preserve">기출: 이미 시험에 나온 적이 있는 문제</w:t>
-            </w:r>
-          </w:p>
-          <w:p>
-            <w:pPr>
-              <w:spacing w:after="60" w:line="330"/>
-            </w:pPr>
-            <w:r>
-              <w:rPr>
-                <w:rFonts w:ascii="ChangwonDangamRound" w:cs="ChangwonDangamRound" w:eastAsia="ChangwonDangamRound" w:hAnsi="ChangwonDangamRound"/>
-                <w:sz w:val="22"/>
-                <w:szCs w:val="22"/>
-              </w:rPr>
-              <w:t xml:space="preserve">1차·2차: 첫 번째, 두 번째</w:t>
             </w:r>
           </w:p>
         </w:tc>
@@ -4095,7 +3720,7 @@
           <w:sz w:val="18"/>
           <w:szCs w:val="18"/>
         </w:rPr>
-        <w:t xml:space="preserve">※ 근거: 교육부 학생평가지원포털·초중등교육법, DBpia 논문(형성평가, 반복 인출, 요약, 자기평가, 피드백), 교원임용 학습 카페 합격 수기(3공 바인더, 한판 정리본)를 중1 눈높이로 바꿔 정리했어요.</w:t>
+        <w:t xml:space="preserve">※ 교육부 자료, 학술 논문, 합격 수기를 참고해 중1 눈높이로 쉽게 풀어 썼어요.</w:t>
       </w:r>
     </w:p>
     <w:sectPr>

--- a/학습법_안내문서/공부방법_안내문.docx
+++ b/학습법_안내문서/공부방법_안내문.docx
@@ -4,6 +4,8 @@
   <w:body>
     <w:p>
       <w:pPr>
+        <w:keepNext/>
+        <w:keepLines/>
         <w:shd w:fill="E8E8DF" w:val="clear"/>
         <w:spacing w:after="0"/>
         <w:ind w:left="200" w:right="200"/>
@@ -18,6 +20,8 @@
     </w:p>
     <w:p>
       <w:pPr>
+        <w:keepNext/>
+        <w:keepLines/>
         <w:shd w:fill="E8E8DF" w:val="clear"/>
         <w:spacing w:after="0"/>
         <w:ind w:left="200" w:right="200"/>
@@ -33,6 +37,8 @@
     </w:p>
     <w:p>
       <w:pPr>
+        <w:keepNext/>
+        <w:keepLines/>
         <w:shd w:fill="E8E8DF" w:val="clear"/>
         <w:spacing w:after="0"/>
         <w:ind w:left="200" w:right="200"/>
@@ -48,6 +54,8 @@
     </w:p>
     <w:p>
       <w:pPr>
+        <w:keepNext/>
+        <w:keepLines/>
         <w:shd w:fill="E8E8DF" w:val="clear"/>
         <w:spacing w:after="240"/>
         <w:ind w:left="200" w:right="200"/>
@@ -95,6 +103,8 @@
           </w:tcPr>
           <w:p>
             <w:pPr>
+              <w:keepNext/>
+              <w:keepLines/>
               <w:spacing w:after="80"/>
             </w:pPr>
             <w:r>
@@ -131,12 +141,28 @@
     </w:tbl>
     <w:p>
       <w:pPr>
+        <w:keepNext/>
+        <w:keepLines/>
         <w:spacing w:after="120"/>
       </w:pPr>
     </w:p>
     <w:p>
       <w:pPr>
+        <w:spacing w:after="0" w:line="20"/>
+      </w:pPr>
+      <w:r>
+        <w:rPr>
+          <w:sz w:val="2"/>
+          <w:szCs w:val="2"/>
+        </w:rPr>
+        <w:t xml:space="preserve"/>
+      </w:r>
+    </w:p>
+    <w:p>
+      <w:pPr>
         <w:pStyle w:val="Heading1"/>
+        <w:keepNext/>
+        <w:keepLines/>
         <w:pBdr>
           <w:bottom w:val="single" w:color="000000" w:sz="8" w:space="2"/>
         </w:pBdr>
@@ -155,7 +181,9 @@
     </w:p>
     <w:p>
       <w:pPr>
-        <w:spacing w:after="120" w:line="360"/>
+        <w:keepNext/>
+        <w:keepLines/>
+        <w:spacing w:after="120" w:line="310"/>
       </w:pPr>
       <w:r>
         <w:rPr>
@@ -169,11 +197,13 @@
     <w:p>
       <w:pPr>
         <w:pStyle w:val="ListParagraph"/>
+        <w:keepNext/>
+        <w:keepLines/>
         <w:numPr>
           <w:ilvl w:val="0"/>
           <w:numId w:val="2"/>
         </w:numPr>
-        <w:spacing w:after="80" w:line="340"/>
+        <w:spacing w:after="80" w:line="290"/>
       </w:pPr>
       <w:r>
         <w:rPr>
@@ -187,11 +217,13 @@
     <w:p>
       <w:pPr>
         <w:pStyle w:val="ListParagraph"/>
+        <w:keepNext/>
+        <w:keepLines/>
         <w:numPr>
           <w:ilvl w:val="0"/>
           <w:numId w:val="2"/>
         </w:numPr>
-        <w:spacing w:after="80" w:line="340"/>
+        <w:spacing w:after="80" w:line="290"/>
       </w:pPr>
       <w:r>
         <w:rPr>
@@ -205,11 +237,13 @@
     <w:p>
       <w:pPr>
         <w:pStyle w:val="ListParagraph"/>
+        <w:keepNext/>
+        <w:keepLines/>
         <w:numPr>
           <w:ilvl w:val="0"/>
           <w:numId w:val="2"/>
         </w:numPr>
-        <w:spacing w:after="80" w:line="340"/>
+        <w:spacing w:after="80" w:line="290"/>
       </w:pPr>
       <w:r>
         <w:rPr>
@@ -222,7 +256,21 @@
     </w:p>
     <w:p>
       <w:pPr>
+        <w:spacing w:after="0" w:line="20"/>
+      </w:pPr>
+      <w:r>
+        <w:rPr>
+          <w:sz w:val="2"/>
+          <w:szCs w:val="2"/>
+        </w:rPr>
+        <w:t xml:space="preserve"/>
+      </w:r>
+    </w:p>
+    <w:p>
+      <w:pPr>
         <w:pStyle w:val="Heading1"/>
+        <w:keepNext/>
+        <w:keepLines/>
         <w:pBdr>
           <w:bottom w:val="single" w:color="000000" w:sz="8" w:space="2"/>
         </w:pBdr>
@@ -241,7 +289,9 @@
     </w:p>
     <w:p>
       <w:pPr>
-        <w:spacing w:after="120" w:line="360"/>
+        <w:keepNext/>
+        <w:keepLines/>
+        <w:spacing w:after="120" w:line="310"/>
       </w:pPr>
       <w:r>
         <w:rPr>
@@ -294,7 +344,9 @@
           </w:tcPr>
           <w:p>
             <w:pPr>
-              <w:spacing w:after="40" w:line="320"/>
+              <w:keepNext/>
+              <w:keepLines/>
+              <w:spacing w:after="40" w:line="280"/>
             </w:pPr>
             <w:r>
               <w:rPr>
@@ -325,7 +377,9 @@
           </w:tcPr>
           <w:p>
             <w:pPr>
-              <w:spacing w:after="40" w:line="320"/>
+              <w:keepNext/>
+              <w:keepLines/>
+              <w:spacing w:after="40" w:line="280"/>
             </w:pPr>
             <w:r>
               <w:rPr>
@@ -356,7 +410,9 @@
           </w:tcPr>
           <w:p>
             <w:pPr>
-              <w:spacing w:after="40" w:line="320"/>
+              <w:keepNext/>
+              <w:keepLines/>
+              <w:spacing w:after="40" w:line="280"/>
             </w:pPr>
             <w:r>
               <w:rPr>
@@ -387,7 +443,9 @@
           </w:tcPr>
           <w:p>
             <w:pPr>
-              <w:spacing w:after="40" w:line="320"/>
+              <w:keepNext/>
+              <w:keepLines/>
+              <w:spacing w:after="40" w:line="280"/>
             </w:pPr>
             <w:r>
               <w:rPr>
@@ -424,7 +482,9 @@
           </w:tcPr>
           <w:p>
             <w:pPr>
-              <w:spacing w:after="40" w:line="320"/>
+              <w:keepNext/>
+              <w:keepLines/>
+              <w:spacing w:after="40" w:line="280"/>
             </w:pPr>
             <w:r>
               <w:rPr>
@@ -455,7 +515,9 @@
           </w:tcPr>
           <w:p>
             <w:pPr>
-              <w:spacing w:after="40" w:line="320"/>
+              <w:keepNext/>
+              <w:keepLines/>
+              <w:spacing w:after="40" w:line="280"/>
             </w:pPr>
             <w:r>
               <w:rPr>
@@ -486,7 +548,9 @@
           </w:tcPr>
           <w:p>
             <w:pPr>
-              <w:spacing w:after="40" w:line="320"/>
+              <w:keepNext/>
+              <w:keepLines/>
+              <w:spacing w:after="40" w:line="280"/>
             </w:pPr>
             <w:r>
               <w:rPr>
@@ -517,7 +581,9 @@
           </w:tcPr>
           <w:p>
             <w:pPr>
-              <w:spacing w:after="40" w:line="320"/>
+              <w:keepNext/>
+              <w:keepLines/>
+              <w:spacing w:after="40" w:line="280"/>
             </w:pPr>
             <w:r>
               <w:rPr>
@@ -554,7 +620,9 @@
           </w:tcPr>
           <w:p>
             <w:pPr>
-              <w:spacing w:after="40" w:line="320"/>
+              <w:keepNext/>
+              <w:keepLines/>
+              <w:spacing w:after="40" w:line="280"/>
             </w:pPr>
             <w:r>
               <w:rPr>
@@ -585,7 +653,9 @@
           </w:tcPr>
           <w:p>
             <w:pPr>
-              <w:spacing w:after="40" w:line="320"/>
+              <w:keepNext/>
+              <w:keepLines/>
+              <w:spacing w:after="40" w:line="280"/>
             </w:pPr>
             <w:r>
               <w:rPr>
@@ -616,7 +686,9 @@
           </w:tcPr>
           <w:p>
             <w:pPr>
-              <w:spacing w:after="40" w:line="320"/>
+              <w:keepNext/>
+              <w:keepLines/>
+              <w:spacing w:after="40" w:line="280"/>
             </w:pPr>
             <w:r>
               <w:rPr>
@@ -647,7 +719,9 @@
           </w:tcPr>
           <w:p>
             <w:pPr>
-              <w:spacing w:after="40" w:line="320"/>
+              <w:keepNext/>
+              <w:keepLines/>
+              <w:spacing w:after="40" w:line="280"/>
             </w:pPr>
             <w:r>
               <w:rPr>
@@ -684,7 +758,9 @@
           </w:tcPr>
           <w:p>
             <w:pPr>
-              <w:spacing w:after="40" w:line="320"/>
+              <w:keepNext/>
+              <w:keepLines/>
+              <w:spacing w:after="40" w:line="280"/>
             </w:pPr>
             <w:r>
               <w:rPr>
@@ -715,7 +791,9 @@
           </w:tcPr>
           <w:p>
             <w:pPr>
-              <w:spacing w:after="40" w:line="320"/>
+              <w:keepNext/>
+              <w:keepLines/>
+              <w:spacing w:after="40" w:line="280"/>
             </w:pPr>
             <w:r>
               <w:rPr>
@@ -746,7 +824,9 @@
           </w:tcPr>
           <w:p>
             <w:pPr>
-              <w:spacing w:after="40" w:line="320"/>
+              <w:keepNext/>
+              <w:keepLines/>
+              <w:spacing w:after="40" w:line="280"/>
             </w:pPr>
             <w:r>
               <w:rPr>
@@ -777,7 +857,9 @@
           </w:tcPr>
           <w:p>
             <w:pPr>
-              <w:spacing w:after="40" w:line="320"/>
+              <w:keepNext/>
+              <w:keepLines/>
+              <w:spacing w:after="40" w:line="280"/>
             </w:pPr>
             <w:r>
               <w:rPr>
@@ -793,12 +875,28 @@
     </w:tbl>
     <w:p>
       <w:pPr>
+        <w:keepNext/>
+        <w:keepLines/>
         <w:spacing w:after="120"/>
       </w:pPr>
     </w:p>
     <w:p>
       <w:pPr>
+        <w:spacing w:after="0" w:line="20"/>
+      </w:pPr>
+      <w:r>
+        <w:rPr>
+          <w:sz w:val="2"/>
+          <w:szCs w:val="2"/>
+        </w:rPr>
+        <w:t xml:space="preserve"/>
+      </w:r>
+    </w:p>
+    <w:p>
+      <w:pPr>
         <w:pStyle w:val="Heading1"/>
+        <w:keepNext/>
+        <w:keepLines/>
         <w:pBdr>
           <w:bottom w:val="single" w:color="000000" w:sz="8" w:space="2"/>
         </w:pBdr>
@@ -817,7 +915,9 @@
     </w:p>
     <w:p>
       <w:pPr>
-        <w:spacing w:after="120" w:line="360"/>
+        <w:keepNext/>
+        <w:keepLines/>
+        <w:spacing w:after="120" w:line="310"/>
       </w:pPr>
       <w:r>
         <w:rPr>
@@ -831,11 +931,13 @@
     <w:p>
       <w:pPr>
         <w:pStyle w:val="ListParagraph"/>
+        <w:keepNext/>
+        <w:keepLines/>
         <w:numPr>
           <w:ilvl w:val="0"/>
           <w:numId w:val="2"/>
         </w:numPr>
-        <w:spacing w:after="80" w:line="340"/>
+        <w:spacing w:after="80" w:line="290"/>
       </w:pPr>
       <w:r>
         <w:rPr>
@@ -849,11 +951,13 @@
     <w:p>
       <w:pPr>
         <w:pStyle w:val="ListParagraph"/>
+        <w:keepNext/>
+        <w:keepLines/>
         <w:numPr>
           <w:ilvl w:val="0"/>
           <w:numId w:val="2"/>
         </w:numPr>
-        <w:spacing w:after="80" w:line="340"/>
+        <w:spacing w:after="80" w:line="290"/>
       </w:pPr>
       <w:r>
         <w:rPr>
@@ -877,11 +981,13 @@
     <w:p>
       <w:pPr>
         <w:pStyle w:val="ListParagraph"/>
+        <w:keepNext/>
+        <w:keepLines/>
         <w:numPr>
           <w:ilvl w:val="0"/>
           <w:numId w:val="2"/>
         </w:numPr>
-        <w:spacing w:after="80" w:line="340"/>
+        <w:spacing w:after="80" w:line="290"/>
       </w:pPr>
       <w:r>
         <w:rPr>
@@ -904,6 +1010,8 @@
     </w:p>
     <w:p>
       <w:pPr>
+        <w:keepNext/>
+        <w:keepLines/>
         <w:spacing w:after="120"/>
       </w:pPr>
     </w:p>
@@ -948,7 +1056,9 @@
           </w:tcPr>
           <w:p>
             <w:pPr>
-              <w:spacing w:after="40" w:line="320"/>
+              <w:keepNext/>
+              <w:keepLines/>
+              <w:spacing w:after="40" w:line="280"/>
             </w:pPr>
             <w:r>
               <w:rPr>
@@ -979,7 +1089,9 @@
           </w:tcPr>
           <w:p>
             <w:pPr>
-              <w:spacing w:after="40" w:line="320"/>
+              <w:keepNext/>
+              <w:keepLines/>
+              <w:spacing w:after="40" w:line="280"/>
             </w:pPr>
             <w:r>
               <w:rPr>
@@ -1010,7 +1122,9 @@
           </w:tcPr>
           <w:p>
             <w:pPr>
-              <w:spacing w:after="40" w:line="320"/>
+              <w:keepNext/>
+              <w:keepLines/>
+              <w:spacing w:after="40" w:line="280"/>
             </w:pPr>
             <w:r>
               <w:rPr>
@@ -1047,7 +1161,9 @@
           </w:tcPr>
           <w:p>
             <w:pPr>
-              <w:spacing w:after="40" w:line="320"/>
+              <w:keepNext/>
+              <w:keepLines/>
+              <w:spacing w:after="40" w:line="280"/>
             </w:pPr>
             <w:r>
               <w:rPr>
@@ -1078,7 +1194,9 @@
           </w:tcPr>
           <w:p>
             <w:pPr>
-              <w:spacing w:after="40" w:line="320"/>
+              <w:keepNext/>
+              <w:keepLines/>
+              <w:spacing w:after="40" w:line="280"/>
             </w:pPr>
             <w:r>
               <w:rPr>
@@ -1109,7 +1227,9 @@
           </w:tcPr>
           <w:p>
             <w:pPr>
-              <w:spacing w:after="40" w:line="320"/>
+              <w:keepNext/>
+              <w:keepLines/>
+              <w:spacing w:after="40" w:line="280"/>
             </w:pPr>
             <w:r>
               <w:rPr>
@@ -1146,7 +1266,9 @@
           </w:tcPr>
           <w:p>
             <w:pPr>
-              <w:spacing w:after="40" w:line="320"/>
+              <w:keepNext/>
+              <w:keepLines/>
+              <w:spacing w:after="40" w:line="280"/>
             </w:pPr>
             <w:r>
               <w:rPr>
@@ -1177,7 +1299,9 @@
           </w:tcPr>
           <w:p>
             <w:pPr>
-              <w:spacing w:after="40" w:line="320"/>
+              <w:keepNext/>
+              <w:keepLines/>
+              <w:spacing w:after="40" w:line="280"/>
             </w:pPr>
             <w:r>
               <w:rPr>
@@ -1208,7 +1332,9 @@
           </w:tcPr>
           <w:p>
             <w:pPr>
-              <w:spacing w:after="40" w:line="320"/>
+              <w:keepNext/>
+              <w:keepLines/>
+              <w:spacing w:after="40" w:line="280"/>
             </w:pPr>
             <w:r>
               <w:rPr>
@@ -1245,7 +1371,9 @@
           </w:tcPr>
           <w:p>
             <w:pPr>
-              <w:spacing w:after="40" w:line="320"/>
+              <w:keepNext/>
+              <w:keepLines/>
+              <w:spacing w:after="40" w:line="280"/>
             </w:pPr>
             <w:r>
               <w:rPr>
@@ -1276,7 +1404,9 @@
           </w:tcPr>
           <w:p>
             <w:pPr>
-              <w:spacing w:after="40" w:line="320"/>
+              <w:keepNext/>
+              <w:keepLines/>
+              <w:spacing w:after="40" w:line="280"/>
             </w:pPr>
             <w:r>
               <w:rPr>
@@ -1307,7 +1437,9 @@
           </w:tcPr>
           <w:p>
             <w:pPr>
-              <w:spacing w:after="40" w:line="320"/>
+              <w:keepNext/>
+              <w:keepLines/>
+              <w:spacing w:after="40" w:line="280"/>
             </w:pPr>
             <w:r>
               <w:rPr>
@@ -1344,7 +1476,9 @@
           </w:tcPr>
           <w:p>
             <w:pPr>
-              <w:spacing w:after="40" w:line="320"/>
+              <w:keepNext/>
+              <w:keepLines/>
+              <w:spacing w:after="40" w:line="280"/>
             </w:pPr>
             <w:r>
               <w:rPr>
@@ -1375,7 +1509,9 @@
           </w:tcPr>
           <w:p>
             <w:pPr>
-              <w:spacing w:after="40" w:line="320"/>
+              <w:keepNext/>
+              <w:keepLines/>
+              <w:spacing w:after="40" w:line="280"/>
             </w:pPr>
             <w:r>
               <w:rPr>
@@ -1406,7 +1542,9 @@
           </w:tcPr>
           <w:p>
             <w:pPr>
-              <w:spacing w:after="40" w:line="320"/>
+              <w:keepNext/>
+              <w:keepLines/>
+              <w:spacing w:after="40" w:line="280"/>
             </w:pPr>
             <w:r>
               <w:rPr>
@@ -1422,12 +1560,16 @@
     </w:tbl>
     <w:p>
       <w:pPr>
+        <w:keepNext/>
+        <w:keepLines/>
         <w:spacing w:after="120"/>
       </w:pPr>
     </w:p>
     <w:p>
       <w:pPr>
-        <w:spacing w:after="120" w:line="360"/>
+        <w:keepNext/>
+        <w:keepLines/>
+        <w:spacing w:after="120" w:line="310"/>
       </w:pPr>
       <w:r>
         <w:rPr>
@@ -1443,11 +1585,13 @@
     <w:p>
       <w:pPr>
         <w:pStyle w:val="ListParagraph"/>
+        <w:keepNext/>
+        <w:keepLines/>
         <w:numPr>
           <w:ilvl w:val="0"/>
           <w:numId w:val="2"/>
         </w:numPr>
-        <w:spacing w:after="80" w:line="340"/>
+        <w:spacing w:after="80" w:line="290"/>
       </w:pPr>
       <w:r>
         <w:rPr>
@@ -1461,11 +1605,13 @@
     <w:p>
       <w:pPr>
         <w:pStyle w:val="ListParagraph"/>
+        <w:keepNext/>
+        <w:keepLines/>
         <w:numPr>
           <w:ilvl w:val="0"/>
           <w:numId w:val="2"/>
         </w:numPr>
-        <w:spacing w:after="80" w:line="340"/>
+        <w:spacing w:after="80" w:line="290"/>
       </w:pPr>
       <w:r>
         <w:rPr>
@@ -1479,11 +1625,13 @@
     <w:p>
       <w:pPr>
         <w:pStyle w:val="ListParagraph"/>
+        <w:keepNext/>
+        <w:keepLines/>
         <w:numPr>
           <w:ilvl w:val="0"/>
           <w:numId w:val="2"/>
         </w:numPr>
-        <w:spacing w:after="80" w:line="340"/>
+        <w:spacing w:after="80" w:line="290"/>
       </w:pPr>
       <w:r>
         <w:rPr>
@@ -1497,11 +1645,13 @@
     <w:p>
       <w:pPr>
         <w:pStyle w:val="ListParagraph"/>
+        <w:keepNext/>
+        <w:keepLines/>
         <w:numPr>
           <w:ilvl w:val="0"/>
           <w:numId w:val="2"/>
         </w:numPr>
-        <w:spacing w:after="80" w:line="340"/>
+        <w:spacing w:after="80" w:line="290"/>
       </w:pPr>
       <w:r>
         <w:rPr>
@@ -1514,7 +1664,21 @@
     </w:p>
     <w:p>
       <w:pPr>
+        <w:spacing w:after="0" w:line="20"/>
+      </w:pPr>
+      <w:r>
+        <w:rPr>
+          <w:sz w:val="2"/>
+          <w:szCs w:val="2"/>
+        </w:rPr>
+        <w:t xml:space="preserve"/>
+      </w:r>
+    </w:p>
+    <w:p>
+      <w:pPr>
         <w:pStyle w:val="Heading1"/>
+        <w:keepNext/>
+        <w:keepLines/>
         <w:pBdr>
           <w:bottom w:val="single" w:color="000000" w:sz="8" w:space="2"/>
         </w:pBdr>
@@ -1533,7 +1697,9 @@
     </w:p>
     <w:p>
       <w:pPr>
-        <w:spacing w:after="120" w:line="360"/>
+        <w:keepNext/>
+        <w:keepLines/>
+        <w:spacing w:after="120" w:line="310"/>
       </w:pPr>
       <w:r>
         <w:rPr>
@@ -1546,7 +1712,21 @@
     </w:p>
     <w:p>
       <w:pPr>
+        <w:spacing w:after="0" w:line="20"/>
+      </w:pPr>
+      <w:r>
+        <w:rPr>
+          <w:sz w:val="2"/>
+          <w:szCs w:val="2"/>
+        </w:rPr>
+        <w:t xml:space="preserve"/>
+      </w:r>
+    </w:p>
+    <w:p>
+      <w:pPr>
         <w:pStyle w:val="Heading2"/>
+        <w:keepNext/>
+        <w:keepLines/>
         <w:spacing w:after="80" w:before="180"/>
       </w:pPr>
       <w:r>
@@ -1560,7 +1740,9 @@
     </w:p>
     <w:p>
       <w:pPr>
-        <w:spacing w:after="120" w:line="360"/>
+        <w:keepNext/>
+        <w:keepLines/>
+        <w:spacing w:after="120" w:line="310"/>
       </w:pPr>
       <w:r>
         <w:rPr>
@@ -1574,11 +1756,13 @@
     <w:p>
       <w:pPr>
         <w:pStyle w:val="ListParagraph"/>
+        <w:keepNext/>
+        <w:keepLines/>
         <w:numPr>
           <w:ilvl w:val="0"/>
           <w:numId w:val="2"/>
         </w:numPr>
-        <w:spacing w:after="80" w:line="340"/>
+        <w:spacing w:after="80" w:line="290"/>
       </w:pPr>
       <w:r>
         <w:rPr>
@@ -1592,11 +1776,13 @@
     <w:p>
       <w:pPr>
         <w:pStyle w:val="ListParagraph"/>
+        <w:keepNext/>
+        <w:keepLines/>
         <w:numPr>
           <w:ilvl w:val="0"/>
           <w:numId w:val="2"/>
         </w:numPr>
-        <w:spacing w:after="80" w:line="340"/>
+        <w:spacing w:after="80" w:line="290"/>
       </w:pPr>
       <w:r>
         <w:rPr>
@@ -1610,11 +1796,13 @@
     <w:p>
       <w:pPr>
         <w:pStyle w:val="ListParagraph"/>
+        <w:keepNext/>
+        <w:keepLines/>
         <w:numPr>
           <w:ilvl w:val="0"/>
           <w:numId w:val="2"/>
         </w:numPr>
-        <w:spacing w:after="80" w:line="340"/>
+        <w:spacing w:after="80" w:line="290"/>
       </w:pPr>
       <w:r>
         <w:rPr>
@@ -1627,7 +1815,9 @@
     </w:p>
     <w:p>
       <w:pPr>
-        <w:spacing w:after="120" w:line="360"/>
+        <w:keepNext/>
+        <w:keepLines/>
+        <w:spacing w:after="120" w:line="310"/>
       </w:pPr>
       <w:r>
         <w:rPr>
@@ -1640,7 +1830,21 @@
     </w:p>
     <w:p>
       <w:pPr>
+        <w:spacing w:after="0" w:line="20"/>
+      </w:pPr>
+      <w:r>
+        <w:rPr>
+          <w:sz w:val="2"/>
+          <w:szCs w:val="2"/>
+        </w:rPr>
+        <w:t xml:space="preserve"/>
+      </w:r>
+    </w:p>
+    <w:p>
+      <w:pPr>
         <w:pStyle w:val="Heading2"/>
+        <w:keepNext/>
+        <w:keepLines/>
         <w:spacing w:after="80" w:before="180"/>
       </w:pPr>
       <w:r>
@@ -1654,7 +1858,9 @@
     </w:p>
     <w:p>
       <w:pPr>
-        <w:spacing w:after="120" w:line="360"/>
+        <w:keepNext/>
+        <w:keepLines/>
+        <w:spacing w:after="120" w:line="310"/>
       </w:pPr>
       <w:r>
         <w:rPr>
@@ -1668,11 +1874,13 @@
     <w:p>
       <w:pPr>
         <w:pStyle w:val="ListParagraph"/>
+        <w:keepNext/>
+        <w:keepLines/>
         <w:numPr>
           <w:ilvl w:val="0"/>
           <w:numId w:val="2"/>
         </w:numPr>
-        <w:spacing w:after="80" w:line="340"/>
+        <w:spacing w:after="80" w:line="290"/>
       </w:pPr>
       <w:r>
         <w:rPr>
@@ -1686,11 +1894,13 @@
     <w:p>
       <w:pPr>
         <w:pStyle w:val="ListParagraph"/>
+        <w:keepNext/>
+        <w:keepLines/>
         <w:numPr>
           <w:ilvl w:val="0"/>
           <w:numId w:val="2"/>
         </w:numPr>
-        <w:spacing w:after="80" w:line="340"/>
+        <w:spacing w:after="80" w:line="290"/>
       </w:pPr>
       <w:r>
         <w:rPr>
@@ -1703,7 +1913,9 @@
     </w:p>
     <w:p>
       <w:pPr>
-        <w:spacing w:after="120" w:line="360"/>
+        <w:keepNext/>
+        <w:keepLines/>
+        <w:spacing w:after="120" w:line="310"/>
       </w:pPr>
       <w:r>
         <w:rPr>
@@ -1716,7 +1928,21 @@
     </w:p>
     <w:p>
       <w:pPr>
+        <w:spacing w:after="0" w:line="20"/>
+      </w:pPr>
+      <w:r>
+        <w:rPr>
+          <w:sz w:val="2"/>
+          <w:szCs w:val="2"/>
+        </w:rPr>
+        <w:t xml:space="preserve"/>
+      </w:r>
+    </w:p>
+    <w:p>
+      <w:pPr>
         <w:pStyle w:val="Heading2"/>
+        <w:keepNext/>
+        <w:keepLines/>
         <w:spacing w:after="80" w:before="180"/>
       </w:pPr>
       <w:r>
@@ -1730,7 +1956,9 @@
     </w:p>
     <w:p>
       <w:pPr>
-        <w:spacing w:after="120" w:line="360"/>
+        <w:keepNext/>
+        <w:keepLines/>
+        <w:spacing w:after="120" w:line="310"/>
       </w:pPr>
       <w:r>
         <w:rPr>
@@ -1744,11 +1972,13 @@
     <w:p>
       <w:pPr>
         <w:pStyle w:val="ListParagraph"/>
+        <w:keepNext/>
+        <w:keepLines/>
         <w:numPr>
           <w:ilvl w:val="0"/>
           <w:numId w:val="2"/>
         </w:numPr>
-        <w:spacing w:after="80" w:line="340"/>
+        <w:spacing w:after="80" w:line="290"/>
       </w:pPr>
       <w:r>
         <w:rPr>
@@ -1762,11 +1992,13 @@
     <w:p>
       <w:pPr>
         <w:pStyle w:val="ListParagraph"/>
+        <w:keepNext/>
+        <w:keepLines/>
         <w:numPr>
           <w:ilvl w:val="0"/>
           <w:numId w:val="2"/>
         </w:numPr>
-        <w:spacing w:after="80" w:line="340"/>
+        <w:spacing w:after="80" w:line="290"/>
       </w:pPr>
       <w:r>
         <w:rPr>
@@ -1779,7 +2011,21 @@
     </w:p>
     <w:p>
       <w:pPr>
+        <w:spacing w:after="0" w:line="20"/>
+      </w:pPr>
+      <w:r>
+        <w:rPr>
+          <w:sz w:val="2"/>
+          <w:szCs w:val="2"/>
+        </w:rPr>
+        <w:t xml:space="preserve"/>
+      </w:r>
+    </w:p>
+    <w:p>
+      <w:pPr>
         <w:pStyle w:val="Heading2"/>
+        <w:keepNext/>
+        <w:keepLines/>
         <w:spacing w:after="80" w:before="180"/>
       </w:pPr>
       <w:r>
@@ -1793,7 +2039,9 @@
     </w:p>
     <w:p>
       <w:pPr>
-        <w:spacing w:after="120" w:line="360"/>
+        <w:keepNext/>
+        <w:keepLines/>
+        <w:spacing w:after="120" w:line="310"/>
       </w:pPr>
       <w:r>
         <w:rPr>
@@ -1806,7 +2054,9 @@
     </w:p>
     <w:p>
       <w:pPr>
-        <w:spacing w:after="120" w:line="360"/>
+        <w:keepNext/>
+        <w:keepLines/>
+        <w:spacing w:after="120" w:line="310"/>
       </w:pPr>
       <w:r>
         <w:rPr>
@@ -1820,11 +2070,13 @@
     <w:p>
       <w:pPr>
         <w:pStyle w:val="ListParagraph"/>
+        <w:keepNext/>
+        <w:keepLines/>
         <w:numPr>
           <w:ilvl w:val="0"/>
           <w:numId w:val="2"/>
         </w:numPr>
-        <w:spacing w:after="80" w:line="340"/>
+        <w:spacing w:after="80" w:line="290"/>
       </w:pPr>
       <w:r>
         <w:rPr>
@@ -1838,11 +2090,13 @@
     <w:p>
       <w:pPr>
         <w:pStyle w:val="ListParagraph"/>
+        <w:keepNext/>
+        <w:keepLines/>
         <w:numPr>
           <w:ilvl w:val="0"/>
           <w:numId w:val="2"/>
         </w:numPr>
-        <w:spacing w:after="80" w:line="340"/>
+        <w:spacing w:after="80" w:line="290"/>
       </w:pPr>
       <w:r>
         <w:rPr>
@@ -1856,11 +2110,13 @@
     <w:p>
       <w:pPr>
         <w:pStyle w:val="ListParagraph"/>
+        <w:keepNext/>
+        <w:keepLines/>
         <w:numPr>
           <w:ilvl w:val="0"/>
           <w:numId w:val="2"/>
         </w:numPr>
-        <w:spacing w:after="80" w:line="340"/>
+        <w:spacing w:after="80" w:line="290"/>
       </w:pPr>
       <w:r>
         <w:rPr>
@@ -1873,7 +2129,21 @@
     </w:p>
     <w:p>
       <w:pPr>
+        <w:spacing w:after="0" w:line="20"/>
+      </w:pPr>
+      <w:r>
+        <w:rPr>
+          <w:sz w:val="2"/>
+          <w:szCs w:val="2"/>
+        </w:rPr>
+        <w:t xml:space="preserve"/>
+      </w:r>
+    </w:p>
+    <w:p>
+      <w:pPr>
         <w:pStyle w:val="Heading2"/>
+        <w:keepNext/>
+        <w:keepLines/>
         <w:spacing w:after="80" w:before="180"/>
       </w:pPr>
       <w:r>
@@ -1887,7 +2157,9 @@
     </w:p>
     <w:p>
       <w:pPr>
-        <w:spacing w:after="120" w:line="360"/>
+        <w:keepNext/>
+        <w:keepLines/>
+        <w:spacing w:after="120" w:line="310"/>
       </w:pPr>
       <w:r>
         <w:rPr>
@@ -1900,6 +2172,8 @@
     </w:p>
     <w:p>
       <w:pPr>
+        <w:keepNext/>
+        <w:keepLines/>
         <w:spacing w:after="120"/>
       </w:pPr>
     </w:p>
@@ -1944,7 +2218,9 @@
           </w:tcPr>
           <w:p>
             <w:pPr>
-              <w:spacing w:after="40" w:line="320"/>
+              <w:keepNext/>
+              <w:keepLines/>
+              <w:spacing w:after="40" w:line="280"/>
             </w:pPr>
             <w:r>
               <w:rPr>
@@ -1975,7 +2251,9 @@
           </w:tcPr>
           <w:p>
             <w:pPr>
-              <w:spacing w:after="40" w:line="320"/>
+              <w:keepNext/>
+              <w:keepLines/>
+              <w:spacing w:after="40" w:line="280"/>
             </w:pPr>
             <w:r>
               <w:rPr>
@@ -2006,7 +2284,9 @@
           </w:tcPr>
           <w:p>
             <w:pPr>
-              <w:spacing w:after="40" w:line="320"/>
+              <w:keepNext/>
+              <w:keepLines/>
+              <w:spacing w:after="40" w:line="280"/>
             </w:pPr>
             <w:r>
               <w:rPr>
@@ -2043,7 +2323,9 @@
           </w:tcPr>
           <w:p>
             <w:pPr>
-              <w:spacing w:after="40" w:line="320"/>
+              <w:keepNext/>
+              <w:keepLines/>
+              <w:spacing w:after="40" w:line="280"/>
             </w:pPr>
             <w:r>
               <w:rPr>
@@ -2074,7 +2356,9 @@
           </w:tcPr>
           <w:p>
             <w:pPr>
-              <w:spacing w:after="40" w:line="320"/>
+              <w:keepNext/>
+              <w:keepLines/>
+              <w:spacing w:after="40" w:line="280"/>
             </w:pPr>
             <w:r>
               <w:rPr>
@@ -2105,7 +2389,9 @@
           </w:tcPr>
           <w:p>
             <w:pPr>
-              <w:spacing w:after="40" w:line="320"/>
+              <w:keepNext/>
+              <w:keepLines/>
+              <w:spacing w:after="40" w:line="280"/>
             </w:pPr>
             <w:r>
               <w:rPr>
@@ -2142,7 +2428,9 @@
           </w:tcPr>
           <w:p>
             <w:pPr>
-              <w:spacing w:after="40" w:line="320"/>
+              <w:keepNext/>
+              <w:keepLines/>
+              <w:spacing w:after="40" w:line="280"/>
             </w:pPr>
             <w:r>
               <w:rPr>
@@ -2173,7 +2461,9 @@
           </w:tcPr>
           <w:p>
             <w:pPr>
-              <w:spacing w:after="40" w:line="320"/>
+              <w:keepNext/>
+              <w:keepLines/>
+              <w:spacing w:after="40" w:line="280"/>
             </w:pPr>
             <w:r>
               <w:rPr>
@@ -2204,7 +2494,9 @@
           </w:tcPr>
           <w:p>
             <w:pPr>
-              <w:spacing w:after="40" w:line="320"/>
+              <w:keepNext/>
+              <w:keepLines/>
+              <w:spacing w:after="40" w:line="280"/>
             </w:pPr>
             <w:r>
               <w:rPr>
@@ -2241,7 +2533,9 @@
           </w:tcPr>
           <w:p>
             <w:pPr>
-              <w:spacing w:after="40" w:line="320"/>
+              <w:keepNext/>
+              <w:keepLines/>
+              <w:spacing w:after="40" w:line="280"/>
             </w:pPr>
             <w:r>
               <w:rPr>
@@ -2272,7 +2566,9 @@
           </w:tcPr>
           <w:p>
             <w:pPr>
-              <w:spacing w:after="40" w:line="320"/>
+              <w:keepNext/>
+              <w:keepLines/>
+              <w:spacing w:after="40" w:line="280"/>
             </w:pPr>
             <w:r>
               <w:rPr>
@@ -2303,7 +2599,9 @@
           </w:tcPr>
           <w:p>
             <w:pPr>
-              <w:spacing w:after="40" w:line="320"/>
+              <w:keepNext/>
+              <w:keepLines/>
+              <w:spacing w:after="40" w:line="280"/>
             </w:pPr>
             <w:r>
               <w:rPr>
@@ -2340,7 +2638,9 @@
           </w:tcPr>
           <w:p>
             <w:pPr>
-              <w:spacing w:after="40" w:line="320"/>
+              <w:keepNext/>
+              <w:keepLines/>
+              <w:spacing w:after="40" w:line="280"/>
             </w:pPr>
             <w:r>
               <w:rPr>
@@ -2371,7 +2671,9 @@
           </w:tcPr>
           <w:p>
             <w:pPr>
-              <w:spacing w:after="40" w:line="320"/>
+              <w:keepNext/>
+              <w:keepLines/>
+              <w:spacing w:after="40" w:line="280"/>
             </w:pPr>
             <w:r>
               <w:rPr>
@@ -2402,7 +2704,9 @@
           </w:tcPr>
           <w:p>
             <w:pPr>
-              <w:spacing w:after="40" w:line="320"/>
+              <w:keepNext/>
+              <w:keepLines/>
+              <w:spacing w:after="40" w:line="280"/>
             </w:pPr>
             <w:r>
               <w:rPr>
@@ -2418,12 +2722,28 @@
     </w:tbl>
     <w:p>
       <w:pPr>
+        <w:keepNext/>
+        <w:keepLines/>
         <w:spacing w:after="120"/>
       </w:pPr>
     </w:p>
     <w:p>
       <w:pPr>
+        <w:spacing w:after="0" w:line="20"/>
+      </w:pPr>
+      <w:r>
+        <w:rPr>
+          <w:sz w:val="2"/>
+          <w:szCs w:val="2"/>
+        </w:rPr>
+        <w:t xml:space="preserve"/>
+      </w:r>
+    </w:p>
+    <w:p>
+      <w:pPr>
         <w:pStyle w:val="Heading1"/>
+        <w:keepNext/>
+        <w:keepLines/>
         <w:pBdr>
           <w:bottom w:val="single" w:color="000000" w:sz="8" w:space="2"/>
         </w:pBdr>
@@ -2443,11 +2763,13 @@
     <w:p>
       <w:pPr>
         <w:pStyle w:val="ListParagraph"/>
+        <w:keepNext/>
+        <w:keepLines/>
         <w:numPr>
           <w:ilvl w:val="0"/>
           <w:numId w:val="2"/>
         </w:numPr>
-        <w:spacing w:after="80" w:line="340"/>
+        <w:spacing w:after="80" w:line="290"/>
       </w:pPr>
       <w:r>
         <w:rPr>
@@ -2461,11 +2783,13 @@
     <w:p>
       <w:pPr>
         <w:pStyle w:val="ListParagraph"/>
+        <w:keepNext/>
+        <w:keepLines/>
         <w:numPr>
           <w:ilvl w:val="0"/>
           <w:numId w:val="2"/>
         </w:numPr>
-        <w:spacing w:after="80" w:line="340"/>
+        <w:spacing w:after="80" w:line="290"/>
       </w:pPr>
       <w:r>
         <w:rPr>
@@ -2479,11 +2803,13 @@
     <w:p>
       <w:pPr>
         <w:pStyle w:val="ListParagraph"/>
+        <w:keepNext/>
+        <w:keepLines/>
         <w:numPr>
           <w:ilvl w:val="0"/>
           <w:numId w:val="2"/>
         </w:numPr>
-        <w:spacing w:after="80" w:line="340"/>
+        <w:spacing w:after="80" w:line="290"/>
       </w:pPr>
       <w:r>
         <w:rPr>
@@ -2496,7 +2822,9 @@
     </w:p>
     <w:p>
       <w:pPr>
-        <w:spacing w:after="120" w:line="360"/>
+        <w:keepNext/>
+        <w:keepLines/>
+        <w:spacing w:after="120" w:line="310"/>
         <w:jc w:val="center"/>
       </w:pPr>
       <w:r>
@@ -2513,11 +2841,13 @@
     <w:p>
       <w:pPr>
         <w:pStyle w:val="ListParagraph"/>
+        <w:keepNext/>
+        <w:keepLines/>
         <w:numPr>
           <w:ilvl w:val="0"/>
           <w:numId w:val="2"/>
         </w:numPr>
-        <w:spacing w:after="80" w:line="340"/>
+        <w:spacing w:after="80" w:line="290"/>
       </w:pPr>
       <w:r>
         <w:rPr>
@@ -2530,7 +2860,9 @@
     </w:p>
     <w:p>
       <w:pPr>
-        <w:spacing w:after="120" w:line="360"/>
+        <w:keepNext/>
+        <w:keepLines/>
+        <w:spacing w:after="120" w:line="310"/>
       </w:pPr>
       <w:r>
         <w:rPr>
@@ -2543,6 +2875,8 @@
     </w:p>
     <w:p>
       <w:pPr>
+        <w:keepNext/>
+        <w:keepLines/>
         <w:spacing w:after="80"/>
         <w:jc w:val="center"/>
       </w:pPr>
@@ -2589,6 +2923,8 @@
     </w:p>
     <w:p>
       <w:pPr>
+        <w:keepNext/>
+        <w:keepLines/>
         <w:spacing w:after="160"/>
         <w:jc w:val="center"/>
       </w:pPr>
@@ -2603,7 +2939,21 @@
     </w:p>
     <w:p>
       <w:pPr>
+        <w:spacing w:after="0" w:line="20"/>
+      </w:pPr>
+      <w:r>
+        <w:rPr>
+          <w:sz w:val="2"/>
+          <w:szCs w:val="2"/>
+        </w:rPr>
+        <w:t xml:space="preserve"/>
+      </w:r>
+    </w:p>
+    <w:p>
+      <w:pPr>
         <w:pStyle w:val="Heading1"/>
+        <w:keepNext/>
+        <w:keepLines/>
         <w:pBdr>
           <w:bottom w:val="single" w:color="000000" w:sz="8" w:space="2"/>
         </w:pBdr>
@@ -2622,7 +2972,9 @@
     </w:p>
     <w:p>
       <w:pPr>
-        <w:spacing w:after="120" w:line="360"/>
+        <w:keepNext/>
+        <w:keepLines/>
+        <w:spacing w:after="120" w:line="310"/>
       </w:pPr>
       <w:r>
         <w:rPr>
@@ -2674,7 +3026,9 @@
           </w:tcPr>
           <w:p>
             <w:pPr>
-              <w:spacing w:after="40" w:line="320"/>
+              <w:keepNext/>
+              <w:keepLines/>
+              <w:spacing w:after="40" w:line="280"/>
             </w:pPr>
             <w:r>
               <w:rPr>
@@ -2705,7 +3059,9 @@
           </w:tcPr>
           <w:p>
             <w:pPr>
-              <w:spacing w:after="40" w:line="320"/>
+              <w:keepNext/>
+              <w:keepLines/>
+              <w:spacing w:after="40" w:line="280"/>
             </w:pPr>
             <w:r>
               <w:rPr>
@@ -2736,7 +3092,9 @@
           </w:tcPr>
           <w:p>
             <w:pPr>
-              <w:spacing w:after="40" w:line="320"/>
+              <w:keepNext/>
+              <w:keepLines/>
+              <w:spacing w:after="40" w:line="280"/>
             </w:pPr>
             <w:r>
               <w:rPr>
@@ -2773,7 +3131,9 @@
           </w:tcPr>
           <w:p>
             <w:pPr>
-              <w:spacing w:after="40" w:line="320"/>
+              <w:keepNext/>
+              <w:keepLines/>
+              <w:spacing w:after="40" w:line="280"/>
             </w:pPr>
             <w:r>
               <w:rPr>
@@ -2804,7 +3164,9 @@
           </w:tcPr>
           <w:p>
             <w:pPr>
-              <w:spacing w:after="40" w:line="320"/>
+              <w:keepNext/>
+              <w:keepLines/>
+              <w:spacing w:after="40" w:line="280"/>
             </w:pPr>
             <w:r>
               <w:rPr>
@@ -2835,7 +3197,9 @@
           </w:tcPr>
           <w:p>
             <w:pPr>
-              <w:spacing w:after="40" w:line="320"/>
+              <w:keepNext/>
+              <w:keepLines/>
+              <w:spacing w:after="40" w:line="280"/>
             </w:pPr>
             <w:r>
               <w:rPr>
@@ -2872,7 +3236,9 @@
           </w:tcPr>
           <w:p>
             <w:pPr>
-              <w:spacing w:after="40" w:line="320"/>
+              <w:keepNext/>
+              <w:keepLines/>
+              <w:spacing w:after="40" w:line="280"/>
             </w:pPr>
             <w:r>
               <w:rPr>
@@ -2903,7 +3269,9 @@
           </w:tcPr>
           <w:p>
             <w:pPr>
-              <w:spacing w:after="40" w:line="320"/>
+              <w:keepNext/>
+              <w:keepLines/>
+              <w:spacing w:after="40" w:line="280"/>
             </w:pPr>
             <w:r>
               <w:rPr>
@@ -2934,7 +3302,9 @@
           </w:tcPr>
           <w:p>
             <w:pPr>
-              <w:spacing w:after="40" w:line="320"/>
+              <w:keepNext/>
+              <w:keepLines/>
+              <w:spacing w:after="40" w:line="280"/>
             </w:pPr>
             <w:r>
               <w:rPr>
@@ -2971,7 +3341,9 @@
           </w:tcPr>
           <w:p>
             <w:pPr>
-              <w:spacing w:after="40" w:line="320"/>
+              <w:keepNext/>
+              <w:keepLines/>
+              <w:spacing w:after="40" w:line="280"/>
             </w:pPr>
             <w:r>
               <w:rPr>
@@ -3002,7 +3374,9 @@
           </w:tcPr>
           <w:p>
             <w:pPr>
-              <w:spacing w:after="40" w:line="320"/>
+              <w:keepNext/>
+              <w:keepLines/>
+              <w:spacing w:after="40" w:line="280"/>
             </w:pPr>
             <w:r>
               <w:rPr>
@@ -3033,7 +3407,9 @@
           </w:tcPr>
           <w:p>
             <w:pPr>
-              <w:spacing w:after="40" w:line="320"/>
+              <w:keepNext/>
+              <w:keepLines/>
+              <w:spacing w:after="40" w:line="280"/>
             </w:pPr>
             <w:r>
               <w:rPr>
@@ -3049,12 +3425,16 @@
     </w:tbl>
     <w:p>
       <w:pPr>
+        <w:keepNext/>
+        <w:keepLines/>
         <w:spacing w:after="120"/>
       </w:pPr>
     </w:p>
     <w:p>
       <w:pPr>
-        <w:spacing w:after="120" w:line="360"/>
+        <w:keepNext/>
+        <w:keepLines/>
+        <w:spacing w:after="120" w:line="310"/>
       </w:pPr>
       <w:r>
         <w:rPr>
@@ -3067,6 +3447,8 @@
     </w:p>
     <w:p>
       <w:pPr>
+        <w:keepNext/>
+        <w:keepLines/>
         <w:spacing w:after="80"/>
         <w:jc w:val="center"/>
       </w:pPr>
@@ -3113,6 +3495,8 @@
     </w:p>
     <w:p>
       <w:pPr>
+        <w:keepNext/>
+        <w:keepLines/>
         <w:spacing w:after="160"/>
         <w:jc w:val="center"/>
       </w:pPr>
@@ -3127,7 +3511,21 @@
     </w:p>
     <w:p>
       <w:pPr>
+        <w:spacing w:after="0" w:line="20"/>
+      </w:pPr>
+      <w:r>
+        <w:rPr>
+          <w:sz w:val="2"/>
+          <w:szCs w:val="2"/>
+        </w:rPr>
+        <w:t xml:space="preserve"/>
+      </w:r>
+    </w:p>
+    <w:p>
+      <w:pPr>
         <w:pStyle w:val="Heading1"/>
+        <w:keepNext/>
+        <w:keepLines/>
         <w:pBdr>
           <w:bottom w:val="single" w:color="000000" w:sz="8" w:space="2"/>
         </w:pBdr>
@@ -3185,7 +3583,9 @@
           </w:tcPr>
           <w:p>
             <w:pPr>
-              <w:spacing w:after="40" w:line="320"/>
+              <w:keepNext/>
+              <w:keepLines/>
+              <w:spacing w:after="40" w:line="280"/>
             </w:pPr>
             <w:r>
               <w:rPr>
@@ -3216,7 +3616,9 @@
           </w:tcPr>
           <w:p>
             <w:pPr>
-              <w:spacing w:after="40" w:line="320"/>
+              <w:keepNext/>
+              <w:keepLines/>
+              <w:spacing w:after="40" w:line="280"/>
             </w:pPr>
             <w:r>
               <w:rPr>
@@ -3247,7 +3649,9 @@
           </w:tcPr>
           <w:p>
             <w:pPr>
-              <w:spacing w:after="40" w:line="320"/>
+              <w:keepNext/>
+              <w:keepLines/>
+              <w:spacing w:after="40" w:line="280"/>
             </w:pPr>
             <w:r>
               <w:rPr>
@@ -3284,7 +3688,9 @@
           </w:tcPr>
           <w:p>
             <w:pPr>
-              <w:spacing w:after="40" w:line="320"/>
+              <w:keepNext/>
+              <w:keepLines/>
+              <w:spacing w:after="40" w:line="280"/>
             </w:pPr>
             <w:r>
               <w:rPr>
@@ -3315,7 +3721,9 @@
           </w:tcPr>
           <w:p>
             <w:pPr>
-              <w:spacing w:after="40" w:line="320"/>
+              <w:keepNext/>
+              <w:keepLines/>
+              <w:spacing w:after="40" w:line="280"/>
             </w:pPr>
             <w:r>
               <w:rPr>
@@ -3346,7 +3754,9 @@
           </w:tcPr>
           <w:p>
             <w:pPr>
-              <w:spacing w:after="40" w:line="320"/>
+              <w:keepNext/>
+              <w:keepLines/>
+              <w:spacing w:after="40" w:line="280"/>
             </w:pPr>
             <w:r>
               <w:rPr>
@@ -3383,7 +3793,9 @@
           </w:tcPr>
           <w:p>
             <w:pPr>
-              <w:spacing w:after="40" w:line="320"/>
+              <w:keepNext/>
+              <w:keepLines/>
+              <w:spacing w:after="40" w:line="280"/>
             </w:pPr>
             <w:r>
               <w:rPr>
@@ -3414,7 +3826,9 @@
           </w:tcPr>
           <w:p>
             <w:pPr>
-              <w:spacing w:after="40" w:line="320"/>
+              <w:keepNext/>
+              <w:keepLines/>
+              <w:spacing w:after="40" w:line="280"/>
             </w:pPr>
             <w:r>
               <w:rPr>
@@ -3445,7 +3859,9 @@
           </w:tcPr>
           <w:p>
             <w:pPr>
-              <w:spacing w:after="40" w:line="320"/>
+              <w:keepNext/>
+              <w:keepLines/>
+              <w:spacing w:after="40" w:line="280"/>
             </w:pPr>
             <w:r>
               <w:rPr>
@@ -3482,7 +3898,9 @@
           </w:tcPr>
           <w:p>
             <w:pPr>
-              <w:spacing w:after="40" w:line="320"/>
+              <w:keepNext/>
+              <w:keepLines/>
+              <w:spacing w:after="40" w:line="280"/>
             </w:pPr>
             <w:r>
               <w:rPr>
@@ -3513,7 +3931,9 @@
           </w:tcPr>
           <w:p>
             <w:pPr>
-              <w:spacing w:after="40" w:line="320"/>
+              <w:keepNext/>
+              <w:keepLines/>
+              <w:spacing w:after="40" w:line="280"/>
             </w:pPr>
             <w:r>
               <w:rPr>
@@ -3544,7 +3964,9 @@
           </w:tcPr>
           <w:p>
             <w:pPr>
-              <w:spacing w:after="40" w:line="320"/>
+              <w:keepNext/>
+              <w:keepLines/>
+              <w:spacing w:after="40" w:line="280"/>
             </w:pPr>
             <w:r>
               <w:rPr>
@@ -3581,7 +4003,9 @@
           </w:tcPr>
           <w:p>
             <w:pPr>
-              <w:spacing w:after="40" w:line="320"/>
+              <w:keepNext/>
+              <w:keepLines/>
+              <w:spacing w:after="40" w:line="280"/>
             </w:pPr>
             <w:r>
               <w:rPr>
@@ -3612,7 +4036,9 @@
           </w:tcPr>
           <w:p>
             <w:pPr>
-              <w:spacing w:after="40" w:line="320"/>
+              <w:keepNext/>
+              <w:keepLines/>
+              <w:spacing w:after="40" w:line="280"/>
             </w:pPr>
             <w:r>
               <w:rPr>
@@ -3643,7 +4069,9 @@
           </w:tcPr>
           <w:p>
             <w:pPr>
-              <w:spacing w:after="40" w:line="320"/>
+              <w:keepNext/>
+              <w:keepLines/>
+              <w:spacing w:after="40" w:line="280"/>
             </w:pPr>
             <w:r>
               <w:rPr>
@@ -3680,7 +4108,9 @@
           </w:tcPr>
           <w:p>
             <w:pPr>
-              <w:spacing w:after="40" w:line="320"/>
+              <w:keepNext/>
+              <w:keepLines/>
+              <w:spacing w:after="40" w:line="280"/>
             </w:pPr>
             <w:r>
               <w:rPr>
@@ -3711,7 +4141,9 @@
           </w:tcPr>
           <w:p>
             <w:pPr>
-              <w:spacing w:after="40" w:line="320"/>
+              <w:keepNext/>
+              <w:keepLines/>
+              <w:spacing w:after="40" w:line="280"/>
             </w:pPr>
             <w:r>
               <w:rPr>
@@ -3742,7 +4174,9 @@
           </w:tcPr>
           <w:p>
             <w:pPr>
-              <w:spacing w:after="40" w:line="320"/>
+              <w:keepNext/>
+              <w:keepLines/>
+              <w:spacing w:after="40" w:line="280"/>
             </w:pPr>
             <w:r>
               <w:rPr>
@@ -3758,12 +4192,28 @@
     </w:tbl>
     <w:p>
       <w:pPr>
+        <w:keepNext/>
+        <w:keepLines/>
         <w:spacing w:after="120"/>
       </w:pPr>
     </w:p>
     <w:p>
       <w:pPr>
+        <w:spacing w:after="0" w:line="20"/>
+      </w:pPr>
+      <w:r>
+        <w:rPr>
+          <w:sz w:val="2"/>
+          <w:szCs w:val="2"/>
+        </w:rPr>
+        <w:t xml:space="preserve"/>
+      </w:r>
+    </w:p>
+    <w:p>
+      <w:pPr>
         <w:pStyle w:val="Heading1"/>
+        <w:keepNext/>
+        <w:keepLines/>
         <w:pBdr>
           <w:bottom w:val="single" w:color="000000" w:sz="8" w:space="2"/>
         </w:pBdr>
@@ -3815,6 +4265,8 @@
           </w:tcPr>
           <w:p>
             <w:pPr>
+              <w:keepNext/>
+              <w:keepLines/>
               <w:spacing w:after="80"/>
             </w:pPr>
             <w:r>
@@ -3828,7 +4280,9 @@
           </w:p>
           <w:p>
             <w:pPr>
-              <w:spacing w:after="60" w:line="330"/>
+              <w:keepNext/>
+              <w:keepLines/>
+              <w:spacing w:after="60" w:line="290"/>
             </w:pPr>
             <w:r>
               <w:rPr>
@@ -3859,7 +4313,9 @@
           </w:p>
           <w:p>
             <w:pPr>
-              <w:spacing w:after="60" w:line="330"/>
+              <w:keepNext/>
+              <w:keepLines/>
+              <w:spacing w:after="60" w:line="290"/>
             </w:pPr>
             <w:r>
               <w:rPr>
@@ -3882,7 +4338,9 @@
           </w:p>
           <w:p>
             <w:pPr>
-              <w:spacing w:after="60" w:line="330"/>
+              <w:keepNext/>
+              <w:keepLines/>
+              <w:spacing w:after="60" w:line="290"/>
             </w:pPr>
             <w:r>
               <w:rPr>
@@ -3905,7 +4363,9 @@
           </w:p>
           <w:p>
             <w:pPr>
-              <w:spacing w:after="60" w:line="330"/>
+              <w:keepNext/>
+              <w:keepLines/>
+              <w:spacing w:after="60" w:line="290"/>
             </w:pPr>
             <w:r>
               <w:rPr>
@@ -3923,11 +4383,15 @@
     </w:tbl>
     <w:p>
       <w:pPr>
+        <w:keepNext/>
+        <w:keepLines/>
         <w:spacing w:after="120"/>
       </w:pPr>
     </w:p>
     <w:p>
       <w:pPr>
+        <w:keepNext/>
+        <w:keepLines/>
         <w:spacing w:after="80"/>
         <w:jc w:val="center"/>
       </w:pPr>
@@ -3974,6 +4438,8 @@
     </w:p>
     <w:p>
       <w:pPr>
+        <w:keepNext/>
+        <w:keepLines/>
         <w:spacing w:after="160"/>
         <w:jc w:val="center"/>
       </w:pPr>
@@ -3988,6 +4454,8 @@
     </w:p>
     <w:p>
       <w:pPr>
+        <w:keepNext/>
+        <w:keepLines/>
         <w:spacing w:before="200"/>
       </w:pPr>
       <w:r>
@@ -4055,6 +4523,8 @@
 <w:ftr xmlns:wpc="http://schemas.microsoft.com/office/word/2010/wordprocessingCanvas" xmlns:mc="http://schemas.openxmlformats.org/markup-compatibility/2006" xmlns:o="urn:schemas-microsoft-com:office:office" xmlns:r="http://schemas.openxmlformats.org/officeDocument/2006/relationships" xmlns:m="http://schemas.openxmlformats.org/officeDocument/2006/math" xmlns:v="urn:schemas-microsoft-com:vml" xmlns:wp14="http://schemas.microsoft.com/office/word/2010/wordprocessingDrawing" xmlns:wp="http://schemas.openxmlformats.org/drawingml/2006/wordprocessingDrawing" xmlns:w10="urn:schemas-microsoft-com:office:word" xmlns:w="http://schemas.openxmlformats.org/wordprocessingml/2006/main" xmlns:w14="http://schemas.microsoft.com/office/word/2010/wordml" xmlns:w15="http://schemas.microsoft.com/office/word/2012/wordml" xmlns:wpg="http://schemas.microsoft.com/office/word/2010/wordprocessingGroup" xmlns:wpi="http://schemas.microsoft.com/office/word/2010/wordprocessingInk" xmlns:wne="http://schemas.microsoft.com/office/word/2006/wordml" xmlns:wps="http://schemas.microsoft.com/office/word/2010/wordprocessingShape">
   <w:p>
     <w:pPr>
+      <w:keepNext/>
+      <w:keepLines/>
       <w:jc w:val="center"/>
     </w:pPr>
     <w:r>

--- a/학습법_안내문서/공부방법_안내문.docx
+++ b/학습법_안내문서/공부방법_안내문.docx
@@ -29,8 +29,8 @@
       <w:r>
         <w:rPr>
           <w:rFonts w:ascii="ChangwonDangamRound" w:cs="ChangwonDangamRound" w:eastAsia="ChangwonDangamRound" w:hAnsi="ChangwonDangamRound"/>
-          <w:sz w:val="28"/>
-          <w:szCs w:val="28"/>
+          <w:sz w:val="25"/>
+          <w:szCs w:val="25"/>
         </w:rPr>
         <w:t xml:space="preserve">중학교 1학년을 위한 공부 안내</w:t>
       </w:r>
@@ -110,8 +110,8 @@
             <w:r>
               <w:rPr>
                 <w:rFonts w:ascii="ChangwonDangamAsac Bold" w:cs="ChangwonDangamAsac Bold" w:eastAsia="ChangwonDangamAsac Bold" w:hAnsi="ChangwonDangamAsac Bold"/>
-                <w:sz w:val="28"/>
-                <w:szCs w:val="28"/>
+                <w:sz w:val="25"/>
+                <w:szCs w:val="25"/>
               </w:rPr>
               <w:t xml:space="preserve">목차</w:t>
             </w:r>
@@ -173,8 +173,8 @@
           <w:rFonts w:ascii="ChangwonDangamAsac Bold" w:cs="ChangwonDangamAsac Bold" w:eastAsia="ChangwonDangamAsac Bold" w:hAnsi="ChangwonDangamAsac Bold"/>
           <w:b w:val="false"/>
           <w:bCs w:val="false"/>
-          <w:sz w:val="34"/>
-          <w:szCs w:val="34"/>
+          <w:sz w:val="30"/>
+          <w:szCs w:val="30"/>
         </w:rPr>
         <w:t xml:space="preserve">1. 평가는 왜 필요할까요?</w:t>
       </w:r>
@@ -183,13 +183,13 @@
       <w:pPr>
         <w:keepNext/>
         <w:keepLines/>
-        <w:spacing w:after="120" w:line="310"/>
+        <w:spacing w:after="120" w:line="280"/>
       </w:pPr>
       <w:r>
         <w:rPr>
           <w:rFonts w:ascii="ChangwonDangamRound" w:cs="ChangwonDangamRound" w:eastAsia="ChangwonDangamRound" w:hAnsi="ChangwonDangamRound"/>
-          <w:sz w:val="22"/>
-          <w:szCs w:val="22"/>
+          <w:sz w:val="20"/>
+          <w:szCs w:val="20"/>
         </w:rPr>
         <w:t xml:space="preserve">평가는 "점수를 매기는 일"만이 아니에요. 내가 얼마나 알고 있는지 확인하고, 부족한 부분을 찾아 고치게 도와주는 일이에요. 선생님도 평가 결과를 보고 우리를 어떻게 도울지 정해요.</w:t>
       </w:r>
@@ -203,13 +203,13 @@
           <w:ilvl w:val="0"/>
           <w:numId w:val="2"/>
         </w:numPr>
-        <w:spacing w:after="80" w:line="290"/>
+        <w:spacing w:after="80" w:line="265"/>
       </w:pPr>
       <w:r>
         <w:rPr>
           <w:rFonts w:ascii="ChangwonDangamRound" w:cs="ChangwonDangamRound" w:eastAsia="ChangwonDangamRound" w:hAnsi="ChangwonDangamRound"/>
-          <w:sz w:val="22"/>
-          <w:szCs w:val="22"/>
+          <w:sz w:val="20"/>
+          <w:szCs w:val="20"/>
         </w:rPr>
         <w:t xml:space="preserve">지금 내 실력을 알 수 있어요.</w:t>
       </w:r>
@@ -223,13 +223,13 @@
           <w:ilvl w:val="0"/>
           <w:numId w:val="2"/>
         </w:numPr>
-        <w:spacing w:after="80" w:line="290"/>
+        <w:spacing w:after="80" w:line="265"/>
       </w:pPr>
       <w:r>
         <w:rPr>
           <w:rFonts w:ascii="ChangwonDangamRound" w:cs="ChangwonDangamRound" w:eastAsia="ChangwonDangamRound" w:hAnsi="ChangwonDangamRound"/>
-          <w:sz w:val="22"/>
-          <w:szCs w:val="22"/>
+          <w:sz w:val="20"/>
+          <w:szCs w:val="20"/>
         </w:rPr>
         <w:t xml:space="preserve">틀린 곳을 찾아 다시 공부할 수 있어요.</w:t>
       </w:r>
@@ -243,13 +243,13 @@
           <w:ilvl w:val="0"/>
           <w:numId w:val="2"/>
         </w:numPr>
-        <w:spacing w:after="80" w:line="290"/>
+        <w:spacing w:after="80" w:line="265"/>
       </w:pPr>
       <w:r>
         <w:rPr>
           <w:rFonts w:ascii="ChangwonDangamRound" w:cs="ChangwonDangamRound" w:eastAsia="ChangwonDangamRound" w:hAnsi="ChangwonDangamRound"/>
-          <w:sz w:val="22"/>
-          <w:szCs w:val="22"/>
+          <w:sz w:val="20"/>
+          <w:szCs w:val="20"/>
         </w:rPr>
         <w:t xml:space="preserve">시험 전에 무엇을 먼저 봐야 할지 알 수 있어요.</w:t>
       </w:r>
@@ -281,8 +281,8 @@
           <w:rFonts w:ascii="ChangwonDangamAsac Bold" w:cs="ChangwonDangamAsac Bold" w:eastAsia="ChangwonDangamAsac Bold" w:hAnsi="ChangwonDangamAsac Bold"/>
           <w:b w:val="false"/>
           <w:bCs w:val="false"/>
-          <w:sz w:val="34"/>
-          <w:szCs w:val="34"/>
+          <w:sz w:val="30"/>
+          <w:szCs w:val="30"/>
         </w:rPr>
         <w:t xml:space="preserve">2. 평가 3가지</w:t>
       </w:r>
@@ -291,13 +291,13 @@
       <w:pPr>
         <w:keepNext/>
         <w:keepLines/>
-        <w:spacing w:after="120" w:line="310"/>
+        <w:spacing w:after="120" w:line="280"/>
       </w:pPr>
       <w:r>
         <w:rPr>
           <w:rFonts w:ascii="ChangwonDangamRound" w:cs="ChangwonDangamRound" w:eastAsia="ChangwonDangamRound" w:hAnsi="ChangwonDangamRound"/>
-          <w:sz w:val="22"/>
-          <w:szCs w:val="22"/>
+          <w:sz w:val="20"/>
+          <w:szCs w:val="20"/>
         </w:rPr>
         <w:t xml:space="preserve">평가는 하는 때에 따라 세 가지로 나눠요. 이름을 알아 두면 공부 계획을 세우기 쉬워요.</w:t>
       </w:r>
@@ -351,8 +351,8 @@
             <w:r>
               <w:rPr>
                 <w:rFonts w:ascii="ChangwonDangamAsac Bold" w:cs="ChangwonDangamAsac Bold" w:eastAsia="ChangwonDangamAsac Bold" w:hAnsi="ChangwonDangamAsac Bold"/>
-                <w:sz w:val="22"/>
-                <w:szCs w:val="22"/>
+                <w:sz w:val="20"/>
+                <w:szCs w:val="20"/>
               </w:rPr>
               <w:t xml:space="preserve">이름</w:t>
             </w:r>
@@ -384,8 +384,8 @@
             <w:r>
               <w:rPr>
                 <w:rFonts w:ascii="ChangwonDangamAsac Bold" w:cs="ChangwonDangamAsac Bold" w:eastAsia="ChangwonDangamAsac Bold" w:hAnsi="ChangwonDangamAsac Bold"/>
-                <w:sz w:val="22"/>
-                <w:szCs w:val="22"/>
+                <w:sz w:val="20"/>
+                <w:szCs w:val="20"/>
               </w:rPr>
               <w:t xml:space="preserve">하는 때</w:t>
             </w:r>
@@ -417,8 +417,8 @@
             <w:r>
               <w:rPr>
                 <w:rFonts w:ascii="ChangwonDangamAsac Bold" w:cs="ChangwonDangamAsac Bold" w:eastAsia="ChangwonDangamAsac Bold" w:hAnsi="ChangwonDangamAsac Bold"/>
-                <w:sz w:val="22"/>
-                <w:szCs w:val="22"/>
+                <w:sz w:val="20"/>
+                <w:szCs w:val="20"/>
               </w:rPr>
               <w:t xml:space="preserve">하는 일</w:t>
             </w:r>
@@ -450,8 +450,8 @@
             <w:r>
               <w:rPr>
                 <w:rFonts w:ascii="ChangwonDangamAsac Bold" w:cs="ChangwonDangamAsac Bold" w:eastAsia="ChangwonDangamAsac Bold" w:hAnsi="ChangwonDangamAsac Bold"/>
-                <w:sz w:val="22"/>
-                <w:szCs w:val="22"/>
+                <w:sz w:val="20"/>
+                <w:szCs w:val="20"/>
               </w:rPr>
               <w:t xml:space="preserve">내 공부에 쓰는 방법</w:t>
             </w:r>
@@ -489,8 +489,8 @@
             <w:r>
               <w:rPr>
                 <w:rFonts w:ascii="ChangwonDangamRound" w:cs="ChangwonDangamRound" w:eastAsia="ChangwonDangamRound" w:hAnsi="ChangwonDangamRound"/>
-                <w:sz w:val="22"/>
-                <w:szCs w:val="22"/>
+                <w:sz w:val="20"/>
+                <w:szCs w:val="20"/>
               </w:rPr>
               <w:t xml:space="preserve">진단평가</w:t>
             </w:r>
@@ -522,8 +522,8 @@
             <w:r>
               <w:rPr>
                 <w:rFonts w:ascii="ChangwonDangamRound" w:cs="ChangwonDangamRound" w:eastAsia="ChangwonDangamRound" w:hAnsi="ChangwonDangamRound"/>
-                <w:sz w:val="22"/>
-                <w:szCs w:val="22"/>
+                <w:sz w:val="20"/>
+                <w:szCs w:val="20"/>
               </w:rPr>
               <w:t xml:space="preserve">공부를 시작하기 전</w:t>
             </w:r>
@@ -555,8 +555,8 @@
             <w:r>
               <w:rPr>
                 <w:rFonts w:ascii="ChangwonDangamRound" w:cs="ChangwonDangamRound" w:eastAsia="ChangwonDangamRound" w:hAnsi="ChangwonDangamRound"/>
-                <w:sz w:val="22"/>
-                <w:szCs w:val="22"/>
+                <w:sz w:val="20"/>
+                <w:szCs w:val="20"/>
               </w:rPr>
               <w:t xml:space="preserve">내가 이미 아는 것과 모르는 것을 알아봐요.</w:t>
             </w:r>
@@ -588,8 +588,8 @@
             <w:r>
               <w:rPr>
                 <w:rFonts w:ascii="ChangwonDangamRound" w:cs="ChangwonDangamRound" w:eastAsia="ChangwonDangamRound" w:hAnsi="ChangwonDangamRound"/>
-                <w:sz w:val="22"/>
-                <w:szCs w:val="22"/>
+                <w:sz w:val="20"/>
+                <w:szCs w:val="20"/>
               </w:rPr>
               <w:t xml:space="preserve">내 수준을 알고 공부 계획을 짜요.</w:t>
             </w:r>
@@ -627,8 +627,8 @@
             <w:r>
               <w:rPr>
                 <w:rFonts w:ascii="ChangwonDangamRound" w:cs="ChangwonDangamRound" w:eastAsia="ChangwonDangamRound" w:hAnsi="ChangwonDangamRound"/>
-                <w:sz w:val="22"/>
-                <w:szCs w:val="22"/>
+                <w:sz w:val="20"/>
+                <w:szCs w:val="20"/>
               </w:rPr>
               <w:t xml:space="preserve">형성평가</w:t>
             </w:r>
@@ -660,8 +660,8 @@
             <w:r>
               <w:rPr>
                 <w:rFonts w:ascii="ChangwonDangamRound" w:cs="ChangwonDangamRound" w:eastAsia="ChangwonDangamRound" w:hAnsi="ChangwonDangamRound"/>
-                <w:sz w:val="22"/>
-                <w:szCs w:val="22"/>
+                <w:sz w:val="20"/>
+                <w:szCs w:val="20"/>
               </w:rPr>
               <w:t xml:space="preserve">공부하는 중간</w:t>
             </w:r>
@@ -693,8 +693,8 @@
             <w:r>
               <w:rPr>
                 <w:rFonts w:ascii="ChangwonDangamRound" w:cs="ChangwonDangamRound" w:eastAsia="ChangwonDangamRound" w:hAnsi="ChangwonDangamRound"/>
-                <w:sz w:val="22"/>
-                <w:szCs w:val="22"/>
+                <w:sz w:val="20"/>
+                <w:szCs w:val="20"/>
               </w:rPr>
               <w:t xml:space="preserve">배운 것을 잘 이해했는지 확인해요.</w:t>
             </w:r>
@@ -726,8 +726,8 @@
             <w:r>
               <w:rPr>
                 <w:rFonts w:ascii="ChangwonDangamRound" w:cs="ChangwonDangamRound" w:eastAsia="ChangwonDangamRound" w:hAnsi="ChangwonDangamRound"/>
-                <w:sz w:val="22"/>
-                <w:szCs w:val="22"/>
+                <w:sz w:val="20"/>
+                <w:szCs w:val="20"/>
               </w:rPr>
               <w:t xml:space="preserve">틀린 곳을 바로 고치고 집중해서 공부해요.</w:t>
             </w:r>
@@ -765,8 +765,8 @@
             <w:r>
               <w:rPr>
                 <w:rFonts w:ascii="ChangwonDangamRound" w:cs="ChangwonDangamRound" w:eastAsia="ChangwonDangamRound" w:hAnsi="ChangwonDangamRound"/>
-                <w:sz w:val="22"/>
-                <w:szCs w:val="22"/>
+                <w:sz w:val="20"/>
+                <w:szCs w:val="20"/>
               </w:rPr>
               <w:t xml:space="preserve">총괄평가</w:t>
             </w:r>
@@ -798,8 +798,8 @@
             <w:r>
               <w:rPr>
                 <w:rFonts w:ascii="ChangwonDangamRound" w:cs="ChangwonDangamRound" w:eastAsia="ChangwonDangamRound" w:hAnsi="ChangwonDangamRound"/>
-                <w:sz w:val="22"/>
-                <w:szCs w:val="22"/>
+                <w:sz w:val="20"/>
+                <w:szCs w:val="20"/>
               </w:rPr>
               <w:t xml:space="preserve">단원이나 학기가 끝난 뒤</w:t>
             </w:r>
@@ -831,8 +831,8 @@
             <w:r>
               <w:rPr>
                 <w:rFonts w:ascii="ChangwonDangamRound" w:cs="ChangwonDangamRound" w:eastAsia="ChangwonDangamRound" w:hAnsi="ChangwonDangamRound"/>
-                <w:sz w:val="22"/>
-                <w:szCs w:val="22"/>
+                <w:sz w:val="20"/>
+                <w:szCs w:val="20"/>
               </w:rPr>
               <w:t xml:space="preserve">마지막으로 얼마나 익혔는지 알아봐요. (중간·기말고사)</w:t>
             </w:r>
@@ -864,8 +864,8 @@
             <w:r>
               <w:rPr>
                 <w:rFonts w:ascii="ChangwonDangamRound" w:cs="ChangwonDangamRound" w:eastAsia="ChangwonDangamRound" w:hAnsi="ChangwonDangamRound"/>
-                <w:sz w:val="22"/>
-                <w:szCs w:val="22"/>
+                <w:sz w:val="20"/>
+                <w:szCs w:val="20"/>
               </w:rPr>
               <w:t xml:space="preserve">빠진 부분을 채울 계획을 세우고 내 공부 태도를 살펴요.</w:t>
             </w:r>
@@ -907,8 +907,8 @@
           <w:rFonts w:ascii="ChangwonDangamAsac Bold" w:cs="ChangwonDangamAsac Bold" w:eastAsia="ChangwonDangamAsac Bold" w:hAnsi="ChangwonDangamAsac Bold"/>
           <w:b w:val="false"/>
           <w:bCs w:val="false"/>
-          <w:sz w:val="34"/>
-          <w:szCs w:val="34"/>
+          <w:sz w:val="30"/>
+          <w:szCs w:val="30"/>
         </w:rPr>
         <w:t xml:space="preserve">3. 내 노트 만들기 (수업 중)</w:t>
       </w:r>
@@ -917,13 +917,13 @@
       <w:pPr>
         <w:keepNext/>
         <w:keepLines/>
-        <w:spacing w:after="120" w:line="310"/>
+        <w:spacing w:after="120" w:line="280"/>
       </w:pPr>
       <w:r>
         <w:rPr>
           <w:rFonts w:ascii="ChangwonDangamRound" w:cs="ChangwonDangamRound" w:eastAsia="ChangwonDangamRound" w:hAnsi="ChangwonDangamRound"/>
-          <w:sz w:val="22"/>
-          <w:szCs w:val="22"/>
+          <w:sz w:val="20"/>
+          <w:szCs w:val="20"/>
         </w:rPr>
         <w:t xml:space="preserve">좋은 평가 공부는 좋은 노트에서 시작해요. 수업을 들으면서 바로 만드는 노트예요.</w:t>
       </w:r>
@@ -937,13 +937,13 @@
           <w:ilvl w:val="0"/>
           <w:numId w:val="2"/>
         </w:numPr>
-        <w:spacing w:after="80" w:line="290"/>
+        <w:spacing w:after="80" w:line="265"/>
       </w:pPr>
       <w:r>
         <w:rPr>
           <w:rFonts w:ascii="ChangwonDangamRound" w:cs="ChangwonDangamRound" w:eastAsia="ChangwonDangamRound" w:hAnsi="ChangwonDangamRound"/>
-          <w:sz w:val="22"/>
-          <w:szCs w:val="22"/>
+          <w:sz w:val="20"/>
+          <w:szCs w:val="20"/>
         </w:rPr>
         <w:t xml:space="preserve">선생님 말씀을 들으면서 바로 짧게 줄여서 적어요.</w:t>
       </w:r>
@@ -957,13 +957,13 @@
           <w:ilvl w:val="0"/>
           <w:numId w:val="2"/>
         </w:numPr>
-        <w:spacing w:after="80" w:line="290"/>
+        <w:spacing w:after="80" w:line="265"/>
       </w:pPr>
       <w:r>
         <w:rPr>
           <w:rFonts w:ascii="ChangwonDangamRound" w:cs="ChangwonDangamRound" w:eastAsia="ChangwonDangamRound" w:hAnsi="ChangwonDangamRound"/>
-          <w:sz w:val="22"/>
-          <w:szCs w:val="22"/>
+          <w:sz w:val="20"/>
+          <w:szCs w:val="20"/>
         </w:rPr>
         <w:t xml:space="preserve">단원이 바뀔 때마다 단원 포스트잇을 붙여요. </w:t>
       </w:r>
@@ -972,8 +972,8 @@
           <w:rFonts w:ascii="ChangwonDangamRound" w:cs="ChangwonDangamRound" w:eastAsia="ChangwonDangamRound" w:hAnsi="ChangwonDangamRound"/>
           <w:b/>
           <w:bCs/>
-          <w:sz w:val="22"/>
-          <w:szCs w:val="22"/>
+          <w:sz w:val="20"/>
+          <w:szCs w:val="20"/>
         </w:rPr>
         <w:t xml:space="preserve">(꼭 해야 해요)</w:t>
       </w:r>
@@ -987,13 +987,13 @@
           <w:ilvl w:val="0"/>
           <w:numId w:val="2"/>
         </w:numPr>
-        <w:spacing w:after="80" w:line="290"/>
+        <w:spacing w:after="80" w:line="265"/>
       </w:pPr>
       <w:r>
         <w:rPr>
           <w:rFonts w:ascii="ChangwonDangamRound" w:cs="ChangwonDangamRound" w:eastAsia="ChangwonDangamRound" w:hAnsi="ChangwonDangamRound"/>
-          <w:sz w:val="22"/>
-          <w:szCs w:val="22"/>
+          <w:sz w:val="20"/>
+          <w:szCs w:val="20"/>
         </w:rPr>
         <w:t xml:space="preserve">중요한 정도에 따라 펜 색을 달리해요. </w:t>
       </w:r>
@@ -1002,8 +1002,8 @@
           <w:rFonts w:ascii="ChangwonDangamRound" w:cs="ChangwonDangamRound" w:eastAsia="ChangwonDangamRound" w:hAnsi="ChangwonDangamRound"/>
           <w:b/>
           <w:bCs/>
-          <w:sz w:val="22"/>
-          <w:szCs w:val="22"/>
+          <w:sz w:val="20"/>
+          <w:szCs w:val="20"/>
         </w:rPr>
         <w:t xml:space="preserve">(꼭 해야 해요)</w:t>
       </w:r>
@@ -1063,8 +1063,8 @@
             <w:r>
               <w:rPr>
                 <w:rFonts w:ascii="ChangwonDangamAsac Bold" w:cs="ChangwonDangamAsac Bold" w:eastAsia="ChangwonDangamAsac Bold" w:hAnsi="ChangwonDangamAsac Bold"/>
-                <w:sz w:val="22"/>
-                <w:szCs w:val="22"/>
+                <w:sz w:val="20"/>
+                <w:szCs w:val="20"/>
               </w:rPr>
               <w:t xml:space="preserve">중요한 정도</w:t>
             </w:r>
@@ -1096,8 +1096,8 @@
             <w:r>
               <w:rPr>
                 <w:rFonts w:ascii="ChangwonDangamAsac Bold" w:cs="ChangwonDangamAsac Bold" w:eastAsia="ChangwonDangamAsac Bold" w:hAnsi="ChangwonDangamAsac Bold"/>
-                <w:sz w:val="22"/>
-                <w:szCs w:val="22"/>
+                <w:sz w:val="20"/>
+                <w:szCs w:val="20"/>
               </w:rPr>
               <w:t xml:space="preserve">쓰는 도구</w:t>
             </w:r>
@@ -1129,8 +1129,8 @@
             <w:r>
               <w:rPr>
                 <w:rFonts w:ascii="ChangwonDangamAsac Bold" w:cs="ChangwonDangamAsac Bold" w:eastAsia="ChangwonDangamAsac Bold" w:hAnsi="ChangwonDangamAsac Bold"/>
-                <w:sz w:val="22"/>
-                <w:szCs w:val="22"/>
+                <w:sz w:val="20"/>
+                <w:szCs w:val="20"/>
               </w:rPr>
               <w:t xml:space="preserve">이럴 때 써요</w:t>
             </w:r>
@@ -1168,8 +1168,8 @@
             <w:r>
               <w:rPr>
                 <w:rFonts w:ascii="ChangwonDangamRound" w:cs="ChangwonDangamRound" w:eastAsia="ChangwonDangamRound" w:hAnsi="ChangwonDangamRound"/>
-                <w:sz w:val="22"/>
-                <w:szCs w:val="22"/>
+                <w:sz w:val="20"/>
+                <w:szCs w:val="20"/>
               </w:rPr>
               <w:t xml:space="preserve">가장 중요</w:t>
             </w:r>
@@ -1201,8 +1201,8 @@
             <w:r>
               <w:rPr>
                 <w:rFonts w:ascii="ChangwonDangamRound" w:cs="ChangwonDangamRound" w:eastAsia="ChangwonDangamRound" w:hAnsi="ChangwonDangamRound"/>
-                <w:sz w:val="22"/>
-                <w:szCs w:val="22"/>
+                <w:sz w:val="20"/>
+                <w:szCs w:val="20"/>
               </w:rPr>
               <w:t xml:space="preserve">🔴 빨간 펜</w:t>
             </w:r>
@@ -1234,8 +1234,8 @@
             <w:r>
               <w:rPr>
                 <w:rFonts w:ascii="ChangwonDangamRound" w:cs="ChangwonDangamRound" w:eastAsia="ChangwonDangamRound" w:hAnsi="ChangwonDangamRound"/>
-                <w:sz w:val="22"/>
-                <w:szCs w:val="22"/>
+                <w:sz w:val="20"/>
+                <w:szCs w:val="20"/>
               </w:rPr>
               <w:t xml:space="preserve">꼭 외울 것</w:t>
             </w:r>
@@ -1273,8 +1273,8 @@
             <w:r>
               <w:rPr>
                 <w:rFonts w:ascii="ChangwonDangamRound" w:cs="ChangwonDangamRound" w:eastAsia="ChangwonDangamRound" w:hAnsi="ChangwonDangamRound"/>
-                <w:sz w:val="22"/>
-                <w:szCs w:val="22"/>
+                <w:sz w:val="20"/>
+                <w:szCs w:val="20"/>
               </w:rPr>
               <w:t xml:space="preserve">두 번째</w:t>
             </w:r>
@@ -1306,8 +1306,8 @@
             <w:r>
               <w:rPr>
                 <w:rFonts w:ascii="ChangwonDangamRound" w:cs="ChangwonDangamRound" w:eastAsia="ChangwonDangamRound" w:hAnsi="ChangwonDangamRound"/>
-                <w:sz w:val="22"/>
-                <w:szCs w:val="22"/>
+                <w:sz w:val="20"/>
+                <w:szCs w:val="20"/>
               </w:rPr>
               <w:t xml:space="preserve">🔵 파란 펜</w:t>
             </w:r>
@@ -1339,8 +1339,8 @@
             <w:r>
               <w:rPr>
                 <w:rFonts w:ascii="ChangwonDangamRound" w:cs="ChangwonDangamRound" w:eastAsia="ChangwonDangamRound" w:hAnsi="ChangwonDangamRound"/>
-                <w:sz w:val="22"/>
-                <w:szCs w:val="22"/>
+                <w:sz w:val="20"/>
+                <w:szCs w:val="20"/>
               </w:rPr>
               <w:t xml:space="preserve">중요한 설명</w:t>
             </w:r>
@@ -1378,8 +1378,8 @@
             <w:r>
               <w:rPr>
                 <w:rFonts w:ascii="ChangwonDangamRound" w:cs="ChangwonDangamRound" w:eastAsia="ChangwonDangamRound" w:hAnsi="ChangwonDangamRound"/>
-                <w:sz w:val="22"/>
-                <w:szCs w:val="22"/>
+                <w:sz w:val="20"/>
+                <w:szCs w:val="20"/>
               </w:rPr>
               <w:t xml:space="preserve">세 번째</w:t>
             </w:r>
@@ -1411,8 +1411,8 @@
             <w:r>
               <w:rPr>
                 <w:rFonts w:ascii="ChangwonDangamRound" w:cs="ChangwonDangamRound" w:eastAsia="ChangwonDangamRound" w:hAnsi="ChangwonDangamRound"/>
-                <w:sz w:val="22"/>
-                <w:szCs w:val="22"/>
+                <w:sz w:val="20"/>
+                <w:szCs w:val="20"/>
               </w:rPr>
               <w:t xml:space="preserve">⚫ 검은 펜</w:t>
             </w:r>
@@ -1444,8 +1444,8 @@
             <w:r>
               <w:rPr>
                 <w:rFonts w:ascii="ChangwonDangamRound" w:cs="ChangwonDangamRound" w:eastAsia="ChangwonDangamRound" w:hAnsi="ChangwonDangamRound"/>
-                <w:sz w:val="22"/>
-                <w:szCs w:val="22"/>
+                <w:sz w:val="20"/>
+                <w:szCs w:val="20"/>
               </w:rPr>
               <w:t xml:space="preserve">일반 필기</w:t>
             </w:r>
@@ -1483,8 +1483,8 @@
             <w:r>
               <w:rPr>
                 <w:rFonts w:ascii="ChangwonDangamRound" w:cs="ChangwonDangamRound" w:eastAsia="ChangwonDangamRound" w:hAnsi="ChangwonDangamRound"/>
-                <w:sz w:val="22"/>
-                <w:szCs w:val="22"/>
+                <w:sz w:val="20"/>
+                <w:szCs w:val="20"/>
               </w:rPr>
               <w:t xml:space="preserve">네 번째</w:t>
             </w:r>
@@ -1516,8 +1516,8 @@
             <w:r>
               <w:rPr>
                 <w:rFonts w:ascii="ChangwonDangamRound" w:cs="ChangwonDangamRound" w:eastAsia="ChangwonDangamRound" w:hAnsi="ChangwonDangamRound"/>
-                <w:sz w:val="22"/>
-                <w:szCs w:val="22"/>
+                <w:sz w:val="20"/>
+                <w:szCs w:val="20"/>
               </w:rPr>
               <w:t xml:space="preserve">✏️ 연필</w:t>
             </w:r>
@@ -1549,8 +1549,8 @@
             <w:r>
               <w:rPr>
                 <w:rFonts w:ascii="ChangwonDangamRound" w:cs="ChangwonDangamRound" w:eastAsia="ChangwonDangamRound" w:hAnsi="ChangwonDangamRound"/>
-                <w:sz w:val="22"/>
-                <w:szCs w:val="22"/>
+                <w:sz w:val="20"/>
+                <w:szCs w:val="20"/>
               </w:rPr>
               <w:t xml:space="preserve">덧붙인 생각, 참고 내용</w:t>
             </w:r>
@@ -1569,15 +1569,15 @@
       <w:pPr>
         <w:keepNext/>
         <w:keepLines/>
-        <w:spacing w:after="120" w:line="310"/>
+        <w:spacing w:after="120" w:line="280"/>
       </w:pPr>
       <w:r>
         <w:rPr>
           <w:rFonts w:ascii="ChangwonDangamRound" w:cs="ChangwonDangamRound" w:eastAsia="ChangwonDangamRound" w:hAnsi="ChangwonDangamRound"/>
           <w:b/>
           <w:bCs/>
-          <w:sz w:val="22"/>
-          <w:szCs w:val="22"/>
+          <w:sz w:val="20"/>
+          <w:szCs w:val="20"/>
         </w:rPr>
         <w:t xml:space="preserve">중요한 정도는 이렇게 정해요. 아래에 많이 해당할수록 더 중요해요.</w:t>
       </w:r>
@@ -1591,13 +1591,13 @@
           <w:ilvl w:val="0"/>
           <w:numId w:val="2"/>
         </w:numPr>
-        <w:spacing w:after="80" w:line="290"/>
+        <w:spacing w:after="80" w:line="265"/>
       </w:pPr>
       <w:r>
         <w:rPr>
           <w:rFonts w:ascii="ChangwonDangamRound" w:cs="ChangwonDangamRound" w:eastAsia="ChangwonDangamRound" w:hAnsi="ChangwonDangamRound"/>
-          <w:sz w:val="22"/>
-          <w:szCs w:val="22"/>
+          <w:sz w:val="20"/>
+          <w:szCs w:val="20"/>
         </w:rPr>
         <w:t xml:space="preserve">시험에 자주 나온 것 (기출 문제)</w:t>
       </w:r>
@@ -1611,13 +1611,13 @@
           <w:ilvl w:val="0"/>
           <w:numId w:val="2"/>
         </w:numPr>
-        <w:spacing w:after="80" w:line="290"/>
+        <w:spacing w:after="80" w:line="265"/>
       </w:pPr>
       <w:r>
         <w:rPr>
           <w:rFonts w:ascii="ChangwonDangamRound" w:cs="ChangwonDangamRound" w:eastAsia="ChangwonDangamRound" w:hAnsi="ChangwonDangamRound"/>
-          <w:sz w:val="22"/>
-          <w:szCs w:val="22"/>
+          <w:sz w:val="20"/>
+          <w:szCs w:val="20"/>
         </w:rPr>
         <w:t xml:space="preserve">선생님이 같은 말을 여러 번 반복한 것</w:t>
       </w:r>
@@ -1631,13 +1631,13 @@
           <w:ilvl w:val="0"/>
           <w:numId w:val="2"/>
         </w:numPr>
-        <w:spacing w:after="80" w:line="290"/>
+        <w:spacing w:after="80" w:line="265"/>
       </w:pPr>
       <w:r>
         <w:rPr>
           <w:rFonts w:ascii="ChangwonDangamRound" w:cs="ChangwonDangamRound" w:eastAsia="ChangwonDangamRound" w:hAnsi="ChangwonDangamRound"/>
-          <w:sz w:val="22"/>
-          <w:szCs w:val="22"/>
+          <w:sz w:val="20"/>
+          <w:szCs w:val="20"/>
         </w:rPr>
         <w:t xml:space="preserve">학습 목표에 같은 낱말이 들어 있는 것</w:t>
       </w:r>
@@ -1651,13 +1651,13 @@
           <w:ilvl w:val="0"/>
           <w:numId w:val="2"/>
         </w:numPr>
-        <w:spacing w:after="80" w:line="290"/>
+        <w:spacing w:after="80" w:line="265"/>
       </w:pPr>
       <w:r>
         <w:rPr>
           <w:rFonts w:ascii="ChangwonDangamRound" w:cs="ChangwonDangamRound" w:eastAsia="ChangwonDangamRound" w:hAnsi="ChangwonDangamRound"/>
-          <w:sz w:val="22"/>
-          <w:szCs w:val="22"/>
+          <w:sz w:val="20"/>
+          <w:szCs w:val="20"/>
         </w:rPr>
         <w:t xml:space="preserve">다른 문제집에서도 되풀이해서 설명하는 것</w:t>
       </w:r>
@@ -1689,8 +1689,8 @@
           <w:rFonts w:ascii="ChangwonDangamAsac Bold" w:cs="ChangwonDangamAsac Bold" w:eastAsia="ChangwonDangamAsac Bold" w:hAnsi="ChangwonDangamAsac Bold"/>
           <w:b w:val="false"/>
           <w:bCs w:val="false"/>
-          <w:sz w:val="34"/>
-          <w:szCs w:val="34"/>
+          <w:sz w:val="30"/>
+          <w:szCs w:val="30"/>
         </w:rPr>
         <w:t xml:space="preserve">4. 평가별 공부 방법</w:t>
       </w:r>
@@ -1699,13 +1699,13 @@
       <w:pPr>
         <w:keepNext/>
         <w:keepLines/>
-        <w:spacing w:after="120" w:line="310"/>
+        <w:spacing w:after="120" w:line="280"/>
       </w:pPr>
       <w:r>
         <w:rPr>
           <w:rFonts w:ascii="ChangwonDangamRound" w:cs="ChangwonDangamRound" w:eastAsia="ChangwonDangamRound" w:hAnsi="ChangwonDangamRound"/>
-          <w:sz w:val="22"/>
-          <w:szCs w:val="22"/>
+          <w:sz w:val="20"/>
+          <w:szCs w:val="20"/>
         </w:rPr>
         <w:t xml:space="preserve">아래 순서대로 하면 틀린 곳이 점점 줄어들어요.</w:t>
       </w:r>
@@ -1732,8 +1732,8 @@
       <w:r>
         <w:rPr>
           <w:rFonts w:ascii="ChangwonDangamAsac Bold" w:cs="ChangwonDangamAsac Bold" w:eastAsia="ChangwonDangamAsac Bold" w:hAnsi="ChangwonDangamAsac Bold"/>
-          <w:sz w:val="28"/>
-          <w:szCs w:val="28"/>
+          <w:sz w:val="25"/>
+          <w:szCs w:val="25"/>
         </w:rPr>
         <w:t xml:space="preserve">① 진단평가: 공부를 시작하기 전</w:t>
       </w:r>
@@ -1742,13 +1742,13 @@
       <w:pPr>
         <w:keepNext/>
         <w:keepLines/>
-        <w:spacing w:after="120" w:line="310"/>
+        <w:spacing w:after="120" w:line="280"/>
       </w:pPr>
       <w:r>
         <w:rPr>
           <w:rFonts w:ascii="ChangwonDangamRound" w:cs="ChangwonDangamRound" w:eastAsia="ChangwonDangamRound" w:hAnsi="ChangwonDangamRound"/>
-          <w:sz w:val="22"/>
-          <w:szCs w:val="22"/>
+          <w:sz w:val="20"/>
+          <w:szCs w:val="20"/>
         </w:rPr>
         <w:t xml:space="preserve">지금 내 수준을 알아서 공부 계획을 짜는 데 써요. 이렇게 알아봐요.</w:t>
       </w:r>
@@ -1762,13 +1762,13 @@
           <w:ilvl w:val="0"/>
           <w:numId w:val="2"/>
         </w:numPr>
-        <w:spacing w:after="80" w:line="290"/>
+        <w:spacing w:after="80" w:line="265"/>
       </w:pPr>
       <w:r>
         <w:rPr>
           <w:rFonts w:ascii="ChangwonDangamRound" w:cs="ChangwonDangamRound" w:eastAsia="ChangwonDangamRound" w:hAnsi="ChangwonDangamRound"/>
-          <w:sz w:val="22"/>
-          <w:szCs w:val="22"/>
+          <w:sz w:val="20"/>
+          <w:szCs w:val="20"/>
         </w:rPr>
         <w:t xml:space="preserve">공부할 순서를 정해요.</w:t>
       </w:r>
@@ -1782,13 +1782,13 @@
           <w:ilvl w:val="0"/>
           <w:numId w:val="2"/>
         </w:numPr>
-        <w:spacing w:after="80" w:line="290"/>
+        <w:spacing w:after="80" w:line="265"/>
       </w:pPr>
       <w:r>
         <w:rPr>
           <w:rFonts w:ascii="ChangwonDangamRound" w:cs="ChangwonDangamRound" w:eastAsia="ChangwonDangamRound" w:hAnsi="ChangwonDangamRound"/>
-          <w:sz w:val="22"/>
-          <w:szCs w:val="22"/>
+          <w:sz w:val="20"/>
+          <w:szCs w:val="20"/>
         </w:rPr>
         <w:t xml:space="preserve">이전에 배운 것 중 더 공부해야 할 것을 찾아요.</w:t>
       </w:r>
@@ -1802,13 +1802,13 @@
           <w:ilvl w:val="0"/>
           <w:numId w:val="2"/>
         </w:numPr>
-        <w:spacing w:after="80" w:line="290"/>
+        <w:spacing w:after="80" w:line="265"/>
       </w:pPr>
       <w:r>
         <w:rPr>
           <w:rFonts w:ascii="ChangwonDangamRound" w:cs="ChangwonDangamRound" w:eastAsia="ChangwonDangamRound" w:hAnsi="ChangwonDangamRound"/>
-          <w:sz w:val="22"/>
-          <w:szCs w:val="22"/>
+          <w:sz w:val="20"/>
+          <w:szCs w:val="20"/>
         </w:rPr>
         <w:t xml:space="preserve">앞으로 배울 내용 중 내가 더 봐야 할 부분을 미리 알아 둬요.</w:t>
       </w:r>
@@ -1817,13 +1817,13 @@
       <w:pPr>
         <w:keepNext/>
         <w:keepLines/>
-        <w:spacing w:after="120" w:line="310"/>
+        <w:spacing w:after="120" w:line="280"/>
       </w:pPr>
       <w:r>
         <w:rPr>
           <w:rFonts w:ascii="ChangwonDangamRound" w:cs="ChangwonDangamRound" w:eastAsia="ChangwonDangamRound" w:hAnsi="ChangwonDangamRound"/>
-          <w:sz w:val="22"/>
-          <w:szCs w:val="22"/>
+          <w:sz w:val="20"/>
+          <w:szCs w:val="20"/>
         </w:rPr>
         <w:t xml:space="preserve">단원 제목을 보고 "아는 것"과 "모르는 것"을 나눠 적어 보세요. 모르는 것을 중심으로 수업을 들어요.</w:t>
       </w:r>
@@ -1850,8 +1850,8 @@
       <w:r>
         <w:rPr>
           <w:rFonts w:ascii="ChangwonDangamAsac Bold" w:cs="ChangwonDangamAsac Bold" w:eastAsia="ChangwonDangamAsac Bold" w:hAnsi="ChangwonDangamAsac Bold"/>
-          <w:sz w:val="28"/>
-          <w:szCs w:val="28"/>
+          <w:sz w:val="25"/>
+          <w:szCs w:val="25"/>
         </w:rPr>
         <w:t xml:space="preserve">② 형성평가: 수업이 끝난 뒤</w:t>
       </w:r>
@@ -1860,13 +1860,13 @@
       <w:pPr>
         <w:keepNext/>
         <w:keepLines/>
-        <w:spacing w:after="120" w:line="310"/>
+        <w:spacing w:after="120" w:line="280"/>
       </w:pPr>
       <w:r>
         <w:rPr>
           <w:rFonts w:ascii="ChangwonDangamRound" w:cs="ChangwonDangamRound" w:eastAsia="ChangwonDangamRound" w:hAnsi="ChangwonDangamRound"/>
-          <w:sz w:val="22"/>
-          <w:szCs w:val="22"/>
+          <w:sz w:val="20"/>
+          <w:szCs w:val="20"/>
         </w:rPr>
         <w:t xml:space="preserve">중요한 것부터 짧은 문제(단답형)를 풀어요. 틀린 곳은 바로 고치고, 그 부분을 집중해서 다시 공부해요.</w:t>
       </w:r>
@@ -1880,13 +1880,13 @@
           <w:ilvl w:val="0"/>
           <w:numId w:val="2"/>
         </w:numPr>
-        <w:spacing w:after="80" w:line="290"/>
+        <w:spacing w:after="80" w:line="265"/>
       </w:pPr>
       <w:r>
         <w:rPr>
           <w:rFonts w:ascii="ChangwonDangamRound" w:cs="ChangwonDangamRound" w:eastAsia="ChangwonDangamRound" w:hAnsi="ChangwonDangamRound"/>
-          <w:sz w:val="22"/>
-          <w:szCs w:val="22"/>
+          <w:sz w:val="20"/>
+          <w:szCs w:val="20"/>
         </w:rPr>
         <w:t xml:space="preserve">틀린 내용은 노트에서 노란 형광펜으로 표시해요.</w:t>
       </w:r>
@@ -1900,13 +1900,13 @@
           <w:ilvl w:val="0"/>
           <w:numId w:val="2"/>
         </w:numPr>
-        <w:spacing w:after="80" w:line="290"/>
+        <w:spacing w:after="80" w:line="265"/>
       </w:pPr>
       <w:r>
         <w:rPr>
           <w:rFonts w:ascii="ChangwonDangamRound" w:cs="ChangwonDangamRound" w:eastAsia="ChangwonDangamRound" w:hAnsi="ChangwonDangamRound"/>
-          <w:sz w:val="22"/>
-          <w:szCs w:val="22"/>
+          <w:sz w:val="20"/>
+          <w:szCs w:val="20"/>
         </w:rPr>
         <w:t xml:space="preserve">형광펜 부분에는 노란색 작은 포스트잇을 붙여요. 단원 포스트잇과 달라야 해요.</w:t>
       </w:r>
@@ -1915,13 +1915,13 @@
       <w:pPr>
         <w:keepNext/>
         <w:keepLines/>
-        <w:spacing w:after="120" w:line="310"/>
+        <w:spacing w:after="120" w:line="280"/>
       </w:pPr>
       <w:r>
         <w:rPr>
           <w:rFonts w:ascii="ChangwonDangamRound" w:cs="ChangwonDangamRound" w:eastAsia="ChangwonDangamRound" w:hAnsi="ChangwonDangamRound"/>
-          <w:sz w:val="22"/>
-          <w:szCs w:val="22"/>
+          <w:sz w:val="20"/>
+          <w:szCs w:val="20"/>
         </w:rPr>
         <w:t xml:space="preserve">바로 고친 경험은 "내가 해냈다"는 만족감을 주고, 공부하고 싶은 마음을 키워 줘요. 그래도 마음이 잘 안 생기면 스스로에게 상을 주거나, 부모님과 약속을 정해서 선물 같은 보상을 받아요.</w:t>
       </w:r>
@@ -1948,8 +1948,8 @@
       <w:r>
         <w:rPr>
           <w:rFonts w:ascii="ChangwonDangamAsac Bold" w:cs="ChangwonDangamAsac Bold" w:eastAsia="ChangwonDangamAsac Bold" w:hAnsi="ChangwonDangamAsac Bold"/>
-          <w:sz w:val="28"/>
-          <w:szCs w:val="28"/>
+          <w:sz w:val="25"/>
+          <w:szCs w:val="25"/>
         </w:rPr>
         <w:t xml:space="preserve">③ 형성평가: 단원이 끝난 뒤</w:t>
       </w:r>
@@ -1958,13 +1958,13 @@
       <w:pPr>
         <w:keepNext/>
         <w:keepLines/>
-        <w:spacing w:after="120" w:line="310"/>
+        <w:spacing w:after="120" w:line="280"/>
       </w:pPr>
       <w:r>
         <w:rPr>
           <w:rFonts w:ascii="ChangwonDangamRound" w:cs="ChangwonDangamRound" w:eastAsia="ChangwonDangamRound" w:hAnsi="ChangwonDangamRound"/>
-          <w:sz w:val="22"/>
-          <w:szCs w:val="22"/>
+          <w:sz w:val="20"/>
+          <w:szCs w:val="20"/>
         </w:rPr>
         <w:t xml:space="preserve">같은 내용을 짧은 문제(단답형)로 한 번 더 풀어요.</w:t>
       </w:r>
@@ -1978,13 +1978,13 @@
           <w:ilvl w:val="0"/>
           <w:numId w:val="2"/>
         </w:numPr>
-        <w:spacing w:after="80" w:line="290"/>
+        <w:spacing w:after="80" w:line="265"/>
       </w:pPr>
       <w:r>
         <w:rPr>
           <w:rFonts w:ascii="ChangwonDangamRound" w:cs="ChangwonDangamRound" w:eastAsia="ChangwonDangamRound" w:hAnsi="ChangwonDangamRound"/>
-          <w:sz w:val="22"/>
-          <w:szCs w:val="22"/>
+          <w:sz w:val="20"/>
+          <w:szCs w:val="20"/>
         </w:rPr>
         <w:t xml:space="preserve">새로 틀린 내용 → 노란 형광펜 + 노란 포스트잇</w:t>
       </w:r>
@@ -1998,13 +1998,13 @@
           <w:ilvl w:val="0"/>
           <w:numId w:val="2"/>
         </w:numPr>
-        <w:spacing w:after="80" w:line="290"/>
+        <w:spacing w:after="80" w:line="265"/>
       </w:pPr>
       <w:r>
         <w:rPr>
           <w:rFonts w:ascii="ChangwonDangamRound" w:cs="ChangwonDangamRound" w:eastAsia="ChangwonDangamRound" w:hAnsi="ChangwonDangamRound"/>
-          <w:sz w:val="22"/>
-          <w:szCs w:val="22"/>
+          <w:sz w:val="20"/>
+          <w:szCs w:val="20"/>
         </w:rPr>
         <w:t xml:space="preserve">이미 노란 형광펜이 있는데 또 틀린 내용 → 빨간 별 + 분홍 포스트잇</w:t>
       </w:r>
@@ -2031,8 +2031,8 @@
       <w:r>
         <w:rPr>
           <w:rFonts w:ascii="ChangwonDangamAsac Bold" w:cs="ChangwonDangamAsac Bold" w:eastAsia="ChangwonDangamAsac Bold" w:hAnsi="ChangwonDangamAsac Bold"/>
-          <w:sz w:val="28"/>
-          <w:szCs w:val="28"/>
+          <w:sz w:val="25"/>
+          <w:szCs w:val="25"/>
         </w:rPr>
         <w:t xml:space="preserve">④ 총괄평가 준비: 시험 1주일 전</w:t>
       </w:r>
@@ -2041,13 +2041,13 @@
       <w:pPr>
         <w:keepNext/>
         <w:keepLines/>
-        <w:spacing w:after="120" w:line="310"/>
+        <w:spacing w:after="120" w:line="280"/>
       </w:pPr>
       <w:r>
         <w:rPr>
           <w:rFonts w:ascii="ChangwonDangamRound" w:cs="ChangwonDangamRound" w:eastAsia="ChangwonDangamRound" w:hAnsi="ChangwonDangamRound"/>
-          <w:sz w:val="22"/>
-          <w:szCs w:val="22"/>
+          <w:sz w:val="20"/>
+          <w:szCs w:val="20"/>
         </w:rPr>
         <w:t xml:space="preserve">실제 시험처럼 시간을 정해 놓고 문제를 풀어요. 틀린 내용은 별 두 개(★★)와 초록 포스트잇으로 표시해요.</w:t>
       </w:r>
@@ -2056,13 +2056,13 @@
       <w:pPr>
         <w:keepNext/>
         <w:keepLines/>
-        <w:spacing w:after="120" w:line="310"/>
+        <w:spacing w:after="120" w:line="280"/>
       </w:pPr>
       <w:r>
         <w:rPr>
           <w:rFonts w:ascii="ChangwonDangamRound" w:cs="ChangwonDangamRound" w:eastAsia="ChangwonDangamRound" w:hAnsi="ChangwonDangamRound"/>
-          <w:sz w:val="22"/>
-          <w:szCs w:val="22"/>
+          <w:sz w:val="20"/>
+          <w:szCs w:val="20"/>
         </w:rPr>
         <w:t xml:space="preserve">결과를 보면서 내 공부 태도도 살펴봐요.</w:t>
       </w:r>
@@ -2076,13 +2076,13 @@
           <w:ilvl w:val="0"/>
           <w:numId w:val="2"/>
         </w:numPr>
-        <w:spacing w:after="80" w:line="290"/>
+        <w:spacing w:after="80" w:line="265"/>
       </w:pPr>
       <w:r>
         <w:rPr>
           <w:rFonts w:ascii="ChangwonDangamRound" w:cs="ChangwonDangamRound" w:eastAsia="ChangwonDangamRound" w:hAnsi="ChangwonDangamRound"/>
-          <w:sz w:val="22"/>
-          <w:szCs w:val="22"/>
+          <w:sz w:val="20"/>
+          <w:szCs w:val="20"/>
         </w:rPr>
         <w:t xml:space="preserve">앞에서 빠뜨린 부분이 없는지 확인해요.</w:t>
       </w:r>
@@ -2096,13 +2096,13 @@
           <w:ilvl w:val="0"/>
           <w:numId w:val="2"/>
         </w:numPr>
-        <w:spacing w:after="80" w:line="290"/>
+        <w:spacing w:after="80" w:line="265"/>
       </w:pPr>
       <w:r>
         <w:rPr>
           <w:rFonts w:ascii="ChangwonDangamRound" w:cs="ChangwonDangamRound" w:eastAsia="ChangwonDangamRound" w:hAnsi="ChangwonDangamRound"/>
-          <w:sz w:val="22"/>
-          <w:szCs w:val="22"/>
+          <w:sz w:val="20"/>
+          <w:szCs w:val="20"/>
         </w:rPr>
         <w:t xml:space="preserve">빠진 부분을 채울 계획을 "무엇을, 언제, 얼마나" 하는지 행동으로 써요. (예: "화요일 저녁에 3단원 표시한 곳 5개 다시 쓰기") 구체적으로 쓰면 실제로 하게 돼요.</w:t>
       </w:r>
@@ -2116,13 +2116,13 @@
           <w:ilvl w:val="0"/>
           <w:numId w:val="2"/>
         </w:numPr>
-        <w:spacing w:after="80" w:line="290"/>
+        <w:spacing w:after="80" w:line="265"/>
       </w:pPr>
       <w:r>
         <w:rPr>
           <w:rFonts w:ascii="ChangwonDangamRound" w:cs="ChangwonDangamRound" w:eastAsia="ChangwonDangamRound" w:hAnsi="ChangwonDangamRound"/>
-          <w:sz w:val="22"/>
-          <w:szCs w:val="22"/>
+          <w:sz w:val="20"/>
+          <w:szCs w:val="20"/>
         </w:rPr>
         <w:t xml:space="preserve">내 공부 태도를 돌아보고, 앞으로도 계속할 공부 습관을 만들어요.</w:t>
       </w:r>
@@ -2149,8 +2149,8 @@
       <w:r>
         <w:rPr>
           <w:rFonts w:ascii="ChangwonDangamAsac Bold" w:cs="ChangwonDangamAsac Bold" w:eastAsia="ChangwonDangamAsac Bold" w:hAnsi="ChangwonDangamAsac Bold"/>
-          <w:sz w:val="28"/>
-          <w:szCs w:val="28"/>
+          <w:sz w:val="25"/>
+          <w:szCs w:val="25"/>
         </w:rPr>
         <w:t xml:space="preserve">⑤ 시험 당일: 쉬는 시간</w:t>
       </w:r>
@@ -2159,13 +2159,13 @@
       <w:pPr>
         <w:keepNext/>
         <w:keepLines/>
-        <w:spacing w:after="120" w:line="310"/>
+        <w:spacing w:after="120" w:line="280"/>
       </w:pPr>
       <w:r>
         <w:rPr>
           <w:rFonts w:ascii="ChangwonDangamRound" w:cs="ChangwonDangamRound" w:eastAsia="ChangwonDangamRound" w:hAnsi="ChangwonDangamRound"/>
-          <w:sz w:val="22"/>
-          <w:szCs w:val="22"/>
+          <w:sz w:val="20"/>
+          <w:szCs w:val="20"/>
         </w:rPr>
         <w:t xml:space="preserve">새로 공부하지 말고, 노트에서 형광펜과 별 표시가 있는 곳만 빠르게 읽어 봐요.</w:t>
       </w:r>
@@ -2225,8 +2225,8 @@
             <w:r>
               <w:rPr>
                 <w:rFonts w:ascii="ChangwonDangamAsac Bold" w:cs="ChangwonDangamAsac Bold" w:eastAsia="ChangwonDangamAsac Bold" w:hAnsi="ChangwonDangamAsac Bold"/>
-                <w:sz w:val="22"/>
-                <w:szCs w:val="22"/>
+                <w:sz w:val="20"/>
+                <w:szCs w:val="20"/>
               </w:rPr>
               <w:t xml:space="preserve">상황</w:t>
             </w:r>
@@ -2258,8 +2258,8 @@
             <w:r>
               <w:rPr>
                 <w:rFonts w:ascii="ChangwonDangamAsac Bold" w:cs="ChangwonDangamAsac Bold" w:eastAsia="ChangwonDangamAsac Bold" w:hAnsi="ChangwonDangamAsac Bold"/>
-                <w:sz w:val="22"/>
-                <w:szCs w:val="22"/>
+                <w:sz w:val="20"/>
+                <w:szCs w:val="20"/>
               </w:rPr>
               <w:t xml:space="preserve">표시</w:t>
             </w:r>
@@ -2291,8 +2291,8 @@
             <w:r>
               <w:rPr>
                 <w:rFonts w:ascii="ChangwonDangamAsac Bold" w:cs="ChangwonDangamAsac Bold" w:eastAsia="ChangwonDangamAsac Bold" w:hAnsi="ChangwonDangamAsac Bold"/>
-                <w:sz w:val="22"/>
-                <w:szCs w:val="22"/>
+                <w:sz w:val="20"/>
+                <w:szCs w:val="20"/>
               </w:rPr>
               <w:t xml:space="preserve">포스트잇</w:t>
             </w:r>
@@ -2330,8 +2330,8 @@
             <w:r>
               <w:rPr>
                 <w:rFonts w:ascii="ChangwonDangamRound" w:cs="ChangwonDangamRound" w:eastAsia="ChangwonDangamRound" w:hAnsi="ChangwonDangamRound"/>
-                <w:sz w:val="22"/>
-                <w:szCs w:val="22"/>
+                <w:sz w:val="20"/>
+                <w:szCs w:val="20"/>
               </w:rPr>
               <w:t xml:space="preserve">단원이 시작될 때</w:t>
             </w:r>
@@ -2363,8 +2363,8 @@
             <w:r>
               <w:rPr>
                 <w:rFonts w:ascii="ChangwonDangamRound" w:cs="ChangwonDangamRound" w:eastAsia="ChangwonDangamRound" w:hAnsi="ChangwonDangamRound"/>
-                <w:sz w:val="22"/>
-                <w:szCs w:val="22"/>
+                <w:sz w:val="20"/>
+                <w:szCs w:val="20"/>
               </w:rPr>
               <w:t xml:space="preserve">제목을 크게 적기</w:t>
             </w:r>
@@ -2396,8 +2396,8 @@
             <w:r>
               <w:rPr>
                 <w:rFonts w:ascii="ChangwonDangamRound" w:cs="ChangwonDangamRound" w:eastAsia="ChangwonDangamRound" w:hAnsi="ChangwonDangamRound"/>
-                <w:sz w:val="22"/>
-                <w:szCs w:val="22"/>
+                <w:sz w:val="20"/>
+                <w:szCs w:val="20"/>
               </w:rPr>
               <w:t xml:space="preserve">단원 포스트잇 (큰 것)</w:t>
             </w:r>
@@ -2435,8 +2435,8 @@
             <w:r>
               <w:rPr>
                 <w:rFonts w:ascii="ChangwonDangamRound" w:cs="ChangwonDangamRound" w:eastAsia="ChangwonDangamRound" w:hAnsi="ChangwonDangamRound"/>
-                <w:sz w:val="22"/>
-                <w:szCs w:val="22"/>
+                <w:sz w:val="20"/>
+                <w:szCs w:val="20"/>
               </w:rPr>
               <w:t xml:space="preserve">처음 틀림</w:t>
             </w:r>
@@ -2468,8 +2468,8 @@
             <w:r>
               <w:rPr>
                 <w:rFonts w:ascii="ChangwonDangamRound" w:cs="ChangwonDangamRound" w:eastAsia="ChangwonDangamRound" w:hAnsi="ChangwonDangamRound"/>
-                <w:sz w:val="22"/>
-                <w:szCs w:val="22"/>
+                <w:sz w:val="20"/>
+                <w:szCs w:val="20"/>
               </w:rPr>
               <w:t xml:space="preserve">노란 형광펜</w:t>
             </w:r>
@@ -2501,8 +2501,8 @@
             <w:r>
               <w:rPr>
                 <w:rFonts w:ascii="ChangwonDangamRound" w:cs="ChangwonDangamRound" w:eastAsia="ChangwonDangamRound" w:hAnsi="ChangwonDangamRound"/>
-                <w:sz w:val="22"/>
-                <w:szCs w:val="22"/>
+                <w:sz w:val="20"/>
+                <w:szCs w:val="20"/>
               </w:rPr>
               <w:t xml:space="preserve">노란색 작은 포스트잇</w:t>
             </w:r>
@@ -2540,8 +2540,8 @@
             <w:r>
               <w:rPr>
                 <w:rFonts w:ascii="ChangwonDangamRound" w:cs="ChangwonDangamRound" w:eastAsia="ChangwonDangamRound" w:hAnsi="ChangwonDangamRound"/>
-                <w:sz w:val="22"/>
-                <w:szCs w:val="22"/>
+                <w:sz w:val="20"/>
+                <w:szCs w:val="20"/>
               </w:rPr>
               <w:t xml:space="preserve">또 틀림</w:t>
             </w:r>
@@ -2573,8 +2573,8 @@
             <w:r>
               <w:rPr>
                 <w:rFonts w:ascii="ChangwonDangamRound" w:cs="ChangwonDangamRound" w:eastAsia="ChangwonDangamRound" w:hAnsi="ChangwonDangamRound"/>
-                <w:sz w:val="22"/>
-                <w:szCs w:val="22"/>
+                <w:sz w:val="20"/>
+                <w:szCs w:val="20"/>
               </w:rPr>
               <w:t xml:space="preserve">빨간 별</w:t>
             </w:r>
@@ -2606,8 +2606,8 @@
             <w:r>
               <w:rPr>
                 <w:rFonts w:ascii="ChangwonDangamRound" w:cs="ChangwonDangamRound" w:eastAsia="ChangwonDangamRound" w:hAnsi="ChangwonDangamRound"/>
-                <w:sz w:val="22"/>
-                <w:szCs w:val="22"/>
+                <w:sz w:val="20"/>
+                <w:szCs w:val="20"/>
               </w:rPr>
               <w:t xml:space="preserve">분홍색 포스트잇</w:t>
             </w:r>
@@ -2645,8 +2645,8 @@
             <w:r>
               <w:rPr>
                 <w:rFonts w:ascii="ChangwonDangamRound" w:cs="ChangwonDangamRound" w:eastAsia="ChangwonDangamRound" w:hAnsi="ChangwonDangamRound"/>
-                <w:sz w:val="22"/>
-                <w:szCs w:val="22"/>
+                <w:sz w:val="20"/>
+                <w:szCs w:val="20"/>
               </w:rPr>
               <w:t xml:space="preserve">시험 직전 모의 풀이에서 틀림</w:t>
             </w:r>
@@ -2678,8 +2678,8 @@
             <w:r>
               <w:rPr>
                 <w:rFonts w:ascii="ChangwonDangamRound" w:cs="ChangwonDangamRound" w:eastAsia="ChangwonDangamRound" w:hAnsi="ChangwonDangamRound"/>
-                <w:sz w:val="22"/>
-                <w:szCs w:val="22"/>
+                <w:sz w:val="20"/>
+                <w:szCs w:val="20"/>
               </w:rPr>
               <w:t xml:space="preserve">별 두 개 (★★)</w:t>
             </w:r>
@@ -2711,8 +2711,8 @@
             <w:r>
               <w:rPr>
                 <w:rFonts w:ascii="ChangwonDangamRound" w:cs="ChangwonDangamRound" w:eastAsia="ChangwonDangamRound" w:hAnsi="ChangwonDangamRound"/>
-                <w:sz w:val="22"/>
-                <w:szCs w:val="22"/>
+                <w:sz w:val="20"/>
+                <w:szCs w:val="20"/>
               </w:rPr>
               <w:t xml:space="preserve">초록색 포스트잇</w:t>
             </w:r>
@@ -2754,8 +2754,8 @@
           <w:rFonts w:ascii="ChangwonDangamAsac Bold" w:cs="ChangwonDangamAsac Bold" w:eastAsia="ChangwonDangamAsac Bold" w:hAnsi="ChangwonDangamAsac Bold"/>
           <w:b w:val="false"/>
           <w:bCs w:val="false"/>
-          <w:sz w:val="34"/>
-          <w:szCs w:val="34"/>
+          <w:sz w:val="30"/>
+          <w:szCs w:val="30"/>
         </w:rPr>
         <w:t xml:space="preserve">5. 필기·요약 요령</w:t>
       </w:r>
@@ -2769,13 +2769,13 @@
           <w:ilvl w:val="0"/>
           <w:numId w:val="2"/>
         </w:numPr>
-        <w:spacing w:after="80" w:line="290"/>
+        <w:spacing w:after="80" w:line="265"/>
       </w:pPr>
       <w:r>
         <w:rPr>
           <w:rFonts w:ascii="ChangwonDangamRound" w:cs="ChangwonDangamRound" w:eastAsia="ChangwonDangamRound" w:hAnsi="ChangwonDangamRound"/>
-          <w:sz w:val="22"/>
-          <w:szCs w:val="22"/>
+          <w:sz w:val="20"/>
+          <w:szCs w:val="20"/>
         </w:rPr>
         <w:t xml:space="preserve">말을 그대로 받아 적지 않고, 중요한 낱말만 골라 적어요.</w:t>
       </w:r>
@@ -2789,13 +2789,13 @@
           <w:ilvl w:val="0"/>
           <w:numId w:val="2"/>
         </w:numPr>
-        <w:spacing w:after="80" w:line="290"/>
+        <w:spacing w:after="80" w:line="265"/>
       </w:pPr>
       <w:r>
         <w:rPr>
           <w:rFonts w:ascii="ChangwonDangamRound" w:cs="ChangwonDangamRound" w:eastAsia="ChangwonDangamRound" w:hAnsi="ChangwonDangamRound"/>
-          <w:sz w:val="22"/>
-          <w:szCs w:val="22"/>
+          <w:sz w:val="20"/>
+          <w:szCs w:val="20"/>
         </w:rPr>
         <w:t xml:space="preserve">줄을 나누고 화살표(→)로 이어서 서로 어떤 관계인지 보이게 해요.</w:t>
       </w:r>
@@ -2809,13 +2809,13 @@
           <w:ilvl w:val="0"/>
           <w:numId w:val="2"/>
         </w:numPr>
-        <w:spacing w:after="80" w:line="290"/>
+        <w:spacing w:after="80" w:line="265"/>
       </w:pPr>
       <w:r>
         <w:rPr>
           <w:rFonts w:ascii="ChangwonDangamRound" w:cs="ChangwonDangamRound" w:eastAsia="ChangwonDangamRound" w:hAnsi="ChangwonDangamRound"/>
-          <w:sz w:val="22"/>
-          <w:szCs w:val="22"/>
+          <w:sz w:val="20"/>
+          <w:szCs w:val="20"/>
         </w:rPr>
         <w:t xml:space="preserve">긴 내용은 번호를 붙여 정리해요. 번호는 이 순서로 써요.</w:t>
       </w:r>
@@ -2824,7 +2824,7 @@
       <w:pPr>
         <w:keepNext/>
         <w:keepLines/>
-        <w:spacing w:after="120" w:line="310"/>
+        <w:spacing w:after="120" w:line="280"/>
         <w:jc w:val="center"/>
       </w:pPr>
       <w:r>
@@ -2832,111 +2832,250 @@
           <w:rFonts w:ascii="ChangwonDangamRound" w:cs="ChangwonDangamRound" w:eastAsia="ChangwonDangamRound" w:hAnsi="ChangwonDangamRound"/>
           <w:b/>
           <w:bCs/>
-          <w:sz w:val="24"/>
-          <w:szCs w:val="24"/>
+          <w:sz w:val="21"/>
+          <w:szCs w:val="21"/>
         </w:rPr>
         <w:t xml:space="preserve">1.  →  1)  →  (1)  →  ①  →  가.  →  가)  →  (가)  →  ㉮</w:t>
       </w:r>
     </w:p>
     <w:p>
       <w:pPr>
-        <w:pStyle w:val="ListParagraph"/>
-        <w:keepNext/>
-        <w:keepLines/>
-        <w:numPr>
-          <w:ilvl w:val="0"/>
-          <w:numId w:val="2"/>
-        </w:numPr>
-        <w:spacing w:after="80" w:line="290"/>
-      </w:pPr>
-      <w:r>
-        <w:rPr>
-          <w:rFonts w:ascii="ChangwonDangamRound" w:cs="ChangwonDangamRound" w:eastAsia="ChangwonDangamRound" w:hAnsi="ChangwonDangamRound"/>
-          <w:sz w:val="22"/>
-          <w:szCs w:val="22"/>
-        </w:rPr>
-        <w:t xml:space="preserve">코넬 노트(칸 나누기 노트)는 해도 되고 안 해도 돼요. 하고 싶을 때만 써요.</w:t>
-      </w:r>
-    </w:p>
-    <w:p>
-      <w:pPr>
-        <w:keepNext/>
-        <w:keepLines/>
-        <w:spacing w:after="120" w:line="310"/>
-      </w:pPr>
-      <w:r>
-        <w:rPr>
-          <w:rFonts w:ascii="ChangwonDangamRound" w:cs="ChangwonDangamRound" w:eastAsia="ChangwonDangamRound" w:hAnsi="ChangwonDangamRound"/>
-          <w:sz w:val="22"/>
-          <w:szCs w:val="22"/>
-        </w:rPr>
-        <w:t xml:space="preserve">코넬 노트는 종이를 네 칸으로 나눠요. 위쪽은 제목, 왼쪽은 중요한 낱말(키워드), 오른쪽은 수업 필기, 아래쪽은 배운 내용을 한두 줄로 줄인 요약을 써요.</w:t>
-      </w:r>
-    </w:p>
-    <w:p>
-      <w:pPr>
-        <w:keepNext/>
-        <w:keepLines/>
-        <w:spacing w:after="80"/>
-        <w:jc w:val="center"/>
-      </w:pPr>
-      <w:r>
-        <w:drawing>
-          <wp:inline distT="0" distB="0" distL="0" distR="0">
-            <wp:extent cx="2190750" cy="3267075"/>
-            <wp:effectExtent t="0" r="0" b="0" l="0"/>
-            <wp:docPr id="1" name="코넬 노트 칸 나누기" descr="코넬 노트 칸 나누기" title="코넬 노트 칸 나누기"/>
-            <wp:cNvGraphicFramePr>
-              <a:graphicFrameLocks xmlns:a="http://schemas.openxmlformats.org/drawingml/2006/main" noChangeAspect="1"/>
-            </wp:cNvGraphicFramePr>
-            <a:graphic xmlns:a="http://schemas.openxmlformats.org/drawingml/2006/main">
-              <a:graphicData uri="http://schemas.openxmlformats.org/drawingml/2006/picture">
-                <pic:pic xmlns:pic="http://schemas.openxmlformats.org/drawingml/2006/picture">
-                  <pic:nvPicPr>
-                    <pic:cNvPr id="0" name="" descr=""/>
-                    <pic:cNvPicPr>
-                      <a:picLocks noChangeAspect="1" noChangeArrowheads="1"/>
-                    </pic:cNvPicPr>
-                  </pic:nvPicPr>
-                  <pic:blipFill>
-                    <a:blip r:embed="rId8" cstate="none"/>
-                    <a:srcRect/>
-                    <a:stretch>
-                      <a:fillRect/>
-                    </a:stretch>
-                  </pic:blipFill>
-                  <pic:spPr bwMode="auto">
-                    <a:xfrm>
-                      <a:off x="0" y="0"/>
-                      <a:ext cx="2190750" cy="3267075"/>
-                    </a:xfrm>
-                    <a:prstGeom prst="rect">
-                      <a:avLst/>
-                    </a:prstGeom>
-                  </pic:spPr>
-                </pic:pic>
-              </a:graphicData>
-            </a:graphic>
-          </wp:inline>
-        </w:drawing>
-      </w:r>
-    </w:p>
-    <w:p>
-      <w:pPr>
-        <w:keepNext/>
-        <w:keepLines/>
-        <w:spacing w:after="160"/>
-        <w:jc w:val="center"/>
-      </w:pPr>
-      <w:r>
-        <w:rPr>
-          <w:rFonts w:ascii="ChangwonDangamRound" w:cs="ChangwonDangamRound" w:eastAsia="ChangwonDangamRound" w:hAnsi="ChangwonDangamRound"/>
-          <w:sz w:val="20"/>
-          <w:szCs w:val="20"/>
-        </w:rPr>
-        <w:t xml:space="preserve">▲ 코넬 노트 칸 나누기: 제목 / 키워드 / 노트필기 / 요약 영역</w:t>
-      </w:r>
-    </w:p>
+        <w:spacing w:after="0" w:line="20"/>
+      </w:pPr>
+      <w:r>
+        <w:rPr>
+          <w:sz w:val="2"/>
+          <w:szCs w:val="2"/>
+        </w:rPr>
+        <w:t xml:space="preserve"/>
+      </w:r>
+    </w:p>
+    <w:tbl>
+      <w:tblPr>
+        <w:tblW w:type="dxa" w:w="9638"/>
+        <w:tblBorders>
+          <w:top w:val="single" w:color="auto" w:sz="4"/>
+          <w:left w:val="single" w:color="auto" w:sz="4"/>
+          <w:bottom w:val="single" w:color="auto" w:sz="4"/>
+          <w:right w:val="single" w:color="auto" w:sz="4"/>
+          <w:insideH w:val="single" w:color="auto" w:sz="4"/>
+          <w:insideV w:val="single" w:color="auto" w:sz="4"/>
+        </w:tblBorders>
+      </w:tblPr>
+      <w:tblGrid>
+        <w:gridCol w:w="6400"/>
+        <w:gridCol w:w="3238"/>
+      </w:tblGrid>
+      <w:tr>
+        <w:trPr>
+          <w:cantSplit/>
+        </w:trPr>
+        <w:tc>
+          <w:tcPr>
+            <w:tcW w:type="dxa" w:w="6400"/>
+            <w:tcBorders>
+              <w:top w:val="none" w:color="FFFFFF" w:sz="0"/>
+              <w:left w:val="none" w:color="FFFFFF" w:sz="0"/>
+              <w:bottom w:val="none" w:color="FFFFFF" w:sz="0"/>
+              <w:right w:val="none" w:color="FFFFFF" w:sz="0"/>
+            </w:tcBorders>
+            <w:tcMar>
+              <w:right w:type="dxa" w:w="200"/>
+            </w:tcMar>
+          </w:tcPr>
+          <w:p>
+            <w:pPr>
+              <w:pStyle w:val="ListParagraph"/>
+              <w:keepNext/>
+              <w:keepLines/>
+              <w:numPr>
+                <w:ilvl w:val="0"/>
+                <w:numId w:val="2"/>
+              </w:numPr>
+              <w:spacing w:after="80" w:line="265"/>
+            </w:pPr>
+            <w:r>
+              <w:rPr>
+                <w:rFonts w:ascii="ChangwonDangamRound" w:cs="ChangwonDangamRound" w:eastAsia="ChangwonDangamRound" w:hAnsi="ChangwonDangamRound"/>
+                <w:sz w:val="20"/>
+                <w:szCs w:val="20"/>
+              </w:rPr>
+              <w:t xml:space="preserve">코넬 노트(칸 나누기 노트)는 해도 되고 안 해도 돼요. 하고 싶을 때만 써요.</w:t>
+            </w:r>
+          </w:p>
+          <w:p>
+            <w:pPr>
+              <w:keepNext/>
+              <w:keepLines/>
+              <w:spacing w:after="120" w:line="280"/>
+            </w:pPr>
+            <w:r>
+              <w:rPr>
+                <w:rFonts w:ascii="ChangwonDangamRound" w:cs="ChangwonDangamRound" w:eastAsia="ChangwonDangamRound" w:hAnsi="ChangwonDangamRound"/>
+                <w:sz w:val="20"/>
+                <w:szCs w:val="20"/>
+              </w:rPr>
+              <w:t xml:space="preserve">코넬 노트는 종이를 네 칸으로 나눠요.</w:t>
+            </w:r>
+          </w:p>
+          <w:p>
+            <w:pPr>
+              <w:pStyle w:val="ListParagraph"/>
+              <w:keepNext/>
+              <w:keepLines/>
+              <w:numPr>
+                <w:ilvl w:val="0"/>
+                <w:numId w:val="2"/>
+              </w:numPr>
+              <w:spacing w:after="80" w:line="265"/>
+            </w:pPr>
+            <w:r>
+              <w:rPr>
+                <w:rFonts w:ascii="ChangwonDangamRound" w:cs="ChangwonDangamRound" w:eastAsia="ChangwonDangamRound" w:hAnsi="ChangwonDangamRound"/>
+                <w:sz w:val="20"/>
+                <w:szCs w:val="20"/>
+              </w:rPr>
+              <w:t xml:space="preserve">위쪽: 제목</w:t>
+            </w:r>
+          </w:p>
+          <w:p>
+            <w:pPr>
+              <w:pStyle w:val="ListParagraph"/>
+              <w:keepNext/>
+              <w:keepLines/>
+              <w:numPr>
+                <w:ilvl w:val="0"/>
+                <w:numId w:val="2"/>
+              </w:numPr>
+              <w:spacing w:after="80" w:line="265"/>
+            </w:pPr>
+            <w:r>
+              <w:rPr>
+                <w:rFonts w:ascii="ChangwonDangamRound" w:cs="ChangwonDangamRound" w:eastAsia="ChangwonDangamRound" w:hAnsi="ChangwonDangamRound"/>
+                <w:sz w:val="20"/>
+                <w:szCs w:val="20"/>
+              </w:rPr>
+              <w:t xml:space="preserve">왼쪽: 중요한 낱말(키워드)</w:t>
+            </w:r>
+          </w:p>
+          <w:p>
+            <w:pPr>
+              <w:pStyle w:val="ListParagraph"/>
+              <w:keepNext/>
+              <w:keepLines/>
+              <w:numPr>
+                <w:ilvl w:val="0"/>
+                <w:numId w:val="2"/>
+              </w:numPr>
+              <w:spacing w:after="80" w:line="265"/>
+            </w:pPr>
+            <w:r>
+              <w:rPr>
+                <w:rFonts w:ascii="ChangwonDangamRound" w:cs="ChangwonDangamRound" w:eastAsia="ChangwonDangamRound" w:hAnsi="ChangwonDangamRound"/>
+                <w:sz w:val="20"/>
+                <w:szCs w:val="20"/>
+              </w:rPr>
+              <w:t xml:space="preserve">오른쪽: 수업 필기</w:t>
+            </w:r>
+          </w:p>
+          <w:p>
+            <w:pPr>
+              <w:pStyle w:val="ListParagraph"/>
+              <w:keepNext/>
+              <w:keepLines/>
+              <w:numPr>
+                <w:ilvl w:val="0"/>
+                <w:numId w:val="2"/>
+              </w:numPr>
+              <w:spacing w:after="80" w:line="265"/>
+            </w:pPr>
+            <w:r>
+              <w:rPr>
+                <w:rFonts w:ascii="ChangwonDangamRound" w:cs="ChangwonDangamRound" w:eastAsia="ChangwonDangamRound" w:hAnsi="ChangwonDangamRound"/>
+                <w:sz w:val="20"/>
+                <w:szCs w:val="20"/>
+              </w:rPr>
+              <w:t xml:space="preserve">아래쪽: 배운 내용을 한두 줄로 줄인 요약</w:t>
+            </w:r>
+          </w:p>
+        </w:tc>
+        <w:tc>
+          <w:tcPr>
+            <w:tcW w:type="dxa" w:w="3238"/>
+            <w:tcBorders>
+              <w:top w:val="none" w:color="FFFFFF" w:sz="0"/>
+              <w:left w:val="none" w:color="FFFFFF" w:sz="0"/>
+              <w:bottom w:val="none" w:color="FFFFFF" w:sz="0"/>
+              <w:right w:val="none" w:color="FFFFFF" w:sz="0"/>
+            </w:tcBorders>
+          </w:tcPr>
+          <w:p>
+            <w:pPr>
+              <w:keepNext/>
+              <w:keepLines/>
+              <w:spacing w:after="80"/>
+              <w:jc w:val="center"/>
+            </w:pPr>
+            <w:r>
+              <w:drawing>
+                <wp:inline distT="0" distB="0" distL="0" distR="0">
+                  <wp:extent cx="1428750" cy="2133600"/>
+                  <wp:effectExtent t="0" r="0" b="0" l="0"/>
+                  <wp:docPr id="1" name="코넬 노트 칸 나누기" descr="코넬 노트 칸 나누기" title="코넬 노트 칸 나누기"/>
+                  <wp:cNvGraphicFramePr>
+                    <a:graphicFrameLocks xmlns:a="http://schemas.openxmlformats.org/drawingml/2006/main" noChangeAspect="1"/>
+                  </wp:cNvGraphicFramePr>
+                  <a:graphic xmlns:a="http://schemas.openxmlformats.org/drawingml/2006/main">
+                    <a:graphicData uri="http://schemas.openxmlformats.org/drawingml/2006/picture">
+                      <pic:pic xmlns:pic="http://schemas.openxmlformats.org/drawingml/2006/picture">
+                        <pic:nvPicPr>
+                          <pic:cNvPr id="0" name="" descr=""/>
+                          <pic:cNvPicPr>
+                            <a:picLocks noChangeAspect="1" noChangeArrowheads="1"/>
+                          </pic:cNvPicPr>
+                        </pic:nvPicPr>
+                        <pic:blipFill>
+                          <a:blip r:embed="rId8" cstate="none"/>
+                          <a:srcRect/>
+                          <a:stretch>
+                            <a:fillRect/>
+                          </a:stretch>
+                        </pic:blipFill>
+                        <pic:spPr bwMode="auto">
+                          <a:xfrm>
+                            <a:off x="0" y="0"/>
+                            <a:ext cx="1428750" cy="2133600"/>
+                          </a:xfrm>
+                          <a:prstGeom prst="rect">
+                            <a:avLst/>
+                          </a:prstGeom>
+                        </pic:spPr>
+                      </pic:pic>
+                    </a:graphicData>
+                  </a:graphic>
+                </wp:inline>
+              </w:drawing>
+            </w:r>
+          </w:p>
+          <w:p>
+            <w:pPr>
+              <w:keepNext/>
+              <w:keepLines/>
+              <w:spacing w:after="160"/>
+              <w:jc w:val="center"/>
+            </w:pPr>
+            <w:r>
+              <w:rPr>
+                <w:rFonts w:ascii="ChangwonDangamRound" w:cs="ChangwonDangamRound" w:eastAsia="ChangwonDangamRound" w:hAnsi="ChangwonDangamRound"/>
+                <w:sz w:val="20"/>
+                <w:szCs w:val="20"/>
+              </w:rPr>
+              <w:t xml:space="preserve">▲ 코넬 노트 칸 나누기</w:t>
+            </w:r>
+          </w:p>
+        </w:tc>
+      </w:tr>
+    </w:tbl>
     <w:p>
       <w:pPr>
         <w:spacing w:after="0" w:line="20"/>
@@ -2964,8 +3103,8 @@
           <w:rFonts w:ascii="ChangwonDangamAsac Bold" w:cs="ChangwonDangamAsac Bold" w:eastAsia="ChangwonDangamAsac Bold" w:hAnsi="ChangwonDangamAsac Bold"/>
           <w:b w:val="false"/>
           <w:bCs w:val="false"/>
-          <w:sz w:val="34"/>
-          <w:szCs w:val="34"/>
+          <w:sz w:val="30"/>
+          <w:szCs w:val="30"/>
         </w:rPr>
         <w:t xml:space="preserve">6. 심화: 한 장 정리본</w:t>
       </w:r>
@@ -2974,13 +3113,13 @@
       <w:pPr>
         <w:keepNext/>
         <w:keepLines/>
-        <w:spacing w:after="120" w:line="310"/>
+        <w:spacing w:after="120" w:line="280"/>
       </w:pPr>
       <w:r>
         <w:rPr>
           <w:rFonts w:ascii="ChangwonDangamRound" w:cs="ChangwonDangamRound" w:eastAsia="ChangwonDangamRound" w:hAnsi="ChangwonDangamRound"/>
-          <w:sz w:val="22"/>
-          <w:szCs w:val="22"/>
+          <w:sz w:val="20"/>
+          <w:szCs w:val="20"/>
         </w:rPr>
         <w:t xml:space="preserve">노트 정리와 한 장 정리본은 쓰임이 달라요. 중1 시험에는 보통 노트 정리가 알맞고, 한 장 정리본은 넓은 범위를 볼 때 도전해 봐요.</w:t>
       </w:r>
@@ -3033,8 +3172,8 @@
             <w:r>
               <w:rPr>
                 <w:rFonts w:ascii="ChangwonDangamAsac Bold" w:cs="ChangwonDangamAsac Bold" w:eastAsia="ChangwonDangamAsac Bold" w:hAnsi="ChangwonDangamAsac Bold"/>
-                <w:sz w:val="22"/>
-                <w:szCs w:val="22"/>
+                <w:sz w:val="20"/>
+                <w:szCs w:val="20"/>
               </w:rPr>
               <w:t xml:space="preserve"/>
             </w:r>
@@ -3066,8 +3205,8 @@
             <w:r>
               <w:rPr>
                 <w:rFonts w:ascii="ChangwonDangamAsac Bold" w:cs="ChangwonDangamAsac Bold" w:eastAsia="ChangwonDangamAsac Bold" w:hAnsi="ChangwonDangamAsac Bold"/>
-                <w:sz w:val="22"/>
-                <w:szCs w:val="22"/>
+                <w:sz w:val="20"/>
+                <w:szCs w:val="20"/>
               </w:rPr>
               <w:t xml:space="preserve">노트 정리</w:t>
             </w:r>
@@ -3099,8 +3238,8 @@
             <w:r>
               <w:rPr>
                 <w:rFonts w:ascii="ChangwonDangamAsac Bold" w:cs="ChangwonDangamAsac Bold" w:eastAsia="ChangwonDangamAsac Bold" w:hAnsi="ChangwonDangamAsac Bold"/>
-                <w:sz w:val="22"/>
-                <w:szCs w:val="22"/>
+                <w:sz w:val="20"/>
+                <w:szCs w:val="20"/>
               </w:rPr>
               <w:t xml:space="preserve">한 장 정리본</w:t>
             </w:r>
@@ -3138,8 +3277,8 @@
             <w:r>
               <w:rPr>
                 <w:rFonts w:ascii="ChangwonDangamRound" w:cs="ChangwonDangamRound" w:eastAsia="ChangwonDangamRound" w:hAnsi="ChangwonDangamRound"/>
-                <w:sz w:val="22"/>
-                <w:szCs w:val="22"/>
+                <w:sz w:val="20"/>
+                <w:szCs w:val="20"/>
               </w:rPr>
               <w:t xml:space="preserve">알맞은 때</w:t>
             </w:r>
@@ -3171,8 +3310,8 @@
             <w:r>
               <w:rPr>
                 <w:rFonts w:ascii="ChangwonDangamRound" w:cs="ChangwonDangamRound" w:eastAsia="ChangwonDangamRound" w:hAnsi="ChangwonDangamRound"/>
-                <w:sz w:val="22"/>
-                <w:szCs w:val="22"/>
+                <w:sz w:val="20"/>
+                <w:szCs w:val="20"/>
               </w:rPr>
               <w:t xml:space="preserve">중간·기말고사, 외울 것이 많은 과목, 양이 적은 공부</w:t>
             </w:r>
@@ -3204,8 +3343,8 @@
             <w:r>
               <w:rPr>
                 <w:rFonts w:ascii="ChangwonDangamRound" w:cs="ChangwonDangamRound" w:eastAsia="ChangwonDangamRound" w:hAnsi="ChangwonDangamRound"/>
-                <w:sz w:val="22"/>
-                <w:szCs w:val="22"/>
+                <w:sz w:val="20"/>
+                <w:szCs w:val="20"/>
               </w:rPr>
               <w:t xml:space="preserve">수능처럼 한 과목 전체를 한 번에 볼 때</w:t>
             </w:r>
@@ -3243,8 +3382,8 @@
             <w:r>
               <w:rPr>
                 <w:rFonts w:ascii="ChangwonDangamRound" w:cs="ChangwonDangamRound" w:eastAsia="ChangwonDangamRound" w:hAnsi="ChangwonDangamRound"/>
-                <w:sz w:val="22"/>
-                <w:szCs w:val="22"/>
+                <w:sz w:val="20"/>
+                <w:szCs w:val="20"/>
               </w:rPr>
               <w:t xml:space="preserve">방법</w:t>
             </w:r>
@@ -3276,8 +3415,8 @@
             <w:r>
               <w:rPr>
                 <w:rFonts w:ascii="ChangwonDangamRound" w:cs="ChangwonDangamRound" w:eastAsia="ChangwonDangamRound" w:hAnsi="ChangwonDangamRound"/>
-                <w:sz w:val="22"/>
-                <w:szCs w:val="22"/>
+                <w:sz w:val="20"/>
+                <w:szCs w:val="20"/>
               </w:rPr>
               <w:t xml:space="preserve">수업 때 요약해 적고 단원별로 표시</w:t>
             </w:r>
@@ -3309,8 +3448,8 @@
             <w:r>
               <w:rPr>
                 <w:rFonts w:ascii="ChangwonDangamRound" w:cs="ChangwonDangamRound" w:eastAsia="ChangwonDangamRound" w:hAnsi="ChangwonDangamRound"/>
-                <w:sz w:val="22"/>
-                <w:szCs w:val="22"/>
+                <w:sz w:val="20"/>
+                <w:szCs w:val="20"/>
               </w:rPr>
               <w:t xml:space="preserve">큰 종이(A3) 한 장에 배운 내용을 모두 정리</w:t>
             </w:r>
@@ -3348,8 +3487,8 @@
             <w:r>
               <w:rPr>
                 <w:rFonts w:ascii="ChangwonDangamRound" w:cs="ChangwonDangamRound" w:eastAsia="ChangwonDangamRound" w:hAnsi="ChangwonDangamRound"/>
-                <w:sz w:val="22"/>
-                <w:szCs w:val="22"/>
+                <w:sz w:val="20"/>
+                <w:szCs w:val="20"/>
               </w:rPr>
               <w:t xml:space="preserve">특징</w:t>
             </w:r>
@@ -3381,8 +3520,8 @@
             <w:r>
               <w:rPr>
                 <w:rFonts w:ascii="ChangwonDangamRound" w:cs="ChangwonDangamRound" w:eastAsia="ChangwonDangamRound" w:hAnsi="ChangwonDangamRound"/>
-                <w:sz w:val="22"/>
-                <w:szCs w:val="22"/>
+                <w:sz w:val="20"/>
+                <w:szCs w:val="20"/>
               </w:rPr>
               <w:t xml:space="preserve">틀린 곳을 표시하며 계속 고쳐요</w:t>
             </w:r>
@@ -3414,8 +3553,8 @@
             <w:r>
               <w:rPr>
                 <w:rFonts w:ascii="ChangwonDangamRound" w:cs="ChangwonDangamRound" w:eastAsia="ChangwonDangamRound" w:hAnsi="ChangwonDangamRound"/>
-                <w:sz w:val="22"/>
-                <w:szCs w:val="22"/>
+                <w:sz w:val="20"/>
+                <w:szCs w:val="20"/>
               </w:rPr>
               <w:t xml:space="preserve">칸을 접어 단원별로 나누고, 관련된 내용은 선으로 이어요</w:t>
             </w:r>
@@ -3434,13 +3573,13 @@
       <w:pPr>
         <w:keepNext/>
         <w:keepLines/>
-        <w:spacing w:after="120" w:line="310"/>
+        <w:spacing w:after="120" w:line="280"/>
       </w:pPr>
       <w:r>
         <w:rPr>
           <w:rFonts w:ascii="ChangwonDangamRound" w:cs="ChangwonDangamRound" w:eastAsia="ChangwonDangamRound" w:hAnsi="ChangwonDangamRound"/>
-          <w:sz w:val="22"/>
-          <w:szCs w:val="22"/>
+          <w:sz w:val="20"/>
+          <w:szCs w:val="20"/>
         </w:rPr>
         <w:t xml:space="preserve">색 규칙: 빨강=가장 중요한 것 / 초록+Q=이미 시험에 나온 문제 / 파랑=덧붙인 설명 / 연한 검정 선=관련된 내용 잇기</w:t>
       </w:r>
@@ -3455,7 +3594,7 @@
       <w:r>
         <w:drawing>
           <wp:inline distT="0" distB="0" distL="0" distR="0">
-            <wp:extent cx="4572000" cy="3429000"/>
+            <wp:extent cx="4286250" cy="3219450"/>
             <wp:effectExtent t="0" r="0" b="0" l="0"/>
             <wp:docPr id="1" name="한 장 정리본 예시" descr="한 장 정리본 예시" title="한 장 정리본 예시"/>
             <wp:cNvGraphicFramePr>
@@ -3480,7 +3619,7 @@
                   <pic:spPr bwMode="auto">
                     <a:xfrm>
                       <a:off x="0" y="0"/>
-                      <a:ext cx="4572000" cy="3429000"/>
+                      <a:ext cx="4286250" cy="3219450"/>
                     </a:xfrm>
                     <a:prstGeom prst="rect">
                       <a:avLst/>
@@ -3536,8 +3675,8 @@
           <w:rFonts w:ascii="ChangwonDangamAsac Bold" w:cs="ChangwonDangamAsac Bold" w:eastAsia="ChangwonDangamAsac Bold" w:hAnsi="ChangwonDangamAsac Bold"/>
           <w:b w:val="false"/>
           <w:bCs w:val="false"/>
-          <w:sz w:val="34"/>
-          <w:szCs w:val="34"/>
+          <w:sz w:val="30"/>
+          <w:szCs w:val="30"/>
         </w:rPr>
         <w:t xml:space="preserve">7. 한꺼번에 보기</w:t>
       </w:r>
@@ -3590,8 +3729,8 @@
             <w:r>
               <w:rPr>
                 <w:rFonts w:ascii="ChangwonDangamAsac Bold" w:cs="ChangwonDangamAsac Bold" w:eastAsia="ChangwonDangamAsac Bold" w:hAnsi="ChangwonDangamAsac Bold"/>
-                <w:sz w:val="22"/>
-                <w:szCs w:val="22"/>
+                <w:sz w:val="20"/>
+                <w:szCs w:val="20"/>
               </w:rPr>
               <w:t xml:space="preserve">때</w:t>
             </w:r>
@@ -3623,8 +3762,8 @@
             <w:r>
               <w:rPr>
                 <w:rFonts w:ascii="ChangwonDangamAsac Bold" w:cs="ChangwonDangamAsac Bold" w:eastAsia="ChangwonDangamAsac Bold" w:hAnsi="ChangwonDangamAsac Bold"/>
-                <w:sz w:val="22"/>
-                <w:szCs w:val="22"/>
+                <w:sz w:val="20"/>
+                <w:szCs w:val="20"/>
               </w:rPr>
               <w:t xml:space="preserve">할 일</w:t>
             </w:r>
@@ -3656,8 +3795,8 @@
             <w:r>
               <w:rPr>
                 <w:rFonts w:ascii="ChangwonDangamAsac Bold" w:cs="ChangwonDangamAsac Bold" w:eastAsia="ChangwonDangamAsac Bold" w:hAnsi="ChangwonDangamAsac Bold"/>
-                <w:sz w:val="22"/>
-                <w:szCs w:val="22"/>
+                <w:sz w:val="20"/>
+                <w:szCs w:val="20"/>
               </w:rPr>
               <w:t xml:space="preserve">확인</w:t>
             </w:r>
@@ -3695,8 +3834,8 @@
             <w:r>
               <w:rPr>
                 <w:rFonts w:ascii="ChangwonDangamRound" w:cs="ChangwonDangamRound" w:eastAsia="ChangwonDangamRound" w:hAnsi="ChangwonDangamRound"/>
-                <w:sz w:val="22"/>
-                <w:szCs w:val="22"/>
+                <w:sz w:val="20"/>
+                <w:szCs w:val="20"/>
               </w:rPr>
               <w:t xml:space="preserve">수업 시간</w:t>
             </w:r>
@@ -3728,8 +3867,8 @@
             <w:r>
               <w:rPr>
                 <w:rFonts w:ascii="ChangwonDangamRound" w:cs="ChangwonDangamRound" w:eastAsia="ChangwonDangamRound" w:hAnsi="ChangwonDangamRound"/>
-                <w:sz w:val="22"/>
-                <w:szCs w:val="22"/>
+                <w:sz w:val="20"/>
+                <w:szCs w:val="20"/>
               </w:rPr>
               <w:t xml:space="preserve">요약 필기 + 단원 포스트잇 + 중요도 펜</w:t>
             </w:r>
@@ -3761,8 +3900,8 @@
             <w:r>
               <w:rPr>
                 <w:rFonts w:ascii="ChangwonDangamRound" w:cs="ChangwonDangamRound" w:eastAsia="ChangwonDangamRound" w:hAnsi="ChangwonDangamRound"/>
-                <w:sz w:val="22"/>
-                <w:szCs w:val="22"/>
+                <w:sz w:val="20"/>
+                <w:szCs w:val="20"/>
               </w:rPr>
               <w:t xml:space="preserve">☐</w:t>
             </w:r>
@@ -3800,8 +3939,8 @@
             <w:r>
               <w:rPr>
                 <w:rFonts w:ascii="ChangwonDangamRound" w:cs="ChangwonDangamRound" w:eastAsia="ChangwonDangamRound" w:hAnsi="ChangwonDangamRound"/>
-                <w:sz w:val="22"/>
-                <w:szCs w:val="22"/>
+                <w:sz w:val="20"/>
+                <w:szCs w:val="20"/>
               </w:rPr>
               <w:t xml:space="preserve">수업 직후</w:t>
             </w:r>
@@ -3833,8 +3972,8 @@
             <w:r>
               <w:rPr>
                 <w:rFonts w:ascii="ChangwonDangamRound" w:cs="ChangwonDangamRound" w:eastAsia="ChangwonDangamRound" w:hAnsi="ChangwonDangamRound"/>
-                <w:sz w:val="22"/>
-                <w:szCs w:val="22"/>
+                <w:sz w:val="20"/>
+                <w:szCs w:val="20"/>
               </w:rPr>
               <w:t xml:space="preserve">짧은 문제(단답형) → 틀린 곳 노란 형광펜 + 노란 포스트잇</w:t>
             </w:r>
@@ -3866,8 +4005,8 @@
             <w:r>
               <w:rPr>
                 <w:rFonts w:ascii="ChangwonDangamRound" w:cs="ChangwonDangamRound" w:eastAsia="ChangwonDangamRound" w:hAnsi="ChangwonDangamRound"/>
-                <w:sz w:val="22"/>
-                <w:szCs w:val="22"/>
+                <w:sz w:val="20"/>
+                <w:szCs w:val="20"/>
               </w:rPr>
               <w:t xml:space="preserve">☐</w:t>
             </w:r>
@@ -3905,8 +4044,8 @@
             <w:r>
               <w:rPr>
                 <w:rFonts w:ascii="ChangwonDangamRound" w:cs="ChangwonDangamRound" w:eastAsia="ChangwonDangamRound" w:hAnsi="ChangwonDangamRound"/>
-                <w:sz w:val="22"/>
-                <w:szCs w:val="22"/>
+                <w:sz w:val="20"/>
+                <w:szCs w:val="20"/>
               </w:rPr>
               <w:t xml:space="preserve">단원이 끝난 뒤</w:t>
             </w:r>
@@ -3938,8 +4077,8 @@
             <w:r>
               <w:rPr>
                 <w:rFonts w:ascii="ChangwonDangamRound" w:cs="ChangwonDangamRound" w:eastAsia="ChangwonDangamRound" w:hAnsi="ChangwonDangamRound"/>
-                <w:sz w:val="22"/>
-                <w:szCs w:val="22"/>
+                <w:sz w:val="20"/>
+                <w:szCs w:val="20"/>
               </w:rPr>
               <w:t xml:space="preserve">다시 풀기 → 새로 틀림은 노란 형광펜, 또 틀림은 빨간 별 + 분홍 포스트잇</w:t>
             </w:r>
@@ -3971,8 +4110,8 @@
             <w:r>
               <w:rPr>
                 <w:rFonts w:ascii="ChangwonDangamRound" w:cs="ChangwonDangamRound" w:eastAsia="ChangwonDangamRound" w:hAnsi="ChangwonDangamRound"/>
-                <w:sz w:val="22"/>
-                <w:szCs w:val="22"/>
+                <w:sz w:val="20"/>
+                <w:szCs w:val="20"/>
               </w:rPr>
               <w:t xml:space="preserve">☐</w:t>
             </w:r>
@@ -4010,8 +4149,8 @@
             <w:r>
               <w:rPr>
                 <w:rFonts w:ascii="ChangwonDangamRound" w:cs="ChangwonDangamRound" w:eastAsia="ChangwonDangamRound" w:hAnsi="ChangwonDangamRound"/>
-                <w:sz w:val="22"/>
-                <w:szCs w:val="22"/>
+                <w:sz w:val="20"/>
+                <w:szCs w:val="20"/>
               </w:rPr>
               <w:t xml:space="preserve">시험 1주일 전</w:t>
             </w:r>
@@ -4043,8 +4182,8 @@
             <w:r>
               <w:rPr>
                 <w:rFonts w:ascii="ChangwonDangamRound" w:cs="ChangwonDangamRound" w:eastAsia="ChangwonDangamRound" w:hAnsi="ChangwonDangamRound"/>
-                <w:sz w:val="22"/>
-                <w:szCs w:val="22"/>
+                <w:sz w:val="20"/>
+                <w:szCs w:val="20"/>
               </w:rPr>
               <w:t xml:space="preserve">시간을 정해 모의 풀이 → 틀린 곳 ★★ + 초록 포스트잇, 보완 계획 쓰기</w:t>
             </w:r>
@@ -4076,8 +4215,8 @@
             <w:r>
               <w:rPr>
                 <w:rFonts w:ascii="ChangwonDangamRound" w:cs="ChangwonDangamRound" w:eastAsia="ChangwonDangamRound" w:hAnsi="ChangwonDangamRound"/>
-                <w:sz w:val="22"/>
-                <w:szCs w:val="22"/>
+                <w:sz w:val="20"/>
+                <w:szCs w:val="20"/>
               </w:rPr>
               <w:t xml:space="preserve">☐</w:t>
             </w:r>
@@ -4115,8 +4254,8 @@
             <w:r>
               <w:rPr>
                 <w:rFonts w:ascii="ChangwonDangamRound" w:cs="ChangwonDangamRound" w:eastAsia="ChangwonDangamRound" w:hAnsi="ChangwonDangamRound"/>
-                <w:sz w:val="22"/>
-                <w:szCs w:val="22"/>
+                <w:sz w:val="20"/>
+                <w:szCs w:val="20"/>
               </w:rPr>
               <w:t xml:space="preserve">시험 당일 쉬는 시간</w:t>
             </w:r>
@@ -4148,8 +4287,8 @@
             <w:r>
               <w:rPr>
                 <w:rFonts w:ascii="ChangwonDangamRound" w:cs="ChangwonDangamRound" w:eastAsia="ChangwonDangamRound" w:hAnsi="ChangwonDangamRound"/>
-                <w:sz w:val="22"/>
-                <w:szCs w:val="22"/>
+                <w:sz w:val="20"/>
+                <w:szCs w:val="20"/>
               </w:rPr>
               <w:t xml:space="preserve">형광펜·별 표시만 빠르게 읽기</w:t>
             </w:r>
@@ -4181,8 +4320,8 @@
             <w:r>
               <w:rPr>
                 <w:rFonts w:ascii="ChangwonDangamRound" w:cs="ChangwonDangamRound" w:eastAsia="ChangwonDangamRound" w:hAnsi="ChangwonDangamRound"/>
-                <w:sz w:val="22"/>
-                <w:szCs w:val="22"/>
+                <w:sz w:val="20"/>
+                <w:szCs w:val="20"/>
               </w:rPr>
               <w:t xml:space="preserve">☐</w:t>
             </w:r>
@@ -4224,8 +4363,8 @@
           <w:rFonts w:ascii="ChangwonDangamAsac Bold" w:cs="ChangwonDangamAsac Bold" w:eastAsia="ChangwonDangamAsac Bold" w:hAnsi="ChangwonDangamAsac Bold"/>
           <w:b w:val="false"/>
           <w:bCs w:val="false"/>
-          <w:sz w:val="34"/>
-          <w:szCs w:val="34"/>
+          <w:sz w:val="30"/>
+          <w:szCs w:val="30"/>
         </w:rPr>
         <w:t xml:space="preserve">참고 자료: 예시 사진</w:t>
       </w:r>
@@ -4272,8 +4411,8 @@
             <w:r>
               <w:rPr>
                 <w:rFonts w:ascii="ChangwonDangamAsac Bold" w:cs="ChangwonDangamAsac Bold" w:eastAsia="ChangwonDangamAsac Bold" w:hAnsi="ChangwonDangamAsac Bold"/>
-                <w:sz w:val="26"/>
-                <w:szCs w:val="26"/>
+                <w:sz w:val="24"/>
+                <w:szCs w:val="24"/>
               </w:rPr>
               <w:t xml:space="preserve">예시 사진 안내</w:t>
             </w:r>
@@ -4282,13 +4421,13 @@
             <w:pPr>
               <w:keepNext/>
               <w:keepLines/>
-              <w:spacing w:after="60" w:line="290"/>
-            </w:pPr>
-            <w:r>
-              <w:rPr>
-                <w:rFonts w:ascii="ChangwonDangamRound" w:cs="ChangwonDangamRound" w:eastAsia="ChangwonDangamRound" w:hAnsi="ChangwonDangamRound"/>
-                <w:sz w:val="22"/>
-                <w:szCs w:val="22"/>
+              <w:spacing w:after="60" w:line="265"/>
+            </w:pPr>
+            <w:r>
+              <w:rPr>
+                <w:rFonts w:ascii="ChangwonDangamRound" w:cs="ChangwonDangamRound" w:eastAsia="ChangwonDangamRound" w:hAnsi="ChangwonDangamRound"/>
+                <w:sz w:val="20"/>
+                <w:szCs w:val="20"/>
               </w:rPr>
               <w:t xml:space="preserve">아래 노트 사진은 위 방법 중 </w:t>
             </w:r>
@@ -4297,16 +4436,16 @@
                 <w:rFonts w:ascii="ChangwonDangamRound" w:cs="ChangwonDangamRound" w:eastAsia="ChangwonDangamRound" w:hAnsi="ChangwonDangamRound"/>
                 <w:b/>
                 <w:bCs/>
-                <w:sz w:val="22"/>
-                <w:szCs w:val="22"/>
+                <w:sz w:val="20"/>
+                <w:szCs w:val="20"/>
               </w:rPr>
               <w:t xml:space="preserve">일부만</w:t>
             </w:r>
             <w:r>
               <w:rPr>
                 <w:rFonts w:ascii="ChangwonDangamRound" w:cs="ChangwonDangamRound" w:eastAsia="ChangwonDangamRound" w:hAnsi="ChangwonDangamRound"/>
-                <w:sz w:val="22"/>
-                <w:szCs w:val="22"/>
+                <w:sz w:val="20"/>
+                <w:szCs w:val="20"/>
               </w:rPr>
               <w:t xml:space="preserve"> 적용한 예시예요.</w:t>
             </w:r>
@@ -4315,23 +4454,23 @@
             <w:pPr>
               <w:keepNext/>
               <w:keepLines/>
-              <w:spacing w:after="60" w:line="290"/>
+              <w:spacing w:after="60" w:line="265"/>
             </w:pPr>
             <w:r>
               <w:rPr>
                 <w:rFonts w:ascii="ChangwonDangamRound" w:cs="ChangwonDangamRound" w:eastAsia="ChangwonDangamRound" w:hAnsi="ChangwonDangamRound"/>
                 <w:b/>
                 <w:bCs/>
-                <w:sz w:val="22"/>
-                <w:szCs w:val="22"/>
+                <w:sz w:val="20"/>
+                <w:szCs w:val="20"/>
               </w:rPr>
               <w:t xml:space="preserve">사진에 적용된 것: </w:t>
             </w:r>
             <w:r>
               <w:rPr>
                 <w:rFonts w:ascii="ChangwonDangamRound" w:cs="ChangwonDangamRound" w:eastAsia="ChangwonDangamRound" w:hAnsi="ChangwonDangamRound"/>
-                <w:sz w:val="22"/>
-                <w:szCs w:val="22"/>
+                <w:sz w:val="20"/>
+                <w:szCs w:val="20"/>
               </w:rPr>
               <w:t xml:space="preserve">요약해서 적은 필기 / 회색 형광펜으로 제목 구분 / 형광펜으로 처음 틀린 곳 표시 (사진은 빨강 계열 형광펜, 이 문서는 노란색 기준) / 빨간 별로 또 틀린 곳 표시</w:t>
             </w:r>
@@ -4340,23 +4479,23 @@
             <w:pPr>
               <w:keepNext/>
               <w:keepLines/>
-              <w:spacing w:after="60" w:line="290"/>
+              <w:spacing w:after="60" w:line="265"/>
             </w:pPr>
             <w:r>
               <w:rPr>
                 <w:rFonts w:ascii="ChangwonDangamRound" w:cs="ChangwonDangamRound" w:eastAsia="ChangwonDangamRound" w:hAnsi="ChangwonDangamRound"/>
                 <w:b/>
                 <w:bCs/>
-                <w:sz w:val="22"/>
-                <w:szCs w:val="22"/>
+                <w:sz w:val="20"/>
+                <w:szCs w:val="20"/>
               </w:rPr>
               <w:t xml:space="preserve">사진에 없는 것: </w:t>
             </w:r>
             <w:r>
               <w:rPr>
                 <w:rFonts w:ascii="ChangwonDangamRound" w:cs="ChangwonDangamRound" w:eastAsia="ChangwonDangamRound" w:hAnsi="ChangwonDangamRound"/>
-                <w:sz w:val="22"/>
-                <w:szCs w:val="22"/>
+                <w:sz w:val="20"/>
+                <w:szCs w:val="20"/>
               </w:rPr>
               <w:t xml:space="preserve">포스트잇, 중요도 펜 색 나누기</w:t>
             </w:r>
@@ -4365,15 +4504,15 @@
             <w:pPr>
               <w:keepNext/>
               <w:keepLines/>
-              <w:spacing w:after="60" w:line="290"/>
+              <w:spacing w:after="60" w:line="265"/>
             </w:pPr>
             <w:r>
               <w:rPr>
                 <w:rFonts w:ascii="ChangwonDangamRound" w:cs="ChangwonDangamRound" w:eastAsia="ChangwonDangamRound" w:hAnsi="ChangwonDangamRound"/>
                 <w:b/>
                 <w:bCs/>
-                <w:sz w:val="22"/>
-                <w:szCs w:val="22"/>
+                <w:sz w:val="20"/>
+                <w:szCs w:val="20"/>
               </w:rPr>
               <w:t xml:space="preserve">사진에 없어도 포스트잇과 중요도 표시는 반드시 해야 해요!</w:t>
             </w:r>
@@ -4398,7 +4537,7 @@
       <w:r>
         <w:drawing>
           <wp:inline distT="0" distB="0" distL="0" distR="0">
-            <wp:extent cx="2857500" cy="3609975"/>
+            <wp:extent cx="4095750" cy="5172075"/>
             <wp:effectExtent t="0" r="0" b="0" l="0"/>
             <wp:docPr id="1" name="노트 예시" descr="노트 예시" title="노트 예시"/>
             <wp:cNvGraphicFramePr>
@@ -4423,7 +4562,7 @@
                   <pic:spPr bwMode="auto">
                     <a:xfrm>
                       <a:off x="0" y="0"/>
-                      <a:ext cx="2857500" cy="3609975"/>
+                      <a:ext cx="4095750" cy="5172075"/>
                     </a:xfrm>
                     <a:prstGeom prst="rect">
                       <a:avLst/>
@@ -4470,7 +4609,7 @@
     <w:sectPr>
       <w:footerReference w:type="default" r:id="rId7"/>
       <w:pgSz w:w="11906" w:h="16838" w:orient="portrait"/>
-      <w:pgMar w:top="1134" w:right="1134" w:bottom="1134" w:left="1134" w:header="708" w:footer="708" w:gutter="0"/>
+      <w:pgMar w:top="850" w:right="1134" w:bottom="850" w:left="1134" w:header="708" w:footer="708" w:gutter="0"/>
       <w:pgNumType/>
       <w:docGrid w:linePitch="360"/>
     </w:sectPr>
@@ -4698,8 +4837,8 @@
     <w:rPrDefault>
       <w:rPr>
         <w:rFonts w:ascii="ChangwonDangamRound" w:cs="ChangwonDangamRound" w:eastAsia="ChangwonDangamRound" w:hAnsi="ChangwonDangamRound"/>
-        <w:sz w:val="24"/>
-        <w:szCs w:val="24"/>
+        <w:sz w:val="21"/>
+        <w:szCs w:val="21"/>
       </w:rPr>
     </w:rPrDefault>
     <w:pPrDefault/>
@@ -4885,8 +5024,8 @@
     </w:pPr>
     <w:rPr>
       <w:rFonts w:ascii="ChangwonDangamAsac Bold" w:cs="ChangwonDangamAsac Bold" w:eastAsia="ChangwonDangamAsac Bold" w:hAnsi="ChangwonDangamAsac Bold"/>
-      <w:sz w:val="34"/>
-      <w:szCs w:val="34"/>
+      <w:sz w:val="30"/>
+      <w:szCs w:val="30"/>
     </w:rPr>
   </w:style>
   <w:style w:type="paragraph" w:styleId="Heading2">
@@ -4899,8 +5038,8 @@
     </w:pPr>
     <w:rPr>
       <w:rFonts w:ascii="ChangwonDangamAsac Bold" w:cs="ChangwonDangamAsac Bold" w:eastAsia="ChangwonDangamAsac Bold" w:hAnsi="ChangwonDangamAsac Bold"/>
-      <w:sz w:val="28"/>
-      <w:szCs w:val="28"/>
+      <w:sz w:val="25"/>
+      <w:szCs w:val="25"/>
     </w:rPr>
   </w:style>
 </w:styles>

--- a/학습법_안내문서/공부방법_안내문.docx
+++ b/학습법_안내문서/공부방법_안내문.docx
@@ -4,7 +4,6 @@
   <w:body>
     <w:p>
       <w:pPr>
-        <w:keepNext/>
         <w:keepLines/>
         <w:shd w:fill="E8E8DF" w:val="clear"/>
         <w:spacing w:after="0"/>
@@ -20,7 +19,6 @@
     </w:p>
     <w:p>
       <w:pPr>
-        <w:keepNext/>
         <w:keepLines/>
         <w:shd w:fill="E8E8DF" w:val="clear"/>
         <w:spacing w:after="0"/>
@@ -37,7 +35,6 @@
     </w:p>
     <w:p>
       <w:pPr>
-        <w:keepNext/>
         <w:keepLines/>
         <w:shd w:fill="E8E8DF" w:val="clear"/>
         <w:spacing w:after="0"/>
@@ -54,7 +51,6 @@
     </w:p>
     <w:p>
       <w:pPr>
-        <w:keepNext/>
         <w:keepLines/>
         <w:shd w:fill="E8E8DF" w:val="clear"/>
         <w:spacing w:after="240"/>
@@ -103,7 +99,6 @@
           </w:tcPr>
           <w:p>
             <w:pPr>
-              <w:keepNext/>
               <w:keepLines/>
               <w:spacing w:after="80"/>
             </w:pPr>
@@ -141,7 +136,6 @@
     </w:tbl>
     <w:p>
       <w:pPr>
-        <w:keepNext/>
         <w:keepLines/>
         <w:spacing w:after="120"/>
       </w:pPr>
@@ -181,7 +175,6 @@
     </w:p>
     <w:p>
       <w:pPr>
-        <w:keepNext/>
         <w:keepLines/>
         <w:spacing w:after="120" w:line="280"/>
       </w:pPr>
@@ -197,7 +190,6 @@
     <w:p>
       <w:pPr>
         <w:pStyle w:val="ListParagraph"/>
-        <w:keepNext/>
         <w:keepLines/>
         <w:numPr>
           <w:ilvl w:val="0"/>
@@ -217,7 +209,6 @@
     <w:p>
       <w:pPr>
         <w:pStyle w:val="ListParagraph"/>
-        <w:keepNext/>
         <w:keepLines/>
         <w:numPr>
           <w:ilvl w:val="0"/>
@@ -237,7 +228,6 @@
     <w:p>
       <w:pPr>
         <w:pStyle w:val="ListParagraph"/>
-        <w:keepNext/>
         <w:keepLines/>
         <w:numPr>
           <w:ilvl w:val="0"/>
@@ -289,7 +279,6 @@
     </w:p>
     <w:p>
       <w:pPr>
-        <w:keepNext/>
         <w:keepLines/>
         <w:spacing w:after="120" w:line="280"/>
       </w:pPr>
@@ -875,7 +864,6 @@
     </w:tbl>
     <w:p>
       <w:pPr>
-        <w:keepNext/>
         <w:keepLines/>
         <w:spacing w:after="120"/>
       </w:pPr>
@@ -915,7 +903,6 @@
     </w:p>
     <w:p>
       <w:pPr>
-        <w:keepNext/>
         <w:keepLines/>
         <w:spacing w:after="120" w:line="280"/>
       </w:pPr>
@@ -931,7 +918,6 @@
     <w:p>
       <w:pPr>
         <w:pStyle w:val="ListParagraph"/>
-        <w:keepNext/>
         <w:keepLines/>
         <w:numPr>
           <w:ilvl w:val="0"/>
@@ -951,7 +937,6 @@
     <w:p>
       <w:pPr>
         <w:pStyle w:val="ListParagraph"/>
-        <w:keepNext/>
         <w:keepLines/>
         <w:numPr>
           <w:ilvl w:val="0"/>
@@ -981,7 +966,6 @@
     <w:p>
       <w:pPr>
         <w:pStyle w:val="ListParagraph"/>
-        <w:keepNext/>
         <w:keepLines/>
         <w:numPr>
           <w:ilvl w:val="0"/>
@@ -1010,7 +994,6 @@
     </w:p>
     <w:p>
       <w:pPr>
-        <w:keepNext/>
         <w:keepLines/>
         <w:spacing w:after="120"/>
       </w:pPr>
@@ -1560,14 +1543,12 @@
     </w:tbl>
     <w:p>
       <w:pPr>
-        <w:keepNext/>
         <w:keepLines/>
         <w:spacing w:after="120"/>
       </w:pPr>
     </w:p>
     <w:p>
       <w:pPr>
-        <w:keepNext/>
         <w:keepLines/>
         <w:spacing w:after="120" w:line="280"/>
       </w:pPr>
@@ -1585,7 +1566,6 @@
     <w:p>
       <w:pPr>
         <w:pStyle w:val="ListParagraph"/>
-        <w:keepNext/>
         <w:keepLines/>
         <w:numPr>
           <w:ilvl w:val="0"/>
@@ -1605,7 +1585,6 @@
     <w:p>
       <w:pPr>
         <w:pStyle w:val="ListParagraph"/>
-        <w:keepNext/>
         <w:keepLines/>
         <w:numPr>
           <w:ilvl w:val="0"/>
@@ -1625,7 +1604,6 @@
     <w:p>
       <w:pPr>
         <w:pStyle w:val="ListParagraph"/>
-        <w:keepNext/>
         <w:keepLines/>
         <w:numPr>
           <w:ilvl w:val="0"/>
@@ -1645,7 +1623,6 @@
     <w:p>
       <w:pPr>
         <w:pStyle w:val="ListParagraph"/>
-        <w:keepNext/>
         <w:keepLines/>
         <w:numPr>
           <w:ilvl w:val="0"/>
@@ -1697,7 +1674,6 @@
     </w:p>
     <w:p>
       <w:pPr>
-        <w:keepNext/>
         <w:keepLines/>
         <w:spacing w:after="120" w:line="280"/>
       </w:pPr>
@@ -1740,7 +1716,6 @@
     </w:p>
     <w:p>
       <w:pPr>
-        <w:keepNext/>
         <w:keepLines/>
         <w:spacing w:after="120" w:line="280"/>
       </w:pPr>
@@ -1756,7 +1731,6 @@
     <w:p>
       <w:pPr>
         <w:pStyle w:val="ListParagraph"/>
-        <w:keepNext/>
         <w:keepLines/>
         <w:numPr>
           <w:ilvl w:val="0"/>
@@ -1776,7 +1750,6 @@
     <w:p>
       <w:pPr>
         <w:pStyle w:val="ListParagraph"/>
-        <w:keepNext/>
         <w:keepLines/>
         <w:numPr>
           <w:ilvl w:val="0"/>
@@ -1796,7 +1769,6 @@
     <w:p>
       <w:pPr>
         <w:pStyle w:val="ListParagraph"/>
-        <w:keepNext/>
         <w:keepLines/>
         <w:numPr>
           <w:ilvl w:val="0"/>
@@ -1815,7 +1787,6 @@
     </w:p>
     <w:p>
       <w:pPr>
-        <w:keepNext/>
         <w:keepLines/>
         <w:spacing w:after="120" w:line="280"/>
       </w:pPr>
@@ -1858,7 +1829,6 @@
     </w:p>
     <w:p>
       <w:pPr>
-        <w:keepNext/>
         <w:keepLines/>
         <w:spacing w:after="120" w:line="280"/>
       </w:pPr>
@@ -1874,7 +1844,6 @@
     <w:p>
       <w:pPr>
         <w:pStyle w:val="ListParagraph"/>
-        <w:keepNext/>
         <w:keepLines/>
         <w:numPr>
           <w:ilvl w:val="0"/>
@@ -1894,7 +1863,6 @@
     <w:p>
       <w:pPr>
         <w:pStyle w:val="ListParagraph"/>
-        <w:keepNext/>
         <w:keepLines/>
         <w:numPr>
           <w:ilvl w:val="0"/>
@@ -1913,7 +1881,6 @@
     </w:p>
     <w:p>
       <w:pPr>
-        <w:keepNext/>
         <w:keepLines/>
         <w:spacing w:after="120" w:line="280"/>
       </w:pPr>
@@ -1956,7 +1923,6 @@
     </w:p>
     <w:p>
       <w:pPr>
-        <w:keepNext/>
         <w:keepLines/>
         <w:spacing w:after="120" w:line="280"/>
       </w:pPr>
@@ -1972,7 +1938,6 @@
     <w:p>
       <w:pPr>
         <w:pStyle w:val="ListParagraph"/>
-        <w:keepNext/>
         <w:keepLines/>
         <w:numPr>
           <w:ilvl w:val="0"/>
@@ -1992,7 +1957,6 @@
     <w:p>
       <w:pPr>
         <w:pStyle w:val="ListParagraph"/>
-        <w:keepNext/>
         <w:keepLines/>
         <w:numPr>
           <w:ilvl w:val="0"/>
@@ -2039,7 +2003,6 @@
     </w:p>
     <w:p>
       <w:pPr>
-        <w:keepNext/>
         <w:keepLines/>
         <w:spacing w:after="120" w:line="280"/>
       </w:pPr>
@@ -2054,7 +2017,6 @@
     </w:p>
     <w:p>
       <w:pPr>
-        <w:keepNext/>
         <w:keepLines/>
         <w:spacing w:after="120" w:line="280"/>
       </w:pPr>
@@ -2070,7 +2032,6 @@
     <w:p>
       <w:pPr>
         <w:pStyle w:val="ListParagraph"/>
-        <w:keepNext/>
         <w:keepLines/>
         <w:numPr>
           <w:ilvl w:val="0"/>
@@ -2090,7 +2051,6 @@
     <w:p>
       <w:pPr>
         <w:pStyle w:val="ListParagraph"/>
-        <w:keepNext/>
         <w:keepLines/>
         <w:numPr>
           <w:ilvl w:val="0"/>
@@ -2110,7 +2070,6 @@
     <w:p>
       <w:pPr>
         <w:pStyle w:val="ListParagraph"/>
-        <w:keepNext/>
         <w:keepLines/>
         <w:numPr>
           <w:ilvl w:val="0"/>
@@ -2157,7 +2116,6 @@
     </w:p>
     <w:p>
       <w:pPr>
-        <w:keepNext/>
         <w:keepLines/>
         <w:spacing w:after="120" w:line="280"/>
       </w:pPr>
@@ -2172,7 +2130,6 @@
     </w:p>
     <w:p>
       <w:pPr>
-        <w:keepNext/>
         <w:keepLines/>
         <w:spacing w:after="120"/>
       </w:pPr>
@@ -2722,7 +2679,6 @@
     </w:tbl>
     <w:p>
       <w:pPr>
-        <w:keepNext/>
         <w:keepLines/>
         <w:spacing w:after="120"/>
       </w:pPr>
@@ -2763,7 +2719,6 @@
     <w:p>
       <w:pPr>
         <w:pStyle w:val="ListParagraph"/>
-        <w:keepNext/>
         <w:keepLines/>
         <w:numPr>
           <w:ilvl w:val="0"/>
@@ -2783,7 +2738,6 @@
     <w:p>
       <w:pPr>
         <w:pStyle w:val="ListParagraph"/>
-        <w:keepNext/>
         <w:keepLines/>
         <w:numPr>
           <w:ilvl w:val="0"/>
@@ -2803,7 +2757,6 @@
     <w:p>
       <w:pPr>
         <w:pStyle w:val="ListParagraph"/>
-        <w:keepNext/>
         <w:keepLines/>
         <w:numPr>
           <w:ilvl w:val="0"/>
@@ -2822,7 +2775,6 @@
     </w:p>
     <w:p>
       <w:pPr>
-        <w:keepNext/>
         <w:keepLines/>
         <w:spacing w:after="120" w:line="280"/>
         <w:jc w:val="center"/>
@@ -2886,7 +2838,6 @@
           <w:p>
             <w:pPr>
               <w:pStyle w:val="ListParagraph"/>
-              <w:keepNext/>
               <w:keepLines/>
               <w:numPr>
                 <w:ilvl w:val="0"/>
@@ -2905,7 +2856,6 @@
           </w:p>
           <w:p>
             <w:pPr>
-              <w:keepNext/>
               <w:keepLines/>
               <w:spacing w:after="120" w:line="280"/>
             </w:pPr>
@@ -2921,7 +2871,6 @@
           <w:p>
             <w:pPr>
               <w:pStyle w:val="ListParagraph"/>
-              <w:keepNext/>
               <w:keepLines/>
               <w:numPr>
                 <w:ilvl w:val="0"/>
@@ -2941,7 +2890,6 @@
           <w:p>
             <w:pPr>
               <w:pStyle w:val="ListParagraph"/>
-              <w:keepNext/>
               <w:keepLines/>
               <w:numPr>
                 <w:ilvl w:val="0"/>
@@ -2961,7 +2909,6 @@
           <w:p>
             <w:pPr>
               <w:pStyle w:val="ListParagraph"/>
-              <w:keepNext/>
               <w:keepLines/>
               <w:numPr>
                 <w:ilvl w:val="0"/>
@@ -2981,7 +2928,6 @@
           <w:p>
             <w:pPr>
               <w:pStyle w:val="ListParagraph"/>
-              <w:keepNext/>
               <w:keepLines/>
               <w:numPr>
                 <w:ilvl w:val="0"/>
@@ -3059,7 +3005,6 @@
           </w:p>
           <w:p>
             <w:pPr>
-              <w:keepNext/>
               <w:keepLines/>
               <w:spacing w:after="160"/>
               <w:jc w:val="center"/>
@@ -3111,7 +3056,6 @@
     </w:p>
     <w:p>
       <w:pPr>
-        <w:keepNext/>
         <w:keepLines/>
         <w:spacing w:after="120" w:line="280"/>
       </w:pPr>
@@ -3564,14 +3508,12 @@
     </w:tbl>
     <w:p>
       <w:pPr>
-        <w:keepNext/>
         <w:keepLines/>
         <w:spacing w:after="120"/>
       </w:pPr>
     </w:p>
     <w:p>
       <w:pPr>
-        <w:keepNext/>
         <w:keepLines/>
         <w:spacing w:after="120" w:line="280"/>
       </w:pPr>
@@ -3634,7 +3576,6 @@
     </w:p>
     <w:p>
       <w:pPr>
-        <w:keepNext/>
         <w:keepLines/>
         <w:spacing w:after="160"/>
         <w:jc w:val="center"/>
@@ -4331,7 +4272,6 @@
     </w:tbl>
     <w:p>
       <w:pPr>
-        <w:keepNext/>
         <w:keepLines/>
         <w:spacing w:after="120"/>
       </w:pPr>
@@ -4404,7 +4344,6 @@
           </w:tcPr>
           <w:p>
             <w:pPr>
-              <w:keepNext/>
               <w:keepLines/>
               <w:spacing w:after="80"/>
             </w:pPr>
@@ -4419,7 +4358,6 @@
           </w:p>
           <w:p>
             <w:pPr>
-              <w:keepNext/>
               <w:keepLines/>
               <w:spacing w:after="60" w:line="265"/>
             </w:pPr>
@@ -4452,7 +4390,6 @@
           </w:p>
           <w:p>
             <w:pPr>
-              <w:keepNext/>
               <w:keepLines/>
               <w:spacing w:after="60" w:line="265"/>
             </w:pPr>
@@ -4477,7 +4414,6 @@
           </w:p>
           <w:p>
             <w:pPr>
-              <w:keepNext/>
               <w:keepLines/>
               <w:spacing w:after="60" w:line="265"/>
             </w:pPr>
@@ -4502,7 +4438,6 @@
           </w:p>
           <w:p>
             <w:pPr>
-              <w:keepNext/>
               <w:keepLines/>
               <w:spacing w:after="60" w:line="265"/>
             </w:pPr>
@@ -4522,7 +4457,6 @@
     </w:tbl>
     <w:p>
       <w:pPr>
-        <w:keepNext/>
         <w:keepLines/>
         <w:spacing w:after="120"/>
       </w:pPr>
@@ -4537,7 +4471,7 @@
       <w:r>
         <w:drawing>
           <wp:inline distT="0" distB="0" distL="0" distR="0">
-            <wp:extent cx="4095750" cy="5172075"/>
+            <wp:extent cx="3143250" cy="3971925"/>
             <wp:effectExtent t="0" r="0" b="0" l="0"/>
             <wp:docPr id="1" name="노트 예시" descr="노트 예시" title="노트 예시"/>
             <wp:cNvGraphicFramePr>
@@ -4562,7 +4496,7 @@
                   <pic:spPr bwMode="auto">
                     <a:xfrm>
                       <a:off x="0" y="0"/>
-                      <a:ext cx="4095750" cy="5172075"/>
+                      <a:ext cx="3143250" cy="3971925"/>
                     </a:xfrm>
                     <a:prstGeom prst="rect">
                       <a:avLst/>
@@ -4577,7 +4511,6 @@
     </w:p>
     <w:p>
       <w:pPr>
-        <w:keepNext/>
         <w:keepLines/>
         <w:spacing w:after="160"/>
         <w:jc w:val="center"/>
@@ -4593,7 +4526,6 @@
     </w:p>
     <w:p>
       <w:pPr>
-        <w:keepNext/>
         <w:keepLines/>
         <w:spacing w:before="200"/>
       </w:pPr>
@@ -4662,7 +4594,6 @@
 <w:ftr xmlns:wpc="http://schemas.microsoft.com/office/word/2010/wordprocessingCanvas" xmlns:mc="http://schemas.openxmlformats.org/markup-compatibility/2006" xmlns:o="urn:schemas-microsoft-com:office:office" xmlns:r="http://schemas.openxmlformats.org/officeDocument/2006/relationships" xmlns:m="http://schemas.openxmlformats.org/officeDocument/2006/math" xmlns:v="urn:schemas-microsoft-com:vml" xmlns:wp14="http://schemas.microsoft.com/office/word/2010/wordprocessingDrawing" xmlns:wp="http://schemas.openxmlformats.org/drawingml/2006/wordprocessingDrawing" xmlns:w10="urn:schemas-microsoft-com:office:word" xmlns:w="http://schemas.openxmlformats.org/wordprocessingml/2006/main" xmlns:w14="http://schemas.microsoft.com/office/word/2010/wordml" xmlns:w15="http://schemas.microsoft.com/office/word/2012/wordml" xmlns:wpg="http://schemas.microsoft.com/office/word/2010/wordprocessingGroup" xmlns:wpi="http://schemas.microsoft.com/office/word/2010/wordprocessingInk" xmlns:wne="http://schemas.microsoft.com/office/word/2006/wordml" xmlns:wps="http://schemas.microsoft.com/office/word/2010/wordprocessingShape">
   <w:p>
     <w:pPr>
-      <w:keepNext/>
       <w:keepLines/>
       <w:jc w:val="center"/>
     </w:pPr>

--- a/학습법_안내문서/공부방법_안내문.docx
+++ b/학습법_안내문서/공부방법_안내문.docx
@@ -333,7 +333,6 @@
           </w:tcPr>
           <w:p>
             <w:pPr>
-              <w:keepNext/>
               <w:keepLines/>
               <w:spacing w:after="40" w:line="280"/>
             </w:pPr>
@@ -366,7 +365,6 @@
           </w:tcPr>
           <w:p>
             <w:pPr>
-              <w:keepNext/>
               <w:keepLines/>
               <w:spacing w:after="40" w:line="280"/>
             </w:pPr>
@@ -399,7 +397,6 @@
           </w:tcPr>
           <w:p>
             <w:pPr>
-              <w:keepNext/>
               <w:keepLines/>
               <w:spacing w:after="40" w:line="280"/>
             </w:pPr>
@@ -432,7 +429,6 @@
           </w:tcPr>
           <w:p>
             <w:pPr>
-              <w:keepNext/>
               <w:keepLines/>
               <w:spacing w:after="40" w:line="280"/>
             </w:pPr>
@@ -471,7 +467,6 @@
           </w:tcPr>
           <w:p>
             <w:pPr>
-              <w:keepNext/>
               <w:keepLines/>
               <w:spacing w:after="40" w:line="280"/>
             </w:pPr>
@@ -504,7 +499,6 @@
           </w:tcPr>
           <w:p>
             <w:pPr>
-              <w:keepNext/>
               <w:keepLines/>
               <w:spacing w:after="40" w:line="280"/>
             </w:pPr>
@@ -537,7 +531,6 @@
           </w:tcPr>
           <w:p>
             <w:pPr>
-              <w:keepNext/>
               <w:keepLines/>
               <w:spacing w:after="40" w:line="280"/>
             </w:pPr>
@@ -570,7 +563,6 @@
           </w:tcPr>
           <w:p>
             <w:pPr>
-              <w:keepNext/>
               <w:keepLines/>
               <w:spacing w:after="40" w:line="280"/>
             </w:pPr>
@@ -609,7 +601,6 @@
           </w:tcPr>
           <w:p>
             <w:pPr>
-              <w:keepNext/>
               <w:keepLines/>
               <w:spacing w:after="40" w:line="280"/>
             </w:pPr>
@@ -642,7 +633,6 @@
           </w:tcPr>
           <w:p>
             <w:pPr>
-              <w:keepNext/>
               <w:keepLines/>
               <w:spacing w:after="40" w:line="280"/>
             </w:pPr>
@@ -675,7 +665,6 @@
           </w:tcPr>
           <w:p>
             <w:pPr>
-              <w:keepNext/>
               <w:keepLines/>
               <w:spacing w:after="40" w:line="280"/>
             </w:pPr>
@@ -708,7 +697,6 @@
           </w:tcPr>
           <w:p>
             <w:pPr>
-              <w:keepNext/>
               <w:keepLines/>
               <w:spacing w:after="40" w:line="280"/>
             </w:pPr>
@@ -747,7 +735,6 @@
           </w:tcPr>
           <w:p>
             <w:pPr>
-              <w:keepNext/>
               <w:keepLines/>
               <w:spacing w:after="40" w:line="280"/>
             </w:pPr>
@@ -780,7 +767,6 @@
           </w:tcPr>
           <w:p>
             <w:pPr>
-              <w:keepNext/>
               <w:keepLines/>
               <w:spacing w:after="40" w:line="280"/>
             </w:pPr>
@@ -813,7 +799,6 @@
           </w:tcPr>
           <w:p>
             <w:pPr>
-              <w:keepNext/>
               <w:keepLines/>
               <w:spacing w:after="40" w:line="280"/>
             </w:pPr>
@@ -846,7 +831,6 @@
           </w:tcPr>
           <w:p>
             <w:pPr>
-              <w:keepNext/>
               <w:keepLines/>
               <w:spacing w:after="40" w:line="280"/>
             </w:pPr>
@@ -1039,7 +1023,6 @@
           </w:tcPr>
           <w:p>
             <w:pPr>
-              <w:keepNext/>
               <w:keepLines/>
               <w:spacing w:after="40" w:line="280"/>
             </w:pPr>
@@ -1072,7 +1055,6 @@
           </w:tcPr>
           <w:p>
             <w:pPr>
-              <w:keepNext/>
               <w:keepLines/>
               <w:spacing w:after="40" w:line="280"/>
             </w:pPr>
@@ -1105,7 +1087,6 @@
           </w:tcPr>
           <w:p>
             <w:pPr>
-              <w:keepNext/>
               <w:keepLines/>
               <w:spacing w:after="40" w:line="280"/>
             </w:pPr>
@@ -1144,7 +1125,6 @@
           </w:tcPr>
           <w:p>
             <w:pPr>
-              <w:keepNext/>
               <w:keepLines/>
               <w:spacing w:after="40" w:line="280"/>
             </w:pPr>
@@ -1177,7 +1157,6 @@
           </w:tcPr>
           <w:p>
             <w:pPr>
-              <w:keepNext/>
               <w:keepLines/>
               <w:spacing w:after="40" w:line="280"/>
             </w:pPr>
@@ -1210,7 +1189,6 @@
           </w:tcPr>
           <w:p>
             <w:pPr>
-              <w:keepNext/>
               <w:keepLines/>
               <w:spacing w:after="40" w:line="280"/>
             </w:pPr>
@@ -1249,7 +1227,6 @@
           </w:tcPr>
           <w:p>
             <w:pPr>
-              <w:keepNext/>
               <w:keepLines/>
               <w:spacing w:after="40" w:line="280"/>
             </w:pPr>
@@ -1282,7 +1259,6 @@
           </w:tcPr>
           <w:p>
             <w:pPr>
-              <w:keepNext/>
               <w:keepLines/>
               <w:spacing w:after="40" w:line="280"/>
             </w:pPr>
@@ -1315,7 +1291,6 @@
           </w:tcPr>
           <w:p>
             <w:pPr>
-              <w:keepNext/>
               <w:keepLines/>
               <w:spacing w:after="40" w:line="280"/>
             </w:pPr>
@@ -1354,7 +1329,6 @@
           </w:tcPr>
           <w:p>
             <w:pPr>
-              <w:keepNext/>
               <w:keepLines/>
               <w:spacing w:after="40" w:line="280"/>
             </w:pPr>
@@ -1387,7 +1361,6 @@
           </w:tcPr>
           <w:p>
             <w:pPr>
-              <w:keepNext/>
               <w:keepLines/>
               <w:spacing w:after="40" w:line="280"/>
             </w:pPr>
@@ -1420,7 +1393,6 @@
           </w:tcPr>
           <w:p>
             <w:pPr>
-              <w:keepNext/>
               <w:keepLines/>
               <w:spacing w:after="40" w:line="280"/>
             </w:pPr>
@@ -1459,7 +1431,6 @@
           </w:tcPr>
           <w:p>
             <w:pPr>
-              <w:keepNext/>
               <w:keepLines/>
               <w:spacing w:after="40" w:line="280"/>
             </w:pPr>
@@ -1492,7 +1463,6 @@
           </w:tcPr>
           <w:p>
             <w:pPr>
-              <w:keepNext/>
               <w:keepLines/>
               <w:spacing w:after="40" w:line="280"/>
             </w:pPr>
@@ -1525,7 +1495,6 @@
           </w:tcPr>
           <w:p>
             <w:pPr>
-              <w:keepNext/>
               <w:keepLines/>
               <w:spacing w:after="40" w:line="280"/>
             </w:pPr>
@@ -1674,6 +1643,7 @@
     </w:p>
     <w:p>
       <w:pPr>
+        <w:keepNext/>
         <w:keepLines/>
         <w:spacing w:after="120" w:line="280"/>
       </w:pPr>
@@ -2175,7 +2145,6 @@
           </w:tcPr>
           <w:p>
             <w:pPr>
-              <w:keepNext/>
               <w:keepLines/>
               <w:spacing w:after="40" w:line="280"/>
             </w:pPr>
@@ -2208,7 +2177,6 @@
           </w:tcPr>
           <w:p>
             <w:pPr>
-              <w:keepNext/>
               <w:keepLines/>
               <w:spacing w:after="40" w:line="280"/>
             </w:pPr>
@@ -2241,7 +2209,6 @@
           </w:tcPr>
           <w:p>
             <w:pPr>
-              <w:keepNext/>
               <w:keepLines/>
               <w:spacing w:after="40" w:line="280"/>
             </w:pPr>
@@ -2280,7 +2247,6 @@
           </w:tcPr>
           <w:p>
             <w:pPr>
-              <w:keepNext/>
               <w:keepLines/>
               <w:spacing w:after="40" w:line="280"/>
             </w:pPr>
@@ -2313,7 +2279,6 @@
           </w:tcPr>
           <w:p>
             <w:pPr>
-              <w:keepNext/>
               <w:keepLines/>
               <w:spacing w:after="40" w:line="280"/>
             </w:pPr>
@@ -2346,7 +2311,6 @@
           </w:tcPr>
           <w:p>
             <w:pPr>
-              <w:keepNext/>
               <w:keepLines/>
               <w:spacing w:after="40" w:line="280"/>
             </w:pPr>
@@ -2385,7 +2349,6 @@
           </w:tcPr>
           <w:p>
             <w:pPr>
-              <w:keepNext/>
               <w:keepLines/>
               <w:spacing w:after="40" w:line="280"/>
             </w:pPr>
@@ -2418,7 +2381,6 @@
           </w:tcPr>
           <w:p>
             <w:pPr>
-              <w:keepNext/>
               <w:keepLines/>
               <w:spacing w:after="40" w:line="280"/>
             </w:pPr>
@@ -2451,7 +2413,6 @@
           </w:tcPr>
           <w:p>
             <w:pPr>
-              <w:keepNext/>
               <w:keepLines/>
               <w:spacing w:after="40" w:line="280"/>
             </w:pPr>
@@ -2490,7 +2451,6 @@
           </w:tcPr>
           <w:p>
             <w:pPr>
-              <w:keepNext/>
               <w:keepLines/>
               <w:spacing w:after="40" w:line="280"/>
             </w:pPr>
@@ -2523,7 +2483,6 @@
           </w:tcPr>
           <w:p>
             <w:pPr>
-              <w:keepNext/>
               <w:keepLines/>
               <w:spacing w:after="40" w:line="280"/>
             </w:pPr>
@@ -2556,7 +2515,6 @@
           </w:tcPr>
           <w:p>
             <w:pPr>
-              <w:keepNext/>
               <w:keepLines/>
               <w:spacing w:after="40" w:line="280"/>
             </w:pPr>
@@ -2595,7 +2553,6 @@
           </w:tcPr>
           <w:p>
             <w:pPr>
-              <w:keepNext/>
               <w:keepLines/>
               <w:spacing w:after="40" w:line="280"/>
             </w:pPr>
@@ -2628,7 +2585,6 @@
           </w:tcPr>
           <w:p>
             <w:pPr>
-              <w:keepNext/>
               <w:keepLines/>
               <w:spacing w:after="40" w:line="280"/>
             </w:pPr>
@@ -2661,7 +2617,6 @@
           </w:tcPr>
           <w:p>
             <w:pPr>
-              <w:keepNext/>
               <w:keepLines/>
               <w:spacing w:after="40" w:line="280"/>
             </w:pPr>
@@ -3109,7 +3064,6 @@
           </w:tcPr>
           <w:p>
             <w:pPr>
-              <w:keepNext/>
               <w:keepLines/>
               <w:spacing w:after="40" w:line="280"/>
             </w:pPr>
@@ -3142,7 +3096,6 @@
           </w:tcPr>
           <w:p>
             <w:pPr>
-              <w:keepNext/>
               <w:keepLines/>
               <w:spacing w:after="40" w:line="280"/>
             </w:pPr>
@@ -3175,7 +3128,6 @@
           </w:tcPr>
           <w:p>
             <w:pPr>
-              <w:keepNext/>
               <w:keepLines/>
               <w:spacing w:after="40" w:line="280"/>
             </w:pPr>
@@ -3214,7 +3166,6 @@
           </w:tcPr>
           <w:p>
             <w:pPr>
-              <w:keepNext/>
               <w:keepLines/>
               <w:spacing w:after="40" w:line="280"/>
             </w:pPr>
@@ -3247,7 +3198,6 @@
           </w:tcPr>
           <w:p>
             <w:pPr>
-              <w:keepNext/>
               <w:keepLines/>
               <w:spacing w:after="40" w:line="280"/>
             </w:pPr>
@@ -3280,7 +3230,6 @@
           </w:tcPr>
           <w:p>
             <w:pPr>
-              <w:keepNext/>
               <w:keepLines/>
               <w:spacing w:after="40" w:line="280"/>
             </w:pPr>
@@ -3319,7 +3268,6 @@
           </w:tcPr>
           <w:p>
             <w:pPr>
-              <w:keepNext/>
               <w:keepLines/>
               <w:spacing w:after="40" w:line="280"/>
             </w:pPr>
@@ -3352,7 +3300,6 @@
           </w:tcPr>
           <w:p>
             <w:pPr>
-              <w:keepNext/>
               <w:keepLines/>
               <w:spacing w:after="40" w:line="280"/>
             </w:pPr>
@@ -3385,7 +3332,6 @@
           </w:tcPr>
           <w:p>
             <w:pPr>
-              <w:keepNext/>
               <w:keepLines/>
               <w:spacing w:after="40" w:line="280"/>
             </w:pPr>
@@ -3424,7 +3370,6 @@
           </w:tcPr>
           <w:p>
             <w:pPr>
-              <w:keepNext/>
               <w:keepLines/>
               <w:spacing w:after="40" w:line="280"/>
             </w:pPr>
@@ -3457,7 +3402,6 @@
           </w:tcPr>
           <w:p>
             <w:pPr>
-              <w:keepNext/>
               <w:keepLines/>
               <w:spacing w:after="40" w:line="280"/>
             </w:pPr>
@@ -3490,7 +3434,6 @@
           </w:tcPr>
           <w:p>
             <w:pPr>
-              <w:keepNext/>
               <w:keepLines/>
               <w:spacing w:after="40" w:line="280"/>
             </w:pPr>
@@ -3514,6 +3457,7 @@
     </w:p>
     <w:p>
       <w:pPr>
+        <w:keepNext/>
         <w:keepLines/>
         <w:spacing w:after="120" w:line="280"/>
       </w:pPr>
@@ -3536,7 +3480,7 @@
       <w:r>
         <w:drawing>
           <wp:inline distT="0" distB="0" distL="0" distR="0">
-            <wp:extent cx="4286250" cy="3219450"/>
+            <wp:extent cx="4000500" cy="3000375"/>
             <wp:effectExtent t="0" r="0" b="0" l="0"/>
             <wp:docPr id="1" name="한 장 정리본 예시" descr="한 장 정리본 예시" title="한 장 정리본 예시"/>
             <wp:cNvGraphicFramePr>
@@ -3561,7 +3505,7 @@
                   <pic:spPr bwMode="auto">
                     <a:xfrm>
                       <a:off x="0" y="0"/>
-                      <a:ext cx="4286250" cy="3219450"/>
+                      <a:ext cx="4000500" cy="3000375"/>
                     </a:xfrm>
                     <a:prstGeom prst="rect">
                       <a:avLst/>
@@ -3663,7 +3607,6 @@
           </w:tcPr>
           <w:p>
             <w:pPr>
-              <w:keepNext/>
               <w:keepLines/>
               <w:spacing w:after="40" w:line="280"/>
             </w:pPr>
@@ -3696,7 +3639,6 @@
           </w:tcPr>
           <w:p>
             <w:pPr>
-              <w:keepNext/>
               <w:keepLines/>
               <w:spacing w:after="40" w:line="280"/>
             </w:pPr>
@@ -3729,7 +3671,6 @@
           </w:tcPr>
           <w:p>
             <w:pPr>
-              <w:keepNext/>
               <w:keepLines/>
               <w:spacing w:after="40" w:line="280"/>
             </w:pPr>
@@ -3768,7 +3709,6 @@
           </w:tcPr>
           <w:p>
             <w:pPr>
-              <w:keepNext/>
               <w:keepLines/>
               <w:spacing w:after="40" w:line="280"/>
             </w:pPr>
@@ -3801,7 +3741,6 @@
           </w:tcPr>
           <w:p>
             <w:pPr>
-              <w:keepNext/>
               <w:keepLines/>
               <w:spacing w:after="40" w:line="280"/>
             </w:pPr>
@@ -3834,7 +3773,6 @@
           </w:tcPr>
           <w:p>
             <w:pPr>
-              <w:keepNext/>
               <w:keepLines/>
               <w:spacing w:after="40" w:line="280"/>
             </w:pPr>
@@ -3873,7 +3811,6 @@
           </w:tcPr>
           <w:p>
             <w:pPr>
-              <w:keepNext/>
               <w:keepLines/>
               <w:spacing w:after="40" w:line="280"/>
             </w:pPr>
@@ -3906,7 +3843,6 @@
           </w:tcPr>
           <w:p>
             <w:pPr>
-              <w:keepNext/>
               <w:keepLines/>
               <w:spacing w:after="40" w:line="280"/>
             </w:pPr>
@@ -3939,7 +3875,6 @@
           </w:tcPr>
           <w:p>
             <w:pPr>
-              <w:keepNext/>
               <w:keepLines/>
               <w:spacing w:after="40" w:line="280"/>
             </w:pPr>
@@ -3978,7 +3913,6 @@
           </w:tcPr>
           <w:p>
             <w:pPr>
-              <w:keepNext/>
               <w:keepLines/>
               <w:spacing w:after="40" w:line="280"/>
             </w:pPr>
@@ -4011,7 +3945,6 @@
           </w:tcPr>
           <w:p>
             <w:pPr>
-              <w:keepNext/>
               <w:keepLines/>
               <w:spacing w:after="40" w:line="280"/>
             </w:pPr>
@@ -4044,7 +3977,6 @@
           </w:tcPr>
           <w:p>
             <w:pPr>
-              <w:keepNext/>
               <w:keepLines/>
               <w:spacing w:after="40" w:line="280"/>
             </w:pPr>
@@ -4083,7 +4015,6 @@
           </w:tcPr>
           <w:p>
             <w:pPr>
-              <w:keepNext/>
               <w:keepLines/>
               <w:spacing w:after="40" w:line="280"/>
             </w:pPr>
@@ -4116,7 +4047,6 @@
           </w:tcPr>
           <w:p>
             <w:pPr>
-              <w:keepNext/>
               <w:keepLines/>
               <w:spacing w:after="40" w:line="280"/>
             </w:pPr>
@@ -4149,7 +4079,6 @@
           </w:tcPr>
           <w:p>
             <w:pPr>
-              <w:keepNext/>
               <w:keepLines/>
               <w:spacing w:after="40" w:line="280"/>
             </w:pPr>
@@ -4188,7 +4117,6 @@
           </w:tcPr>
           <w:p>
             <w:pPr>
-              <w:keepNext/>
               <w:keepLines/>
               <w:spacing w:after="40" w:line="280"/>
             </w:pPr>
@@ -4221,7 +4149,6 @@
           </w:tcPr>
           <w:p>
             <w:pPr>
-              <w:keepNext/>
               <w:keepLines/>
               <w:spacing w:after="40" w:line="280"/>
             </w:pPr>
@@ -4254,7 +4181,6 @@
           </w:tcPr>
           <w:p>
             <w:pPr>
-              <w:keepNext/>
               <w:keepLines/>
               <w:spacing w:after="40" w:line="280"/>
             </w:pPr>
